--- a/tjce/Casos-tipo-Projeto-Integrador-TJCE.docx
+++ b/tjce/Casos-tipo-Projeto-Integrador-TJCE.docx
@@ -2,7 +2,7 @@
 <file path=word/document.xml><?xml version="1.0" encoding="utf-8"?>
 <w:document xmlns:w="http://schemas.openxmlformats.org/wordprocessingml/2006/main" xmlns:m="http://schemas.openxmlformats.org/officeDocument/2006/math" xmlns:r="http://schemas.openxmlformats.org/officeDocument/2006/relationships" xmlns:o="urn:schemas-microsoft-com:office:office" xmlns:v="urn:schemas-microsoft-com:vml" xmlns:w10="urn:schemas-microsoft-com:office:word" xmlns:a="http://schemas.openxmlformats.org/drawingml/2006/main" xmlns:pic="http://schemas.openxmlformats.org/drawingml/2006/picture" xmlns:wp="http://schemas.openxmlformats.org/drawingml/2006/wordprocessingDrawing">
   <w:body>
-    <w:bookmarkStart w:id="28" w:name="X1dd4bac4197a954fb496d5e99b5afe422048e16"/>
+    <w:bookmarkStart w:id="29" w:name="X1dd4bac4197a954fb496d5e99b5afe422048e16"/>
     <w:p>
       <w:pPr>
         <w:pStyle w:val="Heading1"/>
@@ -167,7 +167,19 @@
         <w:rPr>
           <w:rFonts w:ascii="Calibri" w:hAnsi="Calibri"/>
         </w:rPr>
-        <w:t xml:space="preserve">fictício de Vara Cível que já vem com a rotina descrita e o tempo médio por unidade medido. Isso</w:t>
+        <w:t xml:space="preserve">fictício de Vara Cível que já vem com a rotina descrita e um tempo médio por unidade de</w:t>
+      </w:r>
+      <w:r>
+        <w:rPr>
+          <w:rFonts w:ascii="Calibri" w:hAnsi="Calibri"/>
+        </w:rPr>
+        <w:t xml:space="preserve"> </w:t>
+      </w:r>
+      <w:r>
+        <w:rPr>
+          <w:rFonts w:ascii="Calibri" w:hAnsi="Calibri"/>
+        </w:rPr>
+        <w:t xml:space="preserve">referência. Isso</w:t>
       </w:r>
       <w:r>
         <w:rPr>
@@ -381,7 +393,7 @@
         <w:rPr>
           <w:rFonts w:ascii="Calibri" w:hAnsi="Calibri"/>
         </w:rPr>
-        <w:t xml:space="preserve">são plausíveis e servem de baseline; não são estatística de vara real.</w:t>
+        <w:t xml:space="preserve">são referências calibradas para o exercício, não estatística de vara real (veja o aviso abaixo).</w:t>
       </w:r>
     </w:p>
     <w:p>
@@ -506,7 +518,306 @@
       </w:r>
     </w:p>
     <w:bookmarkEnd w:id="20"/>
-    <w:bookmarkStart w:id="21" w:name="quadro-comparativo"/>
+    <w:bookmarkStart w:id="21" w:name="sobre-os-tempos-deste-anexo"/>
+    <w:p>
+      <w:pPr>
+        <w:pStyle w:val="Heading2"/>
+      </w:pPr>
+      <w:r>
+        <w:rPr>
+          <w:rFonts w:ascii="Calibri" w:hAnsi="Calibri"/>
+        </w:rPr>
+        <w:t xml:space="preserve">Sobre os tempos deste anexo</w:t>
+      </w:r>
+    </w:p>
+    <w:p>
+      <w:pPr>
+        <w:pStyle w:val="FirstParagraph"/>
+      </w:pPr>
+      <w:r>
+        <w:rPr>
+          <w:rFonts w:ascii="Calibri" w:hAnsi="Calibri"/>
+        </w:rPr>
+        <w:t xml:space="preserve">Os valores da coluna</w:t>
+      </w:r>
+      <w:r>
+        <w:rPr>
+          <w:rFonts w:ascii="Calibri" w:hAnsi="Calibri"/>
+        </w:rPr>
+        <w:t xml:space="preserve"> </w:t>
+      </w:r>
+      <w:r>
+        <w:rPr>
+          <w:rFonts w:ascii="Calibri" w:hAnsi="Calibri"/>
+        </w:rPr>
+        <w:t xml:space="preserve">“</w:t>
+      </w:r>
+      <w:r>
+        <w:rPr>
+          <w:rFonts w:ascii="Calibri" w:hAnsi="Calibri"/>
+        </w:rPr>
+        <w:t xml:space="preserve">tempo médio hoje</w:t>
+      </w:r>
+      <w:r>
+        <w:rPr>
+          <w:rFonts w:ascii="Calibri" w:hAnsi="Calibri"/>
+        </w:rPr>
+        <w:t xml:space="preserve">”</w:t>
+      </w:r>
+      <w:r>
+        <w:rPr>
+          <w:rFonts w:ascii="Calibri" w:hAnsi="Calibri"/>
+        </w:rPr>
+        <w:t xml:space="preserve"> </w:t>
+      </w:r>
+      <w:r>
+        <w:rPr>
+          <w:rFonts w:ascii="Calibri" w:hAnsi="Calibri"/>
+        </w:rPr>
+        <w:t xml:space="preserve">são</w:t>
+      </w:r>
+      <w:r>
+        <w:rPr>
+          <w:rFonts w:ascii="Calibri" w:hAnsi="Calibri"/>
+        </w:rPr>
+        <w:t xml:space="preserve"> </w:t>
+      </w:r>
+      <w:r>
+        <w:rPr>
+          <w:rFonts w:ascii="Calibri" w:hAnsi="Calibri"/>
+          <w:b/>
+          <w:bCs/>
+        </w:rPr>
+        <w:t xml:space="preserve">referências plausíveis, calibradas para o</w:t>
+      </w:r>
+      <w:r>
+        <w:rPr>
+          <w:rFonts w:ascii="Calibri" w:hAnsi="Calibri"/>
+          <w:b/>
+          <w:bCs/>
+        </w:rPr>
+        <w:t xml:space="preserve"> </w:t>
+      </w:r>
+      <w:r>
+        <w:rPr>
+          <w:rFonts w:ascii="Calibri" w:hAnsi="Calibri"/>
+          <w:b/>
+          <w:bCs/>
+        </w:rPr>
+        <w:t xml:space="preserve">exercício — não são medição de vara estadual real</w:t>
+      </w:r>
+      <w:r>
+        <w:rPr>
+          <w:rFonts w:ascii="Calibri" w:hAnsi="Calibri"/>
+        </w:rPr>
+        <w:t xml:space="preserve">. Existem para que todo participante comece o</w:t>
+      </w:r>
+      <w:r>
+        <w:rPr>
+          <w:rFonts w:ascii="Calibri" w:hAnsi="Calibri"/>
+        </w:rPr>
+        <w:t xml:space="preserve"> </w:t>
+      </w:r>
+      <w:r>
+        <w:rPr>
+          <w:rFonts w:ascii="Calibri" w:hAnsi="Calibri"/>
+        </w:rPr>
+        <w:t xml:space="preserve">projeto com um</w:t>
+      </w:r>
+      <w:r>
+        <w:rPr>
+          <w:rFonts w:ascii="Calibri" w:hAnsi="Calibri"/>
+        </w:rPr>
+        <w:t xml:space="preserve"> </w:t>
+      </w:r>
+      <w:r>
+        <w:rPr>
+          <w:rFonts w:ascii="Calibri" w:hAnsi="Calibri"/>
+        </w:rPr>
+        <w:t xml:space="preserve">“</w:t>
+      </w:r>
+      <w:r>
+        <w:rPr>
+          <w:rFonts w:ascii="Calibri" w:hAnsi="Calibri"/>
+        </w:rPr>
+        <w:t xml:space="preserve">antes</w:t>
+      </w:r>
+      <w:r>
+        <w:rPr>
+          <w:rFonts w:ascii="Calibri" w:hAnsi="Calibri"/>
+        </w:rPr>
+        <w:t xml:space="preserve">”</w:t>
+      </w:r>
+      <w:r>
+        <w:rPr>
+          <w:rFonts w:ascii="Calibri" w:hAnsi="Calibri"/>
+        </w:rPr>
+        <w:t xml:space="preserve"> </w:t>
+      </w:r>
+      <w:r>
+        <w:rPr>
+          <w:rFonts w:ascii="Calibri" w:hAnsi="Calibri"/>
+        </w:rPr>
+        <w:t xml:space="preserve">registrado, que é o que torna o</w:t>
+      </w:r>
+      <w:r>
+        <w:rPr>
+          <w:rFonts w:ascii="Calibri" w:hAnsi="Calibri"/>
+        </w:rPr>
+        <w:t xml:space="preserve"> </w:t>
+      </w:r>
+      <w:r>
+        <w:rPr>
+          <w:rFonts w:ascii="Calibri" w:hAnsi="Calibri"/>
+        </w:rPr>
+        <w:t xml:space="preserve">“</w:t>
+      </w:r>
+      <w:r>
+        <w:rPr>
+          <w:rFonts w:ascii="Calibri" w:hAnsi="Calibri"/>
+        </w:rPr>
+        <w:t xml:space="preserve">depois</w:t>
+      </w:r>
+      <w:r>
+        <w:rPr>
+          <w:rFonts w:ascii="Calibri" w:hAnsi="Calibri"/>
+        </w:rPr>
+        <w:t xml:space="preserve">”</w:t>
+      </w:r>
+      <w:r>
+        <w:rPr>
+          <w:rFonts w:ascii="Calibri" w:hAnsi="Calibri"/>
+        </w:rPr>
+        <w:t xml:space="preserve"> </w:t>
+      </w:r>
+      <w:r>
+        <w:rPr>
+          <w:rFonts w:ascii="Calibri" w:hAnsi="Calibri"/>
+        </w:rPr>
+        <w:t xml:space="preserve">comparável.</w:t>
+      </w:r>
+    </w:p>
+    <w:p>
+      <w:pPr>
+        <w:pStyle w:val="BodyText"/>
+      </w:pPr>
+      <w:r>
+        <w:rPr>
+          <w:rFonts w:ascii="Calibri" w:hAnsi="Calibri"/>
+          <w:b/>
+          <w:bCs/>
+        </w:rPr>
+        <w:t xml:space="preserve">Se a unidade tiver o número real da rotina</w:t>
+      </w:r>
+      <w:r>
+        <w:rPr>
+          <w:rFonts w:ascii="Calibri" w:hAnsi="Calibri"/>
+        </w:rPr>
+        <w:t xml:space="preserve">, o instrutor pode substituí-lo: é</w:t>
+      </w:r>
+      <w:r>
+        <w:rPr>
+          <w:rFonts w:ascii="Calibri" w:hAnsi="Calibri"/>
+        </w:rPr>
+        <w:t xml:space="preserve"> </w:t>
+      </w:r>
+      <w:r>
+        <w:rPr>
+          <w:rFonts w:ascii="Calibri" w:hAnsi="Calibri"/>
+          <w:b/>
+          <w:bCs/>
+        </w:rPr>
+        <w:t xml:space="preserve">uma linha por</w:t>
+      </w:r>
+      <w:r>
+        <w:rPr>
+          <w:rFonts w:ascii="Calibri" w:hAnsi="Calibri"/>
+          <w:b/>
+          <w:bCs/>
+        </w:rPr>
+        <w:t xml:space="preserve"> </w:t>
+      </w:r>
+      <w:r>
+        <w:rPr>
+          <w:rFonts w:ascii="Calibri" w:hAnsi="Calibri"/>
+          <w:b/>
+          <w:bCs/>
+        </w:rPr>
+        <w:t xml:space="preserve">caso</w:t>
+      </w:r>
+      <w:r>
+        <w:rPr>
+          <w:rFonts w:ascii="Calibri" w:hAnsi="Calibri"/>
+        </w:rPr>
+        <w:t xml:space="preserve"> </w:t>
+      </w:r>
+      <w:r>
+        <w:rPr>
+          <w:rFonts w:ascii="Calibri" w:hAnsi="Calibri"/>
+        </w:rPr>
+        <w:t xml:space="preserve">(</w:t>
+      </w:r>
+      <w:r>
+        <w:rPr>
+          <w:rFonts w:ascii="Calibri" w:hAnsi="Calibri"/>
+        </w:rPr>
+        <w:t xml:space="preserve">“</w:t>
+      </w:r>
+      <w:r>
+        <w:rPr>
+          <w:rFonts w:ascii="Calibri" w:hAnsi="Calibri"/>
+        </w:rPr>
+        <w:t xml:space="preserve">Tempo médio por unidade hoje</w:t>
+      </w:r>
+      <w:r>
+        <w:rPr>
+          <w:rFonts w:ascii="Calibri" w:hAnsi="Calibri"/>
+        </w:rPr>
+        <w:t xml:space="preserve">”</w:t>
+      </w:r>
+      <w:r>
+        <w:rPr>
+          <w:rFonts w:ascii="Calibri" w:hAnsi="Calibri"/>
+        </w:rPr>
+        <w:t xml:space="preserve">), e todo o resto do anexo — rotina, insumos, armadilhas e</w:t>
+      </w:r>
+      <w:r>
+        <w:rPr>
+          <w:rFonts w:ascii="Calibri" w:hAnsi="Calibri"/>
+        </w:rPr>
+        <w:t xml:space="preserve"> </w:t>
+      </w:r>
+      <w:r>
+        <w:rPr>
+          <w:rFonts w:ascii="Calibri" w:hAnsi="Calibri"/>
+        </w:rPr>
+        <w:t xml:space="preserve">ficha — continua valendo sem alteração. Quando isso for feito, convém dizer à turma que aquele</w:t>
+      </w:r>
+      <w:r>
+        <w:rPr>
+          <w:rFonts w:ascii="Calibri" w:hAnsi="Calibri"/>
+        </w:rPr>
+        <w:t xml:space="preserve"> </w:t>
+      </w:r>
+      <w:r>
+        <w:rPr>
+          <w:rFonts w:ascii="Calibri" w:hAnsi="Calibri"/>
+        </w:rPr>
+        <w:t xml:space="preserve">número passou a ser real, porque muda o peso do resultado apresentado no Encontro 4.</w:t>
+      </w:r>
+    </w:p>
+    <w:p>
+      <w:r>
+        <w:rPr>
+          <w:rFonts w:ascii="Calibri" w:hAnsi="Calibri"/>
+        </w:rPr>
+        <w:pict>
+          <v:rect style="width:0;height:1.5pt" o:hralign="center" o:hrstd="t" o:hr="t"/>
+        </w:pict>
+      </w:r>
+    </w:p>
+    <w:bookmarkEnd w:id="21"/>
+    <w:bookmarkStart w:id="22" w:name="quadro-comparativo"/>
     <w:p>
       <w:pPr>
         <w:pStyle w:val="Heading2"/>
@@ -679,7 +990,7 @@
                 <w:color w:val="FFFFFF"/>
                 <w:sz w:val="22"/>
               </w:rPr>
-              <w:t xml:space="preserve">Tempo médio hoje</w:t>
+              <w:t xml:space="preserve">Tempo médio hoje (referência)</w:t>
             </w:r>
           </w:p>
         </w:tc>
@@ -1253,8 +1564,8 @@
         </w:pict>
       </w:r>
     </w:p>
-    <w:bookmarkEnd w:id="21"/>
-    <w:bookmarkStart w:id="22" w:name="caso-tipo-a-triagem-de-petições-iniciais"/>
+    <w:bookmarkEnd w:id="22"/>
+    <w:bookmarkStart w:id="23" w:name="caso-tipo-a-triagem-de-petições-iniciais"/>
     <w:p>
       <w:pPr>
         <w:pStyle w:val="Heading2"/>
@@ -2356,8 +2667,8 @@
         </w:pict>
       </w:r>
     </w:p>
-    <w:bookmarkEnd w:id="22"/>
-    <w:bookmarkStart w:id="23" w:name="Xa5dd2c69ba78fc6845f4388c1a31d9f8c516d15"/>
+    <w:bookmarkEnd w:id="23"/>
+    <w:bookmarkStart w:id="24" w:name="Xa5dd2c69ba78fc6845f4388c1a31d9f8c516d15"/>
     <w:p>
       <w:pPr>
         <w:pStyle w:val="Heading2"/>
@@ -2850,8 +3161,8 @@
         </w:pict>
       </w:r>
     </w:p>
-    <w:bookmarkEnd w:id="23"/>
-    <w:bookmarkStart w:id="24" w:name="caso-tipo-c-minutas-padrão-de-expediente"/>
+    <w:bookmarkEnd w:id="24"/>
+    <w:bookmarkStart w:id="25" w:name="caso-tipo-c-minutas-padrão-de-expediente"/>
     <w:p>
       <w:pPr>
         <w:pStyle w:val="Heading2"/>
@@ -3438,8 +3749,8 @@
         </w:pict>
       </w:r>
     </w:p>
-    <w:bookmarkEnd w:id="24"/>
-    <w:bookmarkStart w:id="25" w:name="X48c8ca90790a75ed41cbd914435d5686e586df6"/>
+    <w:bookmarkEnd w:id="25"/>
+    <w:bookmarkStart w:id="26" w:name="X48c8ca90790a75ed41cbd914435d5686e586df6"/>
     <w:p>
       <w:pPr>
         <w:pStyle w:val="Heading2"/>
@@ -3929,8 +4240,8 @@
         </w:pict>
       </w:r>
     </w:p>
-    <w:bookmarkEnd w:id="25"/>
-    <w:bookmarkStart w:id="26" w:name="X9c94d5e3f5eeb9416f6cb0b0ddcf4df80c97124"/>
+    <w:bookmarkEnd w:id="26"/>
+    <w:bookmarkStart w:id="27" w:name="X9c94d5e3f5eeb9416f6cb0b0ddcf4df80c97124"/>
     <w:p>
       <w:pPr>
         <w:pStyle w:val="Heading2"/>
@@ -4411,8 +4722,8 @@
         </w:pict>
       </w:r>
     </w:p>
-    <w:bookmarkEnd w:id="26"/>
-    <w:bookmarkStart w:id="27" w:name="nota-de-sigilo"/>
+    <w:bookmarkEnd w:id="27"/>
+    <w:bookmarkStart w:id="28" w:name="nota-de-sigilo"/>
     <w:p>
       <w:pPr>
         <w:pStyle w:val="Heading2"/>
@@ -4563,8 +4874,8 @@
         <w:t xml:space="preserve">sentido quando o envio já é permitido (Resolução CNJ 615/2025, arts. 7º e 19).</w:t>
       </w:r>
     </w:p>
-    <w:bookmarkEnd w:id="27"/>
     <w:bookmarkEnd w:id="28"/>
+    <w:bookmarkEnd w:id="29"/>
     <w:sectPr>
       <w:headerReference r:id="rId9" w:type="default"/>
       <w:footerReference r:id="rId10" w:type="default"/>

--- a/tjce/Casos-tipo-Projeto-Integrador-TJCE.docx
+++ b/tjce/Casos-tipo-Projeto-Integrador-TJCE.docx
@@ -8,9 +8,6 @@
         <w:pStyle w:val="Heading1"/>
       </w:pPr>
       <w:r>
-        <w:rPr>
-          <w:rFonts w:ascii="Calibri" w:hAnsi="Calibri"/>
-        </w:rPr>
         <w:t xml:space="preserve">Casos-tipo do Projeto Integrador — Curso Servidor + IA (Turma TJCE)</w:t>
       </w:r>
     </w:p>
@@ -19,71 +16,38 @@
         <w:pStyle w:val="FirstParagraph"/>
       </w:pPr>
       <w:r>
-        <w:rPr>
-          <w:rFonts w:ascii="Calibri" w:hAnsi="Calibri"/>
-        </w:rPr>
         <w:t xml:space="preserve">Anexo do curso</w:t>
       </w:r>
       <w:r>
-        <w:rPr>
-          <w:rFonts w:ascii="Calibri" w:hAnsi="Calibri"/>
-        </w:rPr>
         <w:t xml:space="preserve"> </w:t>
       </w:r>
       <w:r>
-        <w:rPr>
-          <w:rFonts w:ascii="Calibri" w:hAnsi="Calibri"/>
-        </w:rPr>
         <w:t xml:space="preserve">“</w:t>
       </w:r>
       <w:r>
-        <w:rPr>
-          <w:rFonts w:ascii="Calibri" w:hAnsi="Calibri"/>
-        </w:rPr>
         <w:t xml:space="preserve">Servidor + IA</w:t>
       </w:r>
       <w:r>
-        <w:rPr>
-          <w:rFonts w:ascii="Calibri" w:hAnsi="Calibri"/>
-        </w:rPr>
         <w:t xml:space="preserve">”</w:t>
       </w:r>
       <w:r>
-        <w:rPr>
-          <w:rFonts w:ascii="Calibri" w:hAnsi="Calibri"/>
-        </w:rPr>
         <w:t xml:space="preserve">. Quatro cenários fictícios de Vara Cível para o projeto</w:t>
       </w:r>
       <w:r>
-        <w:rPr>
-          <w:rFonts w:ascii="Calibri" w:hAnsi="Calibri"/>
-        </w:rPr>
         <w:t xml:space="preserve"> </w:t>
       </w:r>
       <w:r>
-        <w:rPr>
-          <w:rFonts w:ascii="Calibri" w:hAnsi="Calibri"/>
-        </w:rPr>
         <w:t xml:space="preserve">integrador do Módulo 3. Turma TJCE, versão 1 · julho de 2026.</w:t>
       </w:r>
       <w:r>
-        <w:rPr>
-          <w:rFonts w:ascii="Calibri" w:hAnsi="Calibri"/>
-        </w:rPr>
         <w:t xml:space="preserve"> </w:t>
       </w:r>
       <w:r>
-        <w:rPr>
-          <w:rFonts w:ascii="Calibri" w:hAnsi="Calibri"/>
-        </w:rPr>
-        <w:t xml:space="preserve">Justiça Federal no Ceará · INOVAJUS Eixo III (ministrante).</w:t>
+        <w:t xml:space="preserve">Justiça Federal no Ceará · INOVAJUS Eixo III, instituição que ministra o curso.</w:t>
       </w:r>
     </w:p>
     <w:p>
       <w:r>
-        <w:rPr>
-          <w:rFonts w:ascii="Calibri" w:hAnsi="Calibri"/>
-        </w:rPr>
         <w:pict>
           <v:rect style="width:0;height:1.5pt" o:hralign="center" o:hrstd="t" o:hr="t"/>
         </w:pict>
@@ -95,9 +59,6 @@
         <w:pStyle w:val="Heading2"/>
       </w:pPr>
       <w:r>
-        <w:rPr>
-          <w:rFonts w:ascii="Calibri" w:hAnsi="Calibri"/>
-        </w:rPr>
         <w:t xml:space="preserve">Como usar</w:t>
       </w:r>
     </w:p>
@@ -106,157 +67,86 @@
         <w:pStyle w:val="FirstParagraph"/>
       </w:pPr>
       <w:r>
+        <w:t xml:space="preserve">O projeto integrador desta turma é</w:t>
+      </w:r>
+      <w:r>
+        <w:t xml:space="preserve"> </w:t>
+      </w:r>
+      <w:r>
         <w:rPr>
-          <w:rFonts w:ascii="Calibri" w:hAnsi="Calibri"/>
-        </w:rPr>
-        <w:t xml:space="preserve">O projeto integrador desta turma é</w:t>
-      </w:r>
-      <w:r>
-        <w:rPr>
-          <w:rFonts w:ascii="Calibri" w:hAnsi="Calibri"/>
-        </w:rPr>
-        <w:t xml:space="preserve"> </w:t>
-      </w:r>
-      <w:r>
-        <w:rPr>
-          <w:rFonts w:ascii="Calibri" w:hAnsi="Calibri"/>
           <w:b/>
           <w:bCs/>
         </w:rPr>
         <w:t xml:space="preserve">individual</w:t>
       </w:r>
       <w:r>
+        <w:t xml:space="preserve"> </w:t>
+      </w:r>
+      <w:r>
+        <w:t xml:space="preserve">e roda sobre um</w:t>
+      </w:r>
+      <w:r>
+        <w:t xml:space="preserve"> </w:t>
+      </w:r>
+      <w:r>
         <w:rPr>
-          <w:rFonts w:ascii="Calibri" w:hAnsi="Calibri"/>
-        </w:rPr>
-        <w:t xml:space="preserve"> </w:t>
-      </w:r>
-      <w:r>
-        <w:rPr>
-          <w:rFonts w:ascii="Calibri" w:hAnsi="Calibri"/>
-        </w:rPr>
-        <w:t xml:space="preserve">e roda sobre um</w:t>
-      </w:r>
-      <w:r>
-        <w:rPr>
-          <w:rFonts w:ascii="Calibri" w:hAnsi="Calibri"/>
-        </w:rPr>
-        <w:t xml:space="preserve"> </w:t>
-      </w:r>
-      <w:r>
-        <w:rPr>
-          <w:rFonts w:ascii="Calibri" w:hAnsi="Calibri"/>
           <w:b/>
           <w:bCs/>
         </w:rPr>
         <w:t xml:space="preserve">caso-tipo</w:t>
       </w:r>
       <w:r>
-        <w:rPr>
-          <w:rFonts w:ascii="Calibri" w:hAnsi="Calibri"/>
-        </w:rPr>
         <w:t xml:space="preserve">: um cenário</w:t>
       </w:r>
       <w:r>
-        <w:rPr>
-          <w:rFonts w:ascii="Calibri" w:hAnsi="Calibri"/>
-        </w:rPr>
         <w:t xml:space="preserve"> </w:t>
       </w:r>
       <w:r>
-        <w:rPr>
-          <w:rFonts w:ascii="Calibri" w:hAnsi="Calibri"/>
-        </w:rPr>
         <w:t xml:space="preserve">fictício de Vara Cível que já vem com a rotina descrita e um tempo médio por unidade de</w:t>
       </w:r>
       <w:r>
-        <w:rPr>
-          <w:rFonts w:ascii="Calibri" w:hAnsi="Calibri"/>
-        </w:rPr>
         <w:t xml:space="preserve"> </w:t>
       </w:r>
       <w:r>
-        <w:rPr>
-          <w:rFonts w:ascii="Calibri" w:hAnsi="Calibri"/>
-        </w:rPr>
         <w:t xml:space="preserve">referência. Isso</w:t>
       </w:r>
       <w:r>
-        <w:rPr>
-          <w:rFonts w:ascii="Calibri" w:hAnsi="Calibri"/>
-        </w:rPr>
         <w:t xml:space="preserve"> </w:t>
       </w:r>
       <w:r>
-        <w:rPr>
-          <w:rFonts w:ascii="Calibri" w:hAnsi="Calibri"/>
-        </w:rPr>
         <w:t xml:space="preserve">existe por um motivo prático — a turma não trabalha um caso real da própria unidade, e sem um</w:t>
       </w:r>
       <w:r>
-        <w:rPr>
-          <w:rFonts w:ascii="Calibri" w:hAnsi="Calibri"/>
-        </w:rPr>
         <w:t xml:space="preserve"> </w:t>
       </w:r>
       <w:r>
-        <w:rPr>
-          <w:rFonts w:ascii="Calibri" w:hAnsi="Calibri"/>
-        </w:rPr>
         <w:t xml:space="preserve">“</w:t>
       </w:r>
       <w:r>
-        <w:rPr>
-          <w:rFonts w:ascii="Calibri" w:hAnsi="Calibri"/>
-        </w:rPr>
         <w:t xml:space="preserve">antes</w:t>
       </w:r>
       <w:r>
-        <w:rPr>
-          <w:rFonts w:ascii="Calibri" w:hAnsi="Calibri"/>
-        </w:rPr>
         <w:t xml:space="preserve">”</w:t>
       </w:r>
       <w:r>
-        <w:rPr>
-          <w:rFonts w:ascii="Calibri" w:hAnsi="Calibri"/>
-        </w:rPr>
         <w:t xml:space="preserve"> </w:t>
       </w:r>
       <w:r>
-        <w:rPr>
-          <w:rFonts w:ascii="Calibri" w:hAnsi="Calibri"/>
-        </w:rPr>
         <w:t xml:space="preserve">registrado não há ganho demonstrável no</w:t>
       </w:r>
       <w:r>
-        <w:rPr>
-          <w:rFonts w:ascii="Calibri" w:hAnsi="Calibri"/>
-        </w:rPr>
         <w:t xml:space="preserve"> </w:t>
       </w:r>
       <w:r>
-        <w:rPr>
-          <w:rFonts w:ascii="Calibri" w:hAnsi="Calibri"/>
-        </w:rPr>
         <w:t xml:space="preserve">“</w:t>
       </w:r>
       <w:r>
-        <w:rPr>
-          <w:rFonts w:ascii="Calibri" w:hAnsi="Calibri"/>
-        </w:rPr>
         <w:t xml:space="preserve">depois</w:t>
       </w:r>
       <w:r>
-        <w:rPr>
-          <w:rFonts w:ascii="Calibri" w:hAnsi="Calibri"/>
-        </w:rPr>
         <w:t xml:space="preserve">”</w:t>
       </w:r>
       <w:r>
-        <w:rPr>
-          <w:rFonts w:ascii="Calibri" w:hAnsi="Calibri"/>
-        </w:rPr>
         <w:t xml:space="preserve">.</w:t>
       </w:r>
     </w:p>
@@ -266,73 +156,50 @@
       </w:pPr>
       <w:r>
         <w:rPr>
-          <w:rFonts w:ascii="Calibri" w:hAnsi="Calibri"/>
           <w:b/>
           <w:bCs/>
         </w:rPr>
-        <w:t xml:space="preserve">Para o participante.</w:t>
+        <w:t xml:space="preserve">O que fazer.</w:t>
+      </w:r>
+      <w:r>
+        <w:t xml:space="preserve"> </w:t>
+      </w:r>
+      <w:r>
+        <w:t xml:space="preserve">Escolha</w:t>
+      </w:r>
+      <w:r>
+        <w:t xml:space="preserve"> </w:t>
       </w:r>
       <w:r>
         <w:rPr>
-          <w:rFonts w:ascii="Calibri" w:hAnsi="Calibri"/>
-        </w:rPr>
-        <w:t xml:space="preserve"> </w:t>
-      </w:r>
-      <w:r>
-        <w:rPr>
-          <w:rFonts w:ascii="Calibri" w:hAnsi="Calibri"/>
-        </w:rPr>
-        <w:t xml:space="preserve">Escolha</w:t>
-      </w:r>
-      <w:r>
-        <w:rPr>
-          <w:rFonts w:ascii="Calibri" w:hAnsi="Calibri"/>
-        </w:rPr>
-        <w:t xml:space="preserve"> </w:t>
-      </w:r>
-      <w:r>
-        <w:rPr>
-          <w:rFonts w:ascii="Calibri" w:hAnsi="Calibri"/>
           <w:b/>
           <w:bCs/>
         </w:rPr>
         <w:t xml:space="preserve">um</w:t>
       </w:r>
       <w:r>
-        <w:rPr>
-          <w:rFonts w:ascii="Calibri" w:hAnsi="Calibri"/>
-        </w:rPr>
         <w:t xml:space="preserve"> </w:t>
       </w:r>
       <w:r>
-        <w:rPr>
-          <w:rFonts w:ascii="Calibri" w:hAnsi="Calibri"/>
-        </w:rPr>
-        <w:t xml:space="preserve">dos quatro casos-tipo abaixo, ainda na TE6 (entre o</w:t>
-      </w:r>
-      <w:r>
-        <w:rPr>
-          <w:rFonts w:ascii="Calibri" w:hAnsi="Calibri"/>
-        </w:rPr>
+        <w:t xml:space="preserve">dos quatro casos-tipo abaixo, ainda na tarefa entre o Encontro 3</w:t>
+      </w:r>
+      <w:r>
         <w:t xml:space="preserve"> </w:t>
       </w:r>
       <w:r>
-        <w:rPr>
-          <w:rFonts w:ascii="Calibri" w:hAnsi="Calibri"/>
-        </w:rPr>
-        <w:t xml:space="preserve">Encontro 3 e o Encontro 4). Transcreva a situação atual e o tempo médio por unidade para as duas</w:t>
-      </w:r>
-      <w:r>
-        <w:rPr>
-          <w:rFonts w:ascii="Calibri" w:hAnsi="Calibri"/>
-        </w:rPr>
+        <w:t xml:space="preserve">e o Encontro 4 (a Tarefa entre encontros 6, TE6, do caderno de exercícios). Transcreva a situação</w:t>
+      </w:r>
+      <w:r>
         <w:t xml:space="preserve"> </w:t>
       </w:r>
       <w:r>
-        <w:rPr>
-          <w:rFonts w:ascii="Calibri" w:hAnsi="Calibri"/>
-        </w:rPr>
-        <w:t xml:space="preserve">primeiras linhas da ficha do projeto. Só depois disso comece a aplicar prompts.</w:t>
+        <w:t xml:space="preserve">atual e o tempo médio por unidade para as duas primeiras linhas da ficha do projeto. Só depois</w:t>
+      </w:r>
+      <w:r>
+        <w:t xml:space="preserve"> </w:t>
+      </w:r>
+      <w:r>
+        <w:t xml:space="preserve">disso comece a aplicar prompts.</w:t>
       </w:r>
     </w:p>
     <w:p>
@@ -340,59 +207,18 @@
         <w:pStyle w:val="BodyText"/>
       </w:pPr>
       <w:r>
-        <w:rPr>
-          <w:rFonts w:ascii="Calibri" w:hAnsi="Calibri"/>
-          <w:b/>
-          <w:bCs/>
-        </w:rPr>
-        <w:t xml:space="preserve">Para o instrutor.</w:t>
-      </w:r>
-      <w:r>
-        <w:rPr>
-          <w:rFonts w:ascii="Calibri" w:hAnsi="Calibri"/>
-        </w:rPr>
+        <w:t xml:space="preserve">Os quatro casos cobrem os quatro caminhos do roteiro — triar, resumir, minutar e organizar —, de</w:t>
+      </w:r>
+      <w:r>
         <w:t xml:space="preserve"> </w:t>
       </w:r>
       <w:r>
-        <w:rPr>
-          <w:rFonts w:ascii="Calibri" w:hAnsi="Calibri"/>
-        </w:rPr>
-        <w:t xml:space="preserve">Distribua este anexo ao final do Encontro 3, junto com a ficha do projeto.</w:t>
-      </w:r>
-      <w:r>
-        <w:rPr>
-          <w:rFonts w:ascii="Calibri" w:hAnsi="Calibri"/>
-        </w:rPr>
+        <w:t xml:space="preserve">modo que a turma inteira exercite o método sem repetir a mesma demonstração. Os números de tempo</w:t>
+      </w:r>
+      <w:r>
         <w:t xml:space="preserve"> </w:t>
       </w:r>
       <w:r>
-        <w:rPr>
-          <w:rFonts w:ascii="Calibri" w:hAnsi="Calibri"/>
-        </w:rPr>
-        <w:t xml:space="preserve">Os quatro casos cobrem os quatro caminhos do roteiro (triar, resumir, minutar, organizar), de</w:t>
-      </w:r>
-      <w:r>
-        <w:rPr>
-          <w:rFonts w:ascii="Calibri" w:hAnsi="Calibri"/>
-        </w:rPr>
-        <w:t xml:space="preserve"> </w:t>
-      </w:r>
-      <w:r>
-        <w:rPr>
-          <w:rFonts w:ascii="Calibri" w:hAnsi="Calibri"/>
-        </w:rPr>
-        <w:t xml:space="preserve">modo que a turma inteira exercite o método sem repetir a mesma demonstração. Os números de tempo</w:t>
-      </w:r>
-      <w:r>
-        <w:rPr>
-          <w:rFonts w:ascii="Calibri" w:hAnsi="Calibri"/>
-        </w:rPr>
-        <w:t xml:space="preserve"> </w:t>
-      </w:r>
-      <w:r>
-        <w:rPr>
-          <w:rFonts w:ascii="Calibri" w:hAnsi="Calibri"/>
-        </w:rPr>
         <w:t xml:space="preserve">são referências calibradas para o exercício, não estatística de vara real (veja o aviso abaixo).</w:t>
       </w:r>
     </w:p>
@@ -402,41 +228,19 @@
       </w:pPr>
       <w:r>
         <w:rPr>
-          <w:rFonts w:ascii="Calibri" w:hAnsi="Calibri"/>
           <w:b/>
           <w:bCs/>
         </w:rPr>
-        <w:t xml:space="preserve">Se o participante já tiver rotina própria equivalente</w:t>
-      </w:r>
-      <w:r>
-        <w:rPr>
-          <w:rFonts w:ascii="Calibri" w:hAnsi="Calibri"/>
-        </w:rPr>
-        <w:t xml:space="preserve">, pode usá-la no lugar do caso-tipo,</w:t>
-      </w:r>
-      <w:r>
-        <w:rPr>
-          <w:rFonts w:ascii="Calibri" w:hAnsi="Calibri"/>
-        </w:rPr>
+        <w:t xml:space="preserve">Se você já tiver rotina própria equivalente</w:t>
+      </w:r>
+      <w:r>
+        <w:t xml:space="preserve">, pode usá-la no lugar do caso-tipo, desde que</w:t>
+      </w:r>
+      <w:r>
         <w:t xml:space="preserve"> </w:t>
       </w:r>
       <w:r>
-        <w:rPr>
-          <w:rFonts w:ascii="Calibri" w:hAnsi="Calibri"/>
-        </w:rPr>
-        <w:t xml:space="preserve">desde que registre situação atual e tempo médio por unidade sem qualquer dado sigiloso ou</w:t>
-      </w:r>
-      <w:r>
-        <w:rPr>
-          <w:rFonts w:ascii="Calibri" w:hAnsi="Calibri"/>
-        </w:rPr>
-        <w:t xml:space="preserve"> </w:t>
-      </w:r>
-      <w:r>
-        <w:rPr>
-          <w:rFonts w:ascii="Calibri" w:hAnsi="Calibri"/>
-        </w:rPr>
-        <w:t xml:space="preserve">identificável.</w:t>
+        <w:t xml:space="preserve">registre situação atual e tempo médio por unidade sem qualquer dado sigiloso ou identificável.</w:t>
       </w:r>
     </w:p>
     <w:p>
@@ -444,74 +248,45 @@
         <w:pStyle w:val="BlockText"/>
       </w:pPr>
       <w:r>
+        <w:t xml:space="preserve">Todos os nomes, números de processo, datas, valores e unidades deste anexo são</w:t>
+      </w:r>
+      <w:r>
+        <w:t xml:space="preserve"> </w:t>
+      </w:r>
+      <w:r>
         <w:rPr>
-          <w:rFonts w:ascii="Calibri" w:hAnsi="Calibri"/>
-        </w:rPr>
-        <w:t xml:space="preserve">Todos os nomes, números de processo, datas, valores e unidades deste anexo são</w:t>
-      </w:r>
-      <w:r>
-        <w:rPr>
-          <w:rFonts w:ascii="Calibri" w:hAnsi="Calibri"/>
-        </w:rPr>
-        <w:t xml:space="preserve"> </w:t>
-      </w:r>
-      <w:r>
-        <w:rPr>
-          <w:rFonts w:ascii="Calibri" w:hAnsi="Calibri"/>
           <w:b/>
           <w:bCs/>
         </w:rPr>
         <w:t xml:space="preserve">fictícios</w:t>
       </w:r>
       <w:r>
-        <w:rPr>
-          <w:rFonts w:ascii="Calibri" w:hAnsi="Calibri"/>
-        </w:rPr>
         <w:t xml:space="preserve">.</w:t>
       </w:r>
       <w:r>
-        <w:rPr>
-          <w:rFonts w:ascii="Calibri" w:hAnsi="Calibri"/>
-        </w:rPr>
         <w:t xml:space="preserve"> </w:t>
       </w:r>
       <w:r>
-        <w:rPr>
-          <w:rFonts w:ascii="Calibri" w:hAnsi="Calibri"/>
-        </w:rPr>
         <w:t xml:space="preserve">A numeração segue o padrão do Tribunal de Justiça do Ceará (</w:t>
       </w:r>
       <w:r>
         <w:rPr>
           <w:rStyle w:val="VerbatimChar"/>
-          <w:rFonts w:ascii="Calibri" w:hAnsi="Calibri"/>
         </w:rPr>
         <w:t xml:space="preserve">…8.06.0001</w:t>
       </w:r>
       <w:r>
-        <w:rPr>
-          <w:rFonts w:ascii="Calibri" w:hAnsi="Calibri"/>
-        </w:rPr>
         <w:t xml:space="preserve">) apenas para dar</w:t>
       </w:r>
       <w:r>
-        <w:rPr>
-          <w:rFonts w:ascii="Calibri" w:hAnsi="Calibri"/>
-        </w:rPr>
         <w:t xml:space="preserve"> </w:t>
       </w:r>
       <w:r>
-        <w:rPr>
-          <w:rFonts w:ascii="Calibri" w:hAnsi="Calibri"/>
-        </w:rPr>
         <w:t xml:space="preserve">realismo ao exercício.</w:t>
       </w:r>
     </w:p>
     <w:p>
       <w:r>
-        <w:rPr>
-          <w:rFonts w:ascii="Calibri" w:hAnsi="Calibri"/>
-        </w:rPr>
         <w:pict>
           <v:rect style="width:0;height:1.5pt" o:hralign="center" o:hrstd="t" o:hr="t"/>
         </w:pict>
@@ -524,9 +299,6 @@
         <w:pStyle w:val="Heading2"/>
       </w:pPr>
       <w:r>
-        <w:rPr>
-          <w:rFonts w:ascii="Calibri" w:hAnsi="Calibri"/>
-        </w:rPr>
         <w:t xml:space="preserve">Sobre os tempos deste anexo</w:t>
       </w:r>
     </w:p>
@@ -535,56 +307,31 @@
         <w:pStyle w:val="FirstParagraph"/>
       </w:pPr>
       <w:r>
+        <w:t xml:space="preserve">Os valores da coluna</w:t>
+      </w:r>
+      <w:r>
+        <w:t xml:space="preserve"> </w:t>
+      </w:r>
+      <w:r>
+        <w:t xml:space="preserve">“</w:t>
+      </w:r>
+      <w:r>
+        <w:t xml:space="preserve">tempo médio hoje</w:t>
+      </w:r>
+      <w:r>
+        <w:t xml:space="preserve">”</w:t>
+      </w:r>
+      <w:r>
+        <w:t xml:space="preserve"> </w:t>
+      </w:r>
+      <w:r>
+        <w:t xml:space="preserve">são</w:t>
+      </w:r>
+      <w:r>
+        <w:t xml:space="preserve"> </w:t>
+      </w:r>
+      <w:r>
         <w:rPr>
-          <w:rFonts w:ascii="Calibri" w:hAnsi="Calibri"/>
-        </w:rPr>
-        <w:t xml:space="preserve">Os valores da coluna</w:t>
-      </w:r>
-      <w:r>
-        <w:rPr>
-          <w:rFonts w:ascii="Calibri" w:hAnsi="Calibri"/>
-        </w:rPr>
-        <w:t xml:space="preserve"> </w:t>
-      </w:r>
-      <w:r>
-        <w:rPr>
-          <w:rFonts w:ascii="Calibri" w:hAnsi="Calibri"/>
-        </w:rPr>
-        <w:t xml:space="preserve">“</w:t>
-      </w:r>
-      <w:r>
-        <w:rPr>
-          <w:rFonts w:ascii="Calibri" w:hAnsi="Calibri"/>
-        </w:rPr>
-        <w:t xml:space="preserve">tempo médio hoje</w:t>
-      </w:r>
-      <w:r>
-        <w:rPr>
-          <w:rFonts w:ascii="Calibri" w:hAnsi="Calibri"/>
-        </w:rPr>
-        <w:t xml:space="preserve">”</w:t>
-      </w:r>
-      <w:r>
-        <w:rPr>
-          <w:rFonts w:ascii="Calibri" w:hAnsi="Calibri"/>
-        </w:rPr>
-        <w:t xml:space="preserve"> </w:t>
-      </w:r>
-      <w:r>
-        <w:rPr>
-          <w:rFonts w:ascii="Calibri" w:hAnsi="Calibri"/>
-        </w:rPr>
-        <w:t xml:space="preserve">são</w:t>
-      </w:r>
-      <w:r>
-        <w:rPr>
-          <w:rFonts w:ascii="Calibri" w:hAnsi="Calibri"/>
-        </w:rPr>
-        <w:t xml:space="preserve"> </w:t>
-      </w:r>
-      <w:r>
-        <w:rPr>
-          <w:rFonts w:ascii="Calibri" w:hAnsi="Calibri"/>
           <w:b/>
           <w:bCs/>
         </w:rPr>
@@ -592,7 +339,6 @@
       </w:r>
       <w:r>
         <w:rPr>
-          <w:rFonts w:ascii="Calibri" w:hAnsi="Calibri"/>
           <w:b/>
           <w:bCs/>
         </w:rPr>
@@ -600,100 +346,54 @@
       </w:r>
       <w:r>
         <w:rPr>
-          <w:rFonts w:ascii="Calibri" w:hAnsi="Calibri"/>
           <w:b/>
           <w:bCs/>
         </w:rPr>
         <w:t xml:space="preserve">exercício — não são medição de vara estadual real</w:t>
       </w:r>
       <w:r>
-        <w:rPr>
-          <w:rFonts w:ascii="Calibri" w:hAnsi="Calibri"/>
-        </w:rPr>
         <w:t xml:space="preserve">. Existem para que todo participante comece o</w:t>
       </w:r>
       <w:r>
-        <w:rPr>
-          <w:rFonts w:ascii="Calibri" w:hAnsi="Calibri"/>
-        </w:rPr>
         <w:t xml:space="preserve"> </w:t>
       </w:r>
       <w:r>
-        <w:rPr>
-          <w:rFonts w:ascii="Calibri" w:hAnsi="Calibri"/>
-        </w:rPr>
         <w:t xml:space="preserve">projeto com um</w:t>
       </w:r>
       <w:r>
-        <w:rPr>
-          <w:rFonts w:ascii="Calibri" w:hAnsi="Calibri"/>
-        </w:rPr>
         <w:t xml:space="preserve"> </w:t>
       </w:r>
       <w:r>
-        <w:rPr>
-          <w:rFonts w:ascii="Calibri" w:hAnsi="Calibri"/>
-        </w:rPr>
         <w:t xml:space="preserve">“</w:t>
       </w:r>
       <w:r>
-        <w:rPr>
-          <w:rFonts w:ascii="Calibri" w:hAnsi="Calibri"/>
-        </w:rPr>
         <w:t xml:space="preserve">antes</w:t>
       </w:r>
       <w:r>
-        <w:rPr>
-          <w:rFonts w:ascii="Calibri" w:hAnsi="Calibri"/>
-        </w:rPr>
         <w:t xml:space="preserve">”</w:t>
       </w:r>
       <w:r>
-        <w:rPr>
-          <w:rFonts w:ascii="Calibri" w:hAnsi="Calibri"/>
-        </w:rPr>
         <w:t xml:space="preserve"> </w:t>
       </w:r>
       <w:r>
-        <w:rPr>
-          <w:rFonts w:ascii="Calibri" w:hAnsi="Calibri"/>
-        </w:rPr>
         <w:t xml:space="preserve">registrado, que é o que torna o</w:t>
       </w:r>
       <w:r>
-        <w:rPr>
-          <w:rFonts w:ascii="Calibri" w:hAnsi="Calibri"/>
-        </w:rPr>
         <w:t xml:space="preserve"> </w:t>
       </w:r>
       <w:r>
-        <w:rPr>
-          <w:rFonts w:ascii="Calibri" w:hAnsi="Calibri"/>
-        </w:rPr>
         <w:t xml:space="preserve">“</w:t>
       </w:r>
       <w:r>
-        <w:rPr>
-          <w:rFonts w:ascii="Calibri" w:hAnsi="Calibri"/>
-        </w:rPr>
         <w:t xml:space="preserve">depois</w:t>
       </w:r>
       <w:r>
-        <w:rPr>
-          <w:rFonts w:ascii="Calibri" w:hAnsi="Calibri"/>
-        </w:rPr>
         <w:t xml:space="preserve">”</w:t>
       </w:r>
       <w:r>
-        <w:rPr>
-          <w:rFonts w:ascii="Calibri" w:hAnsi="Calibri"/>
-        </w:rPr>
         <w:t xml:space="preserve"> </w:t>
       </w:r>
       <w:r>
-        <w:rPr>
-          <w:rFonts w:ascii="Calibri" w:hAnsi="Calibri"/>
-        </w:rPr>
         <w:t xml:space="preserve">comparável.</w:t>
       </w:r>
     </w:p>
@@ -703,114 +403,63 @@
       </w:pPr>
       <w:r>
         <w:rPr>
-          <w:rFonts w:ascii="Calibri" w:hAnsi="Calibri"/>
           <w:b/>
           <w:bCs/>
         </w:rPr>
-        <w:t xml:space="preserve">Se a unidade tiver o número real da rotina</w:t>
+        <w:t xml:space="preserve">Se a sua unidade tiver o número real da rotina</w:t>
+      </w:r>
+      <w:r>
+        <w:t xml:space="preserve">, ele pode entrar no lugar do número de</w:t>
+      </w:r>
+      <w:r>
+        <w:t xml:space="preserve"> </w:t>
+      </w:r>
+      <w:r>
+        <w:t xml:space="preserve">referência: é</w:t>
+      </w:r>
+      <w:r>
+        <w:t xml:space="preserve"> </w:t>
       </w:r>
       <w:r>
         <w:rPr>
-          <w:rFonts w:ascii="Calibri" w:hAnsi="Calibri"/>
-        </w:rPr>
-        <w:t xml:space="preserve">, o instrutor pode substituí-lo: é</w:t>
-      </w:r>
-      <w:r>
-        <w:rPr>
-          <w:rFonts w:ascii="Calibri" w:hAnsi="Calibri"/>
-        </w:rPr>
-        <w:t xml:space="preserve"> </w:t>
-      </w:r>
-      <w:r>
-        <w:rPr>
-          <w:rFonts w:ascii="Calibri" w:hAnsi="Calibri"/>
           <w:b/>
           <w:bCs/>
         </w:rPr>
-        <w:t xml:space="preserve">uma linha por</w:t>
-      </w:r>
-      <w:r>
-        <w:rPr>
-          <w:rFonts w:ascii="Calibri" w:hAnsi="Calibri"/>
-          <w:b/>
-          <w:bCs/>
-        </w:rPr>
+        <w:t xml:space="preserve">uma linha por caso</w:t>
+      </w:r>
+      <w:r>
         <w:t xml:space="preserve"> </w:t>
       </w:r>
       <w:r>
-        <w:rPr>
-          <w:rFonts w:ascii="Calibri" w:hAnsi="Calibri"/>
-          <w:b/>
-          <w:bCs/>
-        </w:rPr>
-        <w:t xml:space="preserve">caso</w:t>
-      </w:r>
-      <w:r>
-        <w:rPr>
-          <w:rFonts w:ascii="Calibri" w:hAnsi="Calibri"/>
-        </w:rPr>
+        <w:t xml:space="preserve">(</w:t>
+      </w:r>
+      <w:r>
+        <w:t xml:space="preserve">“</w:t>
+      </w:r>
+      <w:r>
+        <w:t xml:space="preserve">Tempo médio por unidade hoje</w:t>
+      </w:r>
+      <w:r>
+        <w:t xml:space="preserve">”</w:t>
+      </w:r>
+      <w:r>
+        <w:t xml:space="preserve">), e todo o resto do anexo —</w:t>
+      </w:r>
+      <w:r>
         <w:t xml:space="preserve"> </w:t>
       </w:r>
       <w:r>
-        <w:rPr>
-          <w:rFonts w:ascii="Calibri" w:hAnsi="Calibri"/>
-        </w:rPr>
-        <w:t xml:space="preserve">(</w:t>
-      </w:r>
-      <w:r>
-        <w:rPr>
-          <w:rFonts w:ascii="Calibri" w:hAnsi="Calibri"/>
-        </w:rPr>
-        <w:t xml:space="preserve">“</w:t>
-      </w:r>
-      <w:r>
-        <w:rPr>
-          <w:rFonts w:ascii="Calibri" w:hAnsi="Calibri"/>
-        </w:rPr>
-        <w:t xml:space="preserve">Tempo médio por unidade hoje</w:t>
-      </w:r>
-      <w:r>
-        <w:rPr>
-          <w:rFonts w:ascii="Calibri" w:hAnsi="Calibri"/>
-        </w:rPr>
-        <w:t xml:space="preserve">”</w:t>
-      </w:r>
-      <w:r>
-        <w:rPr>
-          <w:rFonts w:ascii="Calibri" w:hAnsi="Calibri"/>
-        </w:rPr>
-        <w:t xml:space="preserve">), e todo o resto do anexo — rotina, insumos, armadilhas e</w:t>
-      </w:r>
-      <w:r>
-        <w:rPr>
-          <w:rFonts w:ascii="Calibri" w:hAnsi="Calibri"/>
-        </w:rPr>
+        <w:t xml:space="preserve">rotina, insumos, armadilhas e ficha — continua valendo sem alteração. Vale registrar na ficha que</w:t>
+      </w:r>
+      <w:r>
         <w:t xml:space="preserve"> </w:t>
       </w:r>
       <w:r>
-        <w:rPr>
-          <w:rFonts w:ascii="Calibri" w:hAnsi="Calibri"/>
-        </w:rPr>
-        <w:t xml:space="preserve">ficha — continua valendo sem alteração. Quando isso for feito, convém dizer à turma que aquele</w:t>
-      </w:r>
-      <w:r>
-        <w:rPr>
-          <w:rFonts w:ascii="Calibri" w:hAnsi="Calibri"/>
-        </w:rPr>
-        <w:t xml:space="preserve"> </w:t>
-      </w:r>
-      <w:r>
-        <w:rPr>
-          <w:rFonts w:ascii="Calibri" w:hAnsi="Calibri"/>
-        </w:rPr>
-        <w:t xml:space="preserve">número passou a ser real, porque muda o peso do resultado apresentado no Encontro 4.</w:t>
+        <w:t xml:space="preserve">aquele número é real: isso muda o peso do resultado apresentado no Encontro 4.</w:t>
       </w:r>
     </w:p>
     <w:p>
       <w:r>
-        <w:rPr>
-          <w:rFonts w:ascii="Calibri" w:hAnsi="Calibri"/>
-        </w:rPr>
         <w:pict>
           <v:rect style="width:0;height:1.5pt" o:hralign="center" o:hrstd="t" o:hr="t"/>
         </w:pict>
@@ -823,24 +472,15 @@
         <w:pStyle w:val="Heading2"/>
       </w:pPr>
       <w:r>
-        <w:rPr>
-          <w:rFonts w:ascii="Calibri" w:hAnsi="Calibri"/>
-        </w:rPr>
         <w:t xml:space="preserve">Quadro comparativo</w:t>
       </w:r>
     </w:p>
     <w:tbl>
       <w:tblPr>
         <w:tblStyle w:val="Table"/>
+        <w:tblW w:type="pct" w:w="5000"/>
         <w:tblLayout w:type="fixed"/>
         <w:tblLook w:firstRow="1" w:lastRow="0" w:firstColumn="0" w:lastColumn="0" w:noHBand="0" w:noVBand="0" w:val="0020"/>
-        <w:tblCellMar>
-          <w:top w:w="60" w:type="dxa"/>
-          <w:left w:w="108" w:type="dxa"/>
-          <w:bottom w:w="60" w:type="dxa"/>
-          <w:right w:w="108" w:type="dxa"/>
-        </w:tblCellMar>
-        <w:tblW w:w="5000" w:type="pct"/>
       </w:tblPr>
       <w:tblGrid>
         <w:gridCol w:w="1584"/>
@@ -851,703 +491,328 @@
       </w:tblGrid>
       <w:tr>
         <w:trPr>
-          <w:trHeight w:val="397" w:hRule="atLeast"/>
           <w:tblHeader w:val="on"/>
         </w:trPr>
         <w:tc>
-          <w:tcPr>
-            <w:shd w:val="clear" w:color="auto" w:fill="1B3A5C"/>
-            <w:tcBorders>
-              <w:top w:val="single" w:sz="4" w:color="9CA3AF"/>
-              <w:left w:val="single" w:sz="4" w:color="9CA3AF"/>
-              <w:bottom w:val="single" w:sz="4" w:color="9CA3AF"/>
-              <w:right w:val="single" w:sz="4" w:color="9CA3AF"/>
-            </w:tcBorders>
-            <w:vAlign w:val="center"/>
-          </w:tcPr>
+          <w:tcPr/>
           <w:p>
             <w:pPr>
               <w:pStyle w:val="Compact"/>
-              <w:spacing w:before="0" w:after="0" w:line="276" w:lineRule="auto"/>
               <w:jc w:val="left"/>
             </w:pPr>
             <w:r>
-              <w:rPr>
-                <w:rFonts w:ascii="Calibri" w:hAnsi="Calibri" w:cs="Calibri" w:eastAsia="Calibri"/>
-                <w:b/>
-                <w:color w:val="FFFFFF"/>
-                <w:sz w:val="22"/>
-              </w:rPr>
               <w:t xml:space="preserve">#</w:t>
             </w:r>
           </w:p>
         </w:tc>
         <w:tc>
-          <w:tcPr>
-            <w:shd w:val="clear" w:color="auto" w:fill="1B3A5C"/>
-            <w:tcBorders>
-              <w:top w:val="single" w:sz="4" w:color="9CA3AF"/>
-              <w:left w:val="single" w:sz="4" w:color="9CA3AF"/>
-              <w:bottom w:val="single" w:sz="4" w:color="9CA3AF"/>
-              <w:right w:val="single" w:sz="4" w:color="9CA3AF"/>
-            </w:tcBorders>
-            <w:vAlign w:val="center"/>
-          </w:tcPr>
+          <w:tcPr/>
           <w:p>
             <w:pPr>
               <w:pStyle w:val="Compact"/>
-              <w:spacing w:before="0" w:after="0" w:line="276" w:lineRule="auto"/>
               <w:jc w:val="left"/>
             </w:pPr>
             <w:r>
-              <w:rPr>
-                <w:rFonts w:ascii="Calibri" w:hAnsi="Calibri" w:cs="Calibri" w:eastAsia="Calibri"/>
-                <w:b/>
-                <w:color w:val="FFFFFF"/>
-                <w:sz w:val="22"/>
-              </w:rPr>
               <w:t xml:space="preserve">Caso-tipo</w:t>
             </w:r>
           </w:p>
         </w:tc>
         <w:tc>
-          <w:tcPr>
-            <w:shd w:val="clear" w:color="auto" w:fill="1B3A5C"/>
-            <w:tcBorders>
-              <w:top w:val="single" w:sz="4" w:color="9CA3AF"/>
-              <w:left w:val="single" w:sz="4" w:color="9CA3AF"/>
-              <w:bottom w:val="single" w:sz="4" w:color="9CA3AF"/>
-              <w:right w:val="single" w:sz="4" w:color="9CA3AF"/>
-            </w:tcBorders>
-            <w:vAlign w:val="center"/>
-          </w:tcPr>
+          <w:tcPr/>
           <w:p>
             <w:pPr>
               <w:pStyle w:val="Compact"/>
-              <w:spacing w:before="0" w:after="0" w:line="276" w:lineRule="auto"/>
               <w:jc w:val="left"/>
             </w:pPr>
             <w:r>
-              <w:rPr>
-                <w:rFonts w:ascii="Calibri" w:hAnsi="Calibri" w:cs="Calibri" w:eastAsia="Calibri"/>
-                <w:b/>
-                <w:color w:val="FFFFFF"/>
-                <w:sz w:val="22"/>
-              </w:rPr>
               <w:t xml:space="preserve">Tarefa central</w:t>
             </w:r>
           </w:p>
         </w:tc>
         <w:tc>
-          <w:tcPr>
-            <w:shd w:val="clear" w:color="auto" w:fill="1B3A5C"/>
-            <w:tcBorders>
-              <w:top w:val="single" w:sz="4" w:color="9CA3AF"/>
-              <w:left w:val="single" w:sz="4" w:color="9CA3AF"/>
-              <w:bottom w:val="single" w:sz="4" w:color="9CA3AF"/>
-              <w:right w:val="single" w:sz="4" w:color="9CA3AF"/>
-            </w:tcBorders>
-            <w:vAlign w:val="center"/>
-          </w:tcPr>
+          <w:tcPr/>
           <w:p>
             <w:pPr>
               <w:pStyle w:val="Compact"/>
-              <w:spacing w:before="0" w:after="0" w:line="276" w:lineRule="auto"/>
               <w:jc w:val="left"/>
             </w:pPr>
             <w:r>
-              <w:rPr>
-                <w:rFonts w:ascii="Calibri" w:hAnsi="Calibri" w:cs="Calibri" w:eastAsia="Calibri"/>
-                <w:b/>
-                <w:color w:val="FFFFFF"/>
-                <w:sz w:val="22"/>
-              </w:rPr>
               <w:t xml:space="preserve">Prompts-mestre previstos</w:t>
             </w:r>
           </w:p>
         </w:tc>
         <w:tc>
-          <w:tcPr>
-            <w:shd w:val="clear" w:color="auto" w:fill="1B3A5C"/>
-            <w:tcBorders>
-              <w:top w:val="single" w:sz="4" w:color="9CA3AF"/>
-              <w:left w:val="single" w:sz="4" w:color="9CA3AF"/>
-              <w:bottom w:val="single" w:sz="4" w:color="9CA3AF"/>
-              <w:right w:val="single" w:sz="4" w:color="9CA3AF"/>
-            </w:tcBorders>
-            <w:vAlign w:val="center"/>
-          </w:tcPr>
+          <w:tcPr/>
           <w:p>
             <w:pPr>
               <w:pStyle w:val="Compact"/>
-              <w:spacing w:before="0" w:after="0" w:line="276" w:lineRule="auto"/>
               <w:jc w:val="left"/>
             </w:pPr>
             <w:r>
-              <w:rPr>
-                <w:rFonts w:ascii="Calibri" w:hAnsi="Calibri" w:cs="Calibri" w:eastAsia="Calibri"/>
-                <w:b/>
-                <w:color w:val="FFFFFF"/>
-                <w:sz w:val="22"/>
-              </w:rPr>
               <w:t xml:space="preserve">Tempo médio hoje (referência)</w:t>
             </w:r>
           </w:p>
         </w:tc>
       </w:tr>
       <w:tr>
-        <w:trPr>
-          <w:trHeight w:val="397" w:hRule="atLeast"/>
-        </w:trPr>
         <w:tc>
-          <w:tcPr>
-            <w:tcBorders>
-              <w:top w:val="single" w:sz="4" w:color="9CA3AF"/>
-              <w:left w:val="single" w:sz="4" w:color="9CA3AF"/>
-              <w:bottom w:val="single" w:sz="4" w:color="9CA3AF"/>
-              <w:right w:val="single" w:sz="4" w:color="9CA3AF"/>
-            </w:tcBorders>
-            <w:vAlign w:val="center"/>
-          </w:tcPr>
+          <w:tcPr/>
           <w:p>
             <w:pPr>
               <w:pStyle w:val="Compact"/>
-              <w:spacing w:before="0" w:after="0" w:line="276" w:lineRule="auto"/>
               <w:jc w:val="left"/>
             </w:pPr>
             <w:r>
               <w:rPr>
-                <w:rFonts w:ascii="Calibri" w:hAnsi="Calibri" w:cs="Calibri" w:eastAsia="Calibri"/>
                 <w:b/>
                 <w:bCs/>
-                <w:color w:val="1F2937"/>
-                <w:sz w:val="21"/>
               </w:rPr>
               <w:t xml:space="preserve">A</w:t>
             </w:r>
           </w:p>
         </w:tc>
         <w:tc>
-          <w:tcPr>
-            <w:tcBorders>
-              <w:top w:val="single" w:sz="4" w:color="9CA3AF"/>
-              <w:left w:val="single" w:sz="4" w:color="9CA3AF"/>
-              <w:bottom w:val="single" w:sz="4" w:color="9CA3AF"/>
-              <w:right w:val="single" w:sz="4" w:color="9CA3AF"/>
-            </w:tcBorders>
-            <w:vAlign w:val="center"/>
-          </w:tcPr>
+          <w:tcPr/>
           <w:p>
             <w:pPr>
               <w:pStyle w:val="Compact"/>
-              <w:spacing w:before="0" w:after="0" w:line="276" w:lineRule="auto"/>
               <w:jc w:val="left"/>
             </w:pPr>
             <w:r>
-              <w:rPr>
-                <w:rFonts w:ascii="Calibri" w:hAnsi="Calibri" w:cs="Calibri" w:eastAsia="Calibri"/>
-                <w:color w:val="1F2937"/>
-                <w:sz w:val="21"/>
-              </w:rPr>
               <w:t xml:space="preserve">Triagem de petições iniciais</w:t>
             </w:r>
           </w:p>
         </w:tc>
         <w:tc>
-          <w:tcPr>
-            <w:tcBorders>
-              <w:top w:val="single" w:sz="4" w:color="9CA3AF"/>
-              <w:left w:val="single" w:sz="4" w:color="9CA3AF"/>
-              <w:bottom w:val="single" w:sz="4" w:color="9CA3AF"/>
-              <w:right w:val="single" w:sz="4" w:color="9CA3AF"/>
-            </w:tcBorders>
-            <w:vAlign w:val="center"/>
-          </w:tcPr>
+          <w:tcPr/>
           <w:p>
             <w:pPr>
               <w:pStyle w:val="Compact"/>
-              <w:spacing w:before="0" w:after="0" w:line="276" w:lineRule="auto"/>
               <w:jc w:val="left"/>
             </w:pPr>
             <w:r>
-              <w:rPr>
-                <w:rFonts w:ascii="Calibri" w:hAnsi="Calibri" w:cs="Calibri" w:eastAsia="Calibri"/>
-                <w:color w:val="1F2937"/>
-                <w:sz w:val="21"/>
-              </w:rPr>
               <w:t xml:space="preserve">classificar e priorizar um lote</w:t>
             </w:r>
           </w:p>
         </w:tc>
         <w:tc>
-          <w:tcPr>
-            <w:tcBorders>
-              <w:top w:val="single" w:sz="4" w:color="9CA3AF"/>
-              <w:left w:val="single" w:sz="4" w:color="9CA3AF"/>
-              <w:bottom w:val="single" w:sz="4" w:color="9CA3AF"/>
-              <w:right w:val="single" w:sz="4" w:color="9CA3AF"/>
-            </w:tcBorders>
-            <w:vAlign w:val="center"/>
-          </w:tcPr>
+          <w:tcPr/>
           <w:p>
             <w:pPr>
               <w:pStyle w:val="Compact"/>
-              <w:spacing w:before="0" w:after="0" w:line="276" w:lineRule="auto"/>
               <w:jc w:val="left"/>
             </w:pPr>
             <w:r>
-              <w:rPr>
-                <w:rFonts w:ascii="Calibri" w:hAnsi="Calibri" w:cs="Calibri" w:eastAsia="Calibri"/>
-                <w:color w:val="1F2937"/>
-                <w:sz w:val="21"/>
-              </w:rPr>
-              <w:t xml:space="preserve">M9 (+ roteiro E1)</w:t>
+              <w:t xml:space="preserve">prompt-mestre M9 (com o roteiro de demonstração E1)</w:t>
             </w:r>
           </w:p>
         </w:tc>
         <w:tc>
-          <w:tcPr>
-            <w:tcBorders>
-              <w:top w:val="single" w:sz="4" w:color="9CA3AF"/>
-              <w:left w:val="single" w:sz="4" w:color="9CA3AF"/>
-              <w:bottom w:val="single" w:sz="4" w:color="9CA3AF"/>
-              <w:right w:val="single" w:sz="4" w:color="9CA3AF"/>
-            </w:tcBorders>
-            <w:vAlign w:val="center"/>
-          </w:tcPr>
+          <w:tcPr/>
           <w:p>
             <w:pPr>
               <w:pStyle w:val="Compact"/>
-              <w:spacing w:before="0" w:after="0" w:line="276" w:lineRule="auto"/>
               <w:jc w:val="left"/>
             </w:pPr>
             <w:r>
-              <w:rPr>
-                <w:rFonts w:ascii="Calibri" w:hAnsi="Calibri" w:cs="Calibri" w:eastAsia="Calibri"/>
-                <w:color w:val="1F2937"/>
-                <w:sz w:val="21"/>
-              </w:rPr>
               <w:t xml:space="preserve">6 min por petição</w:t>
             </w:r>
           </w:p>
         </w:tc>
       </w:tr>
       <w:tr>
-        <w:trPr>
-          <w:trHeight w:val="397" w:hRule="atLeast"/>
-        </w:trPr>
         <w:tc>
-          <w:tcPr>
-            <w:shd w:val="clear" w:color="auto" w:fill="F4F6F8"/>
-            <w:tcBorders>
-              <w:top w:val="single" w:sz="4" w:color="9CA3AF"/>
-              <w:left w:val="single" w:sz="4" w:color="9CA3AF"/>
-              <w:bottom w:val="single" w:sz="4" w:color="9CA3AF"/>
-              <w:right w:val="single" w:sz="4" w:color="9CA3AF"/>
-            </w:tcBorders>
-            <w:vAlign w:val="center"/>
-          </w:tcPr>
+          <w:tcPr/>
           <w:p>
             <w:pPr>
               <w:pStyle w:val="Compact"/>
-              <w:spacing w:before="0" w:after="0" w:line="276" w:lineRule="auto"/>
               <w:jc w:val="left"/>
             </w:pPr>
             <w:r>
               <w:rPr>
-                <w:rFonts w:ascii="Calibri" w:hAnsi="Calibri" w:cs="Calibri" w:eastAsia="Calibri"/>
                 <w:b/>
                 <w:bCs/>
-                <w:color w:val="1F2937"/>
-                <w:sz w:val="21"/>
               </w:rPr>
               <w:t xml:space="preserve">B</w:t>
             </w:r>
           </w:p>
         </w:tc>
         <w:tc>
-          <w:tcPr>
-            <w:shd w:val="clear" w:color="auto" w:fill="F4F6F8"/>
-            <w:tcBorders>
-              <w:top w:val="single" w:sz="4" w:color="9CA3AF"/>
-              <w:left w:val="single" w:sz="4" w:color="9CA3AF"/>
-              <w:bottom w:val="single" w:sz="4" w:color="9CA3AF"/>
-              <w:right w:val="single" w:sz="4" w:color="9CA3AF"/>
-            </w:tcBorders>
-            <w:vAlign w:val="center"/>
-          </w:tcPr>
+          <w:tcPr/>
           <w:p>
             <w:pPr>
               <w:pStyle w:val="Compact"/>
-              <w:spacing w:before="0" w:after="0" w:line="276" w:lineRule="auto"/>
               <w:jc w:val="left"/>
             </w:pPr>
             <w:r>
-              <w:rPr>
-                <w:rFonts w:ascii="Calibri" w:hAnsi="Calibri" w:cs="Calibri" w:eastAsia="Calibri"/>
-                <w:color w:val="1F2937"/>
-                <w:sz w:val="21"/>
-              </w:rPr>
               <w:t xml:space="preserve">Resumo de peças para despacho</w:t>
             </w:r>
           </w:p>
         </w:tc>
         <w:tc>
-          <w:tcPr>
-            <w:shd w:val="clear" w:color="auto" w:fill="F4F6F8"/>
-            <w:tcBorders>
-              <w:top w:val="single" w:sz="4" w:color="9CA3AF"/>
-              <w:left w:val="single" w:sz="4" w:color="9CA3AF"/>
-              <w:bottom w:val="single" w:sz="4" w:color="9CA3AF"/>
-              <w:right w:val="single" w:sz="4" w:color="9CA3AF"/>
-            </w:tcBorders>
-            <w:vAlign w:val="center"/>
-          </w:tcPr>
+          <w:tcPr/>
           <w:p>
             <w:pPr>
               <w:pStyle w:val="Compact"/>
-              <w:spacing w:before="0" w:after="0" w:line="276" w:lineRule="auto"/>
               <w:jc w:val="left"/>
             </w:pPr>
             <w:r>
-              <w:rPr>
-                <w:rFonts w:ascii="Calibri" w:hAnsi="Calibri" w:cs="Calibri" w:eastAsia="Calibri"/>
-                <w:color w:val="1F2937"/>
-                <w:sz w:val="21"/>
-              </w:rPr>
               <w:t xml:space="preserve">resumir e conferir contra o original</w:t>
             </w:r>
           </w:p>
         </w:tc>
         <w:tc>
-          <w:tcPr>
-            <w:shd w:val="clear" w:color="auto" w:fill="F4F6F8"/>
-            <w:tcBorders>
-              <w:top w:val="single" w:sz="4" w:color="9CA3AF"/>
-              <w:left w:val="single" w:sz="4" w:color="9CA3AF"/>
-              <w:bottom w:val="single" w:sz="4" w:color="9CA3AF"/>
-              <w:right w:val="single" w:sz="4" w:color="9CA3AF"/>
-            </w:tcBorders>
-            <w:vAlign w:val="center"/>
-          </w:tcPr>
+          <w:tcPr/>
           <w:p>
             <w:pPr>
               <w:pStyle w:val="Compact"/>
-              <w:spacing w:before="0" w:after="0" w:line="276" w:lineRule="auto"/>
               <w:jc w:val="left"/>
             </w:pPr>
             <w:r>
-              <w:rPr>
-                <w:rFonts w:ascii="Calibri" w:hAnsi="Calibri" w:cs="Calibri" w:eastAsia="Calibri"/>
-                <w:color w:val="1F2937"/>
-                <w:sz w:val="21"/>
-              </w:rPr>
-              <w:t xml:space="preserve">M1</w:t>
+              <w:t xml:space="preserve">prompt-mestre M1</w:t>
             </w:r>
           </w:p>
         </w:tc>
         <w:tc>
-          <w:tcPr>
-            <w:shd w:val="clear" w:color="auto" w:fill="F4F6F8"/>
-            <w:tcBorders>
-              <w:top w:val="single" w:sz="4" w:color="9CA3AF"/>
-              <w:left w:val="single" w:sz="4" w:color="9CA3AF"/>
-              <w:bottom w:val="single" w:sz="4" w:color="9CA3AF"/>
-              <w:right w:val="single" w:sz="4" w:color="9CA3AF"/>
-            </w:tcBorders>
-            <w:vAlign w:val="center"/>
-          </w:tcPr>
+          <w:tcPr/>
           <w:p>
             <w:pPr>
               <w:pStyle w:val="Compact"/>
-              <w:spacing w:before="0" w:after="0" w:line="276" w:lineRule="auto"/>
               <w:jc w:val="left"/>
             </w:pPr>
             <w:r>
-              <w:rPr>
-                <w:rFonts w:ascii="Calibri" w:hAnsi="Calibri" w:cs="Calibri" w:eastAsia="Calibri"/>
-                <w:color w:val="1F2937"/>
-                <w:sz w:val="21"/>
-              </w:rPr>
               <w:t xml:space="preserve">18 min por peça</w:t>
             </w:r>
           </w:p>
         </w:tc>
       </w:tr>
       <w:tr>
-        <w:trPr>
-          <w:trHeight w:val="397" w:hRule="atLeast"/>
-        </w:trPr>
         <w:tc>
-          <w:tcPr>
-            <w:tcBorders>
-              <w:top w:val="single" w:sz="4" w:color="9CA3AF"/>
-              <w:left w:val="single" w:sz="4" w:color="9CA3AF"/>
-              <w:bottom w:val="single" w:sz="4" w:color="9CA3AF"/>
-              <w:right w:val="single" w:sz="4" w:color="9CA3AF"/>
-            </w:tcBorders>
-            <w:vAlign w:val="center"/>
-          </w:tcPr>
+          <w:tcPr/>
           <w:p>
             <w:pPr>
               <w:pStyle w:val="Compact"/>
-              <w:spacing w:before="0" w:after="0" w:line="276" w:lineRule="auto"/>
               <w:jc w:val="left"/>
             </w:pPr>
             <w:r>
               <w:rPr>
-                <w:rFonts w:ascii="Calibri" w:hAnsi="Calibri" w:cs="Calibri" w:eastAsia="Calibri"/>
                 <w:b/>
                 <w:bCs/>
-                <w:color w:val="1F2937"/>
-                <w:sz w:val="21"/>
               </w:rPr>
               <w:t xml:space="preserve">C</w:t>
             </w:r>
           </w:p>
         </w:tc>
         <w:tc>
-          <w:tcPr>
-            <w:tcBorders>
-              <w:top w:val="single" w:sz="4" w:color="9CA3AF"/>
-              <w:left w:val="single" w:sz="4" w:color="9CA3AF"/>
-              <w:bottom w:val="single" w:sz="4" w:color="9CA3AF"/>
-              <w:right w:val="single" w:sz="4" w:color="9CA3AF"/>
-            </w:tcBorders>
-            <w:vAlign w:val="center"/>
-          </w:tcPr>
+          <w:tcPr/>
           <w:p>
             <w:pPr>
               <w:pStyle w:val="Compact"/>
-              <w:spacing w:before="0" w:after="0" w:line="276" w:lineRule="auto"/>
               <w:jc w:val="left"/>
             </w:pPr>
             <w:r>
-              <w:rPr>
-                <w:rFonts w:ascii="Calibri" w:hAnsi="Calibri" w:cs="Calibri" w:eastAsia="Calibri"/>
-                <w:color w:val="1F2937"/>
-                <w:sz w:val="21"/>
-              </w:rPr>
               <w:t xml:space="preserve">Minutas-padrão de expediente</w:t>
             </w:r>
           </w:p>
         </w:tc>
         <w:tc>
-          <w:tcPr>
-            <w:tcBorders>
-              <w:top w:val="single" w:sz="4" w:color="9CA3AF"/>
-              <w:left w:val="single" w:sz="4" w:color="9CA3AF"/>
-              <w:bottom w:val="single" w:sz="4" w:color="9CA3AF"/>
-              <w:right w:val="single" w:sz="4" w:color="9CA3AF"/>
-            </w:tcBorders>
-            <w:vAlign w:val="center"/>
-          </w:tcPr>
+          <w:tcPr/>
           <w:p>
             <w:pPr>
               <w:pStyle w:val="Compact"/>
-              <w:spacing w:before="0" w:after="0" w:line="276" w:lineRule="auto"/>
               <w:jc w:val="left"/>
             </w:pPr>
             <w:r>
-              <w:rPr>
-                <w:rFonts w:ascii="Calibri" w:hAnsi="Calibri" w:cs="Calibri" w:eastAsia="Calibri"/>
-                <w:color w:val="1F2937"/>
-                <w:sz w:val="21"/>
-              </w:rPr>
               <w:t xml:space="preserve">minutar e cotejar com o modelo da Vara</w:t>
             </w:r>
           </w:p>
         </w:tc>
         <w:tc>
-          <w:tcPr>
-            <w:tcBorders>
-              <w:top w:val="single" w:sz="4" w:color="9CA3AF"/>
-              <w:left w:val="single" w:sz="4" w:color="9CA3AF"/>
-              <w:bottom w:val="single" w:sz="4" w:color="9CA3AF"/>
-              <w:right w:val="single" w:sz="4" w:color="9CA3AF"/>
-            </w:tcBorders>
-            <w:vAlign w:val="center"/>
-          </w:tcPr>
+          <w:tcPr/>
           <w:p>
             <w:pPr>
               <w:pStyle w:val="Compact"/>
-              <w:spacing w:before="0" w:after="0" w:line="276" w:lineRule="auto"/>
               <w:jc w:val="left"/>
             </w:pPr>
             <w:r>
-              <w:rPr>
-                <w:rFonts w:ascii="Calibri" w:hAnsi="Calibri" w:cs="Calibri" w:eastAsia="Calibri"/>
-                <w:color w:val="1F2937"/>
-                <w:sz w:val="21"/>
-              </w:rPr>
-              <w:t xml:space="preserve">M3 + M5</w:t>
+              <w:t xml:space="preserve">prompts-mestre M3 e M5</w:t>
             </w:r>
           </w:p>
         </w:tc>
         <w:tc>
-          <w:tcPr>
-            <w:tcBorders>
-              <w:top w:val="single" w:sz="4" w:color="9CA3AF"/>
-              <w:left w:val="single" w:sz="4" w:color="9CA3AF"/>
-              <w:bottom w:val="single" w:sz="4" w:color="9CA3AF"/>
-              <w:right w:val="single" w:sz="4" w:color="9CA3AF"/>
-            </w:tcBorders>
-            <w:vAlign w:val="center"/>
-          </w:tcPr>
+          <w:tcPr/>
           <w:p>
             <w:pPr>
               <w:pStyle w:val="Compact"/>
-              <w:spacing w:before="0" w:after="0" w:line="276" w:lineRule="auto"/>
               <w:jc w:val="left"/>
             </w:pPr>
             <w:r>
-              <w:rPr>
-                <w:rFonts w:ascii="Calibri" w:hAnsi="Calibri" w:cs="Calibri" w:eastAsia="Calibri"/>
-                <w:color w:val="1F2937"/>
-                <w:sz w:val="21"/>
-              </w:rPr>
               <w:t xml:space="preserve">12 min por minuta</w:t>
             </w:r>
           </w:p>
         </w:tc>
       </w:tr>
       <w:tr>
-        <w:trPr>
-          <w:trHeight w:val="397" w:hRule="atLeast"/>
-        </w:trPr>
         <w:tc>
-          <w:tcPr>
-            <w:shd w:val="clear" w:color="auto" w:fill="F4F6F8"/>
-            <w:tcBorders>
-              <w:top w:val="single" w:sz="4" w:color="9CA3AF"/>
-              <w:left w:val="single" w:sz="4" w:color="9CA3AF"/>
-              <w:bottom w:val="single" w:sz="4" w:color="9CA3AF"/>
-              <w:right w:val="single" w:sz="4" w:color="9CA3AF"/>
-            </w:tcBorders>
-            <w:vAlign w:val="center"/>
-          </w:tcPr>
+          <w:tcPr/>
           <w:p>
             <w:pPr>
               <w:pStyle w:val="Compact"/>
-              <w:spacing w:before="0" w:after="0" w:line="276" w:lineRule="auto"/>
               <w:jc w:val="left"/>
             </w:pPr>
             <w:r>
               <w:rPr>
-                <w:rFonts w:ascii="Calibri" w:hAnsi="Calibri" w:cs="Calibri" w:eastAsia="Calibri"/>
                 <w:b/>
                 <w:bCs/>
-                <w:color w:val="1F2937"/>
-                <w:sz w:val="21"/>
               </w:rPr>
               <w:t xml:space="preserve">D</w:t>
             </w:r>
           </w:p>
         </w:tc>
         <w:tc>
-          <w:tcPr>
-            <w:shd w:val="clear" w:color="auto" w:fill="F4F6F8"/>
-            <w:tcBorders>
-              <w:top w:val="single" w:sz="4" w:color="9CA3AF"/>
-              <w:left w:val="single" w:sz="4" w:color="9CA3AF"/>
-              <w:bottom w:val="single" w:sz="4" w:color="9CA3AF"/>
-              <w:right w:val="single" w:sz="4" w:color="9CA3AF"/>
-            </w:tcBorders>
-            <w:vAlign w:val="center"/>
-          </w:tcPr>
+          <w:tcPr/>
           <w:p>
             <w:pPr>
               <w:pStyle w:val="Compact"/>
-              <w:spacing w:before="0" w:after="0" w:line="276" w:lineRule="auto"/>
               <w:jc w:val="left"/>
             </w:pPr>
             <w:r>
-              <w:rPr>
-                <w:rFonts w:ascii="Calibri" w:hAnsi="Calibri" w:cs="Calibri" w:eastAsia="Calibri"/>
-                <w:color w:val="1F2937"/>
-                <w:sz w:val="21"/>
-              </w:rPr>
               <w:t xml:space="preserve">Relatório de andamento do acervo</w:t>
             </w:r>
           </w:p>
         </w:tc>
         <w:tc>
-          <w:tcPr>
-            <w:shd w:val="clear" w:color="auto" w:fill="F4F6F8"/>
-            <w:tcBorders>
-              <w:top w:val="single" w:sz="4" w:color="9CA3AF"/>
-              <w:left w:val="single" w:sz="4" w:color="9CA3AF"/>
-              <w:bottom w:val="single" w:sz="4" w:color="9CA3AF"/>
-              <w:right w:val="single" w:sz="4" w:color="9CA3AF"/>
-            </w:tcBorders>
-            <w:vAlign w:val="center"/>
-          </w:tcPr>
+          <w:tcPr/>
           <w:p>
             <w:pPr>
               <w:pStyle w:val="Compact"/>
-              <w:spacing w:before="0" w:after="0" w:line="276" w:lineRule="auto"/>
               <w:jc w:val="left"/>
             </w:pPr>
             <w:r>
-              <w:rPr>
-                <w:rFonts w:ascii="Calibri" w:hAnsi="Calibri" w:cs="Calibri" w:eastAsia="Calibri"/>
-                <w:color w:val="1F2937"/>
-                <w:sz w:val="21"/>
-              </w:rPr>
               <w:t xml:space="preserve">estruturar dados soltos em relatório</w:t>
             </w:r>
           </w:p>
         </w:tc>
         <w:tc>
-          <w:tcPr>
-            <w:shd w:val="clear" w:color="auto" w:fill="F4F6F8"/>
-            <w:tcBorders>
-              <w:top w:val="single" w:sz="4" w:color="9CA3AF"/>
-              <w:left w:val="single" w:sz="4" w:color="9CA3AF"/>
-              <w:bottom w:val="single" w:sz="4" w:color="9CA3AF"/>
-              <w:right w:val="single" w:sz="4" w:color="9CA3AF"/>
-            </w:tcBorders>
-            <w:vAlign w:val="center"/>
-          </w:tcPr>
+          <w:tcPr/>
           <w:p>
             <w:pPr>
               <w:pStyle w:val="Compact"/>
-              <w:spacing w:before="0" w:after="0" w:line="276" w:lineRule="auto"/>
               <w:jc w:val="left"/>
             </w:pPr>
             <w:r>
-              <w:rPr>
-                <w:rFonts w:ascii="Calibri" w:hAnsi="Calibri" w:cs="Calibri" w:eastAsia="Calibri"/>
-                <w:color w:val="1F2937"/>
-                <w:sz w:val="21"/>
-              </w:rPr>
-              <w:t xml:space="preserve">M6</w:t>
+              <w:t xml:space="preserve">prompt-mestre M6</w:t>
             </w:r>
           </w:p>
         </w:tc>
         <w:tc>
-          <w:tcPr>
-            <w:shd w:val="clear" w:color="auto" w:fill="F4F6F8"/>
-            <w:tcBorders>
-              <w:top w:val="single" w:sz="4" w:color="9CA3AF"/>
-              <w:left w:val="single" w:sz="4" w:color="9CA3AF"/>
-              <w:bottom w:val="single" w:sz="4" w:color="9CA3AF"/>
-              <w:right w:val="single" w:sz="4" w:color="9CA3AF"/>
-            </w:tcBorders>
-            <w:vAlign w:val="center"/>
-          </w:tcPr>
+          <w:tcPr/>
           <w:p>
             <w:pPr>
               <w:pStyle w:val="Compact"/>
-              <w:spacing w:before="0" w:after="0" w:line="276" w:lineRule="auto"/>
               <w:jc w:val="left"/>
             </w:pPr>
             <w:r>
-              <w:rPr>
-                <w:rFonts w:ascii="Calibri" w:hAnsi="Calibri" w:cs="Calibri" w:eastAsia="Calibri"/>
-                <w:color w:val="1F2937"/>
-                <w:sz w:val="21"/>
-              </w:rPr>
               <w:t xml:space="preserve">3 h por relatório mensal</w:t>
             </w:r>
           </w:p>
@@ -1556,9 +821,6 @@
     </w:tbl>
     <w:p>
       <w:r>
-        <w:rPr>
-          <w:rFonts w:ascii="Calibri" w:hAnsi="Calibri"/>
-        </w:rPr>
         <w:pict>
           <v:rect style="width:0;height:1.5pt" o:hralign="center" o:hrstd="t" o:hr="t"/>
         </w:pict>
@@ -1571,9 +833,6 @@
         <w:pStyle w:val="Heading2"/>
       </w:pPr>
       <w:r>
-        <w:rPr>
-          <w:rFonts w:ascii="Calibri" w:hAnsi="Calibri"/>
-        </w:rPr>
         <w:t xml:space="preserve">Caso-tipo A — Triagem de petições iniciais</w:t>
       </w:r>
     </w:p>
@@ -1583,22 +842,15 @@
       </w:pPr>
       <w:r>
         <w:rPr>
-          <w:rFonts w:ascii="Calibri" w:hAnsi="Calibri"/>
           <w:b/>
           <w:bCs/>
         </w:rPr>
         <w:t xml:space="preserve">Unidade fictícia:</w:t>
       </w:r>
       <w:r>
-        <w:rPr>
-          <w:rFonts w:ascii="Calibri" w:hAnsi="Calibri"/>
-        </w:rPr>
         <w:t xml:space="preserve"> </w:t>
       </w:r>
       <w:r>
-        <w:rPr>
-          <w:rFonts w:ascii="Calibri" w:hAnsi="Calibri"/>
-        </w:rPr>
         <w:t xml:space="preserve">7ª Vara Cível da Comarca de Fortaleza.</w:t>
       </w:r>
     </w:p>
@@ -1608,148 +860,87 @@
       </w:pPr>
       <w:r>
         <w:rPr>
-          <w:rFonts w:ascii="Calibri" w:hAnsi="Calibri"/>
           <w:b/>
           <w:bCs/>
         </w:rPr>
         <w:t xml:space="preserve">Situação atual.</w:t>
       </w:r>
       <w:r>
+        <w:t xml:space="preserve"> </w:t>
+      </w:r>
+      <w:r>
+        <w:t xml:space="preserve">Todo dia útil chegam entre 25 e 40 petições iniciais novas. Um servidor lê</w:t>
+      </w:r>
+      <w:r>
+        <w:t xml:space="preserve"> </w:t>
+      </w:r>
+      <w:r>
+        <w:t xml:space="preserve">cada uma para classificar em três filas:</w:t>
+      </w:r>
+      <w:r>
+        <w:t xml:space="preserve"> </w:t>
+      </w:r>
+      <w:r>
         <w:rPr>
-          <w:rFonts w:ascii="Calibri" w:hAnsi="Calibri"/>
-        </w:rPr>
-        <w:t xml:space="preserve"> </w:t>
-      </w:r>
-      <w:r>
-        <w:rPr>
-          <w:rFonts w:ascii="Calibri" w:hAnsi="Calibri"/>
-        </w:rPr>
-        <w:t xml:space="preserve">Todo dia útil chegam entre 25 e 40 petições iniciais novas. Um servidor lê</w:t>
-      </w:r>
-      <w:r>
-        <w:rPr>
-          <w:rFonts w:ascii="Calibri" w:hAnsi="Calibri"/>
-        </w:rPr>
-        <w:t xml:space="preserve"> </w:t>
-      </w:r>
-      <w:r>
-        <w:rPr>
-          <w:rFonts w:ascii="Calibri" w:hAnsi="Calibri"/>
-        </w:rPr>
-        <w:t xml:space="preserve">cada uma para classificar em três filas:</w:t>
-      </w:r>
-      <w:r>
-        <w:rPr>
-          <w:rFonts w:ascii="Calibri" w:hAnsi="Calibri"/>
-        </w:rPr>
-        <w:t xml:space="preserve"> </w:t>
-      </w:r>
-      <w:r>
-        <w:rPr>
-          <w:rFonts w:ascii="Calibri" w:hAnsi="Calibri"/>
           <w:b/>
           <w:bCs/>
         </w:rPr>
         <w:t xml:space="preserve">urgente</w:t>
       </w:r>
       <w:r>
+        <w:t xml:space="preserve"> </w:t>
+      </w:r>
+      <w:r>
+        <w:t xml:space="preserve">(pedido de tutela de urgência, processo com</w:t>
+      </w:r>
+      <w:r>
+        <w:t xml:space="preserve"> </w:t>
+      </w:r>
+      <w:r>
+        <w:t xml:space="preserve">prioridade legal — idoso, pessoa com deficiência ou doença grave —, prazo legal em 48h),</w:t>
+      </w:r>
+      <w:r>
+        <w:t xml:space="preserve"> </w:t>
+      </w:r>
+      <w:r>
         <w:rPr>
-          <w:rFonts w:ascii="Calibri" w:hAnsi="Calibri"/>
-        </w:rPr>
-        <w:t xml:space="preserve"> </w:t>
-      </w:r>
-      <w:r>
-        <w:rPr>
-          <w:rFonts w:ascii="Calibri" w:hAnsi="Calibri"/>
-        </w:rPr>
-        <w:t xml:space="preserve">(pedido de tutela de urgência, processo com</w:t>
-      </w:r>
-      <w:r>
-        <w:rPr>
-          <w:rFonts w:ascii="Calibri" w:hAnsi="Calibri"/>
-        </w:rPr>
-        <w:t xml:space="preserve"> </w:t>
-      </w:r>
-      <w:r>
-        <w:rPr>
-          <w:rFonts w:ascii="Calibri" w:hAnsi="Calibri"/>
-        </w:rPr>
-        <w:t xml:space="preserve">prioridade legal — idoso, pessoa com deficiência ou doença grave —, prazo legal em 48h),</w:t>
-      </w:r>
-      <w:r>
-        <w:rPr>
-          <w:rFonts w:ascii="Calibri" w:hAnsi="Calibri"/>
-        </w:rPr>
-        <w:t xml:space="preserve"> </w:t>
-      </w:r>
-      <w:r>
-        <w:rPr>
-          <w:rFonts w:ascii="Calibri" w:hAnsi="Calibri"/>
           <w:b/>
           <w:bCs/>
         </w:rPr>
         <w:t xml:space="preserve">normal</w:t>
       </w:r>
       <w:r>
+        <w:t xml:space="preserve"> </w:t>
+      </w:r>
+      <w:r>
+        <w:t xml:space="preserve">e</w:t>
+      </w:r>
+      <w:r>
+        <w:t xml:space="preserve"> </w:t>
+      </w:r>
+      <w:r>
         <w:rPr>
-          <w:rFonts w:ascii="Calibri" w:hAnsi="Calibri"/>
-        </w:rPr>
-        <w:t xml:space="preserve"> </w:t>
-      </w:r>
-      <w:r>
-        <w:rPr>
-          <w:rFonts w:ascii="Calibri" w:hAnsi="Calibri"/>
-        </w:rPr>
-        <w:t xml:space="preserve">e</w:t>
-      </w:r>
-      <w:r>
-        <w:rPr>
-          <w:rFonts w:ascii="Calibri" w:hAnsi="Calibri"/>
-        </w:rPr>
-        <w:t xml:space="preserve"> </w:t>
-      </w:r>
-      <w:r>
-        <w:rPr>
-          <w:rFonts w:ascii="Calibri" w:hAnsi="Calibri"/>
           <w:b/>
           <w:bCs/>
         </w:rPr>
         <w:t xml:space="preserve">devolver</w:t>
       </w:r>
       <w:r>
-        <w:rPr>
-          <w:rFonts w:ascii="Calibri" w:hAnsi="Calibri"/>
-        </w:rPr>
         <w:t xml:space="preserve"> </w:t>
       </w:r>
       <w:r>
-        <w:rPr>
-          <w:rFonts w:ascii="Calibri" w:hAnsi="Calibri"/>
-        </w:rPr>
         <w:t xml:space="preserve">(falta documento essencial ou</w:t>
       </w:r>
       <w:r>
-        <w:rPr>
-          <w:rFonts w:ascii="Calibri" w:hAnsi="Calibri"/>
-        </w:rPr>
         <w:t xml:space="preserve"> </w:t>
       </w:r>
       <w:r>
-        <w:rPr>
-          <w:rFonts w:ascii="Calibri" w:hAnsi="Calibri"/>
-        </w:rPr>
         <w:t xml:space="preserve">incompetência evidente). A classificação é feita direto no sistema, sem registro do critério</w:t>
       </w:r>
       <w:r>
-        <w:rPr>
-          <w:rFonts w:ascii="Calibri" w:hAnsi="Calibri"/>
-        </w:rPr>
         <w:t xml:space="preserve"> </w:t>
       </w:r>
       <w:r>
-        <w:rPr>
-          <w:rFonts w:ascii="Calibri" w:hAnsi="Calibri"/>
-        </w:rPr>
         <w:t xml:space="preserve">aplicado. Quando o servidor titular da triagem falta, o lote do dia acumula para o dia seguinte.</w:t>
       </w:r>
     </w:p>
@@ -1759,36 +950,25 @@
       </w:pPr>
       <w:r>
         <w:rPr>
-          <w:rFonts w:ascii="Calibri" w:hAnsi="Calibri"/>
           <w:b/>
           <w:bCs/>
         </w:rPr>
         <w:t xml:space="preserve">Tempo médio por unidade hoje:</w:t>
       </w:r>
       <w:r>
+        <w:t xml:space="preserve"> </w:t>
+      </w:r>
+      <w:r>
         <w:rPr>
-          <w:rFonts w:ascii="Calibri" w:hAnsi="Calibri"/>
-        </w:rPr>
-        <w:t xml:space="preserve"> </w:t>
-      </w:r>
-      <w:r>
-        <w:rPr>
-          <w:rFonts w:ascii="Calibri" w:hAnsi="Calibri"/>
           <w:b/>
           <w:bCs/>
         </w:rPr>
         <w:t xml:space="preserve">6 minutos por petição</w:t>
       </w:r>
       <w:r>
-        <w:rPr>
-          <w:rFonts w:ascii="Calibri" w:hAnsi="Calibri"/>
-        </w:rPr>
         <w:t xml:space="preserve"> </w:t>
       </w:r>
       <w:r>
-        <w:rPr>
-          <w:rFonts w:ascii="Calibri" w:hAnsi="Calibri"/>
-        </w:rPr>
         <w:t xml:space="preserve">— cerca de 3 horas para um lote de 30.</w:t>
       </w:r>
     </w:p>
@@ -1798,7 +978,6 @@
       </w:pPr>
       <w:r>
         <w:rPr>
-          <w:rFonts w:ascii="Calibri" w:hAnsi="Calibri"/>
           <w:b/>
           <w:bCs/>
         </w:rPr>
@@ -1808,15 +987,9 @@
     <w:tbl>
       <w:tblPr>
         <w:tblStyle w:val="Table"/>
+        <w:tblW w:type="pct" w:w="5000"/>
         <w:tblLayout w:type="fixed"/>
         <w:tblLook w:firstRow="1" w:lastRow="0" w:firstColumn="0" w:lastColumn="0" w:noHBand="0" w:noVBand="0" w:val="0020"/>
-        <w:tblCellMar>
-          <w:top w:w="60" w:type="dxa"/>
-          <w:left w:w="108" w:type="dxa"/>
-          <w:bottom w:w="60" w:type="dxa"/>
-          <w:right w:w="108" w:type="dxa"/>
-        </w:tblCellMar>
-        <w:tblW w:w="5000" w:type="pct"/>
       </w:tblPr>
       <w:tblGrid>
         <w:gridCol w:w="2640"/>
@@ -1825,630 +998,284 @@
       </w:tblGrid>
       <w:tr>
         <w:trPr>
-          <w:trHeight w:val="397" w:hRule="atLeast"/>
           <w:tblHeader w:val="on"/>
         </w:trPr>
         <w:tc>
-          <w:tcPr>
-            <w:shd w:val="clear" w:color="auto" w:fill="1B3A5C"/>
-            <w:tcBorders>
-              <w:top w:val="single" w:sz="4" w:color="9CA3AF"/>
-              <w:left w:val="single" w:sz="4" w:color="9CA3AF"/>
-              <w:bottom w:val="single" w:sz="4" w:color="9CA3AF"/>
-              <w:right w:val="single" w:sz="4" w:color="9CA3AF"/>
-            </w:tcBorders>
-            <w:vAlign w:val="center"/>
-          </w:tcPr>
+          <w:tcPr/>
           <w:p>
             <w:pPr>
               <w:pStyle w:val="Compact"/>
-              <w:spacing w:before="0" w:after="0" w:line="276" w:lineRule="auto"/>
               <w:jc w:val="left"/>
             </w:pPr>
             <w:r>
-              <w:rPr>
-                <w:rFonts w:ascii="Calibri" w:hAnsi="Calibri" w:cs="Calibri" w:eastAsia="Calibri"/>
-                <w:b/>
-                <w:color w:val="FFFFFF"/>
-                <w:sz w:val="22"/>
-              </w:rPr>
               <w:t xml:space="preserve">Nº do processo (fictício)</w:t>
             </w:r>
           </w:p>
         </w:tc>
         <w:tc>
-          <w:tcPr>
-            <w:shd w:val="clear" w:color="auto" w:fill="1B3A5C"/>
-            <w:tcBorders>
-              <w:top w:val="single" w:sz="4" w:color="9CA3AF"/>
-              <w:left w:val="single" w:sz="4" w:color="9CA3AF"/>
-              <w:bottom w:val="single" w:sz="4" w:color="9CA3AF"/>
-              <w:right w:val="single" w:sz="4" w:color="9CA3AF"/>
-            </w:tcBorders>
-            <w:vAlign w:val="center"/>
-          </w:tcPr>
+          <w:tcPr/>
           <w:p>
             <w:pPr>
               <w:pStyle w:val="Compact"/>
-              <w:spacing w:before="0" w:after="0" w:line="276" w:lineRule="auto"/>
               <w:jc w:val="left"/>
             </w:pPr>
             <w:r>
-              <w:rPr>
-                <w:rFonts w:ascii="Calibri" w:hAnsi="Calibri" w:cs="Calibri" w:eastAsia="Calibri"/>
-                <w:b/>
-                <w:color w:val="FFFFFF"/>
-                <w:sz w:val="22"/>
-              </w:rPr>
               <w:t xml:space="preserve">Objeto</w:t>
             </w:r>
           </w:p>
         </w:tc>
         <w:tc>
-          <w:tcPr>
-            <w:shd w:val="clear" w:color="auto" w:fill="1B3A5C"/>
-            <w:tcBorders>
-              <w:top w:val="single" w:sz="4" w:color="9CA3AF"/>
-              <w:left w:val="single" w:sz="4" w:color="9CA3AF"/>
-              <w:bottom w:val="single" w:sz="4" w:color="9CA3AF"/>
-              <w:right w:val="single" w:sz="4" w:color="9CA3AF"/>
-            </w:tcBorders>
-            <w:vAlign w:val="center"/>
-          </w:tcPr>
+          <w:tcPr/>
           <w:p>
             <w:pPr>
               <w:pStyle w:val="Compact"/>
-              <w:spacing w:before="0" w:after="0" w:line="276" w:lineRule="auto"/>
               <w:jc w:val="left"/>
             </w:pPr>
             <w:r>
-              <w:rPr>
-                <w:rFonts w:ascii="Calibri" w:hAnsi="Calibri" w:cs="Calibri" w:eastAsia="Calibri"/>
-                <w:b/>
-                <w:color w:val="FFFFFF"/>
-                <w:sz w:val="22"/>
-              </w:rPr>
               <w:t xml:space="preserve">Observação constante da inicial</w:t>
             </w:r>
           </w:p>
         </w:tc>
       </w:tr>
       <w:tr>
-        <w:trPr>
-          <w:trHeight w:val="397" w:hRule="atLeast"/>
-        </w:trPr>
         <w:tc>
-          <w:tcPr>
-            <w:tcBorders>
-              <w:top w:val="single" w:sz="4" w:color="9CA3AF"/>
-              <w:left w:val="single" w:sz="4" w:color="9CA3AF"/>
-              <w:bottom w:val="single" w:sz="4" w:color="9CA3AF"/>
-              <w:right w:val="single" w:sz="4" w:color="9CA3AF"/>
-            </w:tcBorders>
-            <w:vAlign w:val="center"/>
-          </w:tcPr>
+          <w:tcPr/>
           <w:p>
             <w:pPr>
               <w:pStyle w:val="Compact"/>
-              <w:spacing w:before="0" w:after="0" w:line="276" w:lineRule="auto"/>
               <w:jc w:val="left"/>
             </w:pPr>
             <w:r>
-              <w:rPr>
-                <w:rFonts w:ascii="Calibri" w:hAnsi="Calibri" w:cs="Calibri" w:eastAsia="Calibri"/>
-                <w:color w:val="1F2937"/>
-                <w:sz w:val="21"/>
-              </w:rPr>
               <w:t xml:space="preserve">0011223-45.2026.8.06.0001</w:t>
             </w:r>
           </w:p>
         </w:tc>
         <w:tc>
-          <w:tcPr>
-            <w:tcBorders>
-              <w:top w:val="single" w:sz="4" w:color="9CA3AF"/>
-              <w:left w:val="single" w:sz="4" w:color="9CA3AF"/>
-              <w:bottom w:val="single" w:sz="4" w:color="9CA3AF"/>
-              <w:right w:val="single" w:sz="4" w:color="9CA3AF"/>
-            </w:tcBorders>
-            <w:vAlign w:val="center"/>
-          </w:tcPr>
+          <w:tcPr/>
           <w:p>
             <w:pPr>
               <w:pStyle w:val="Compact"/>
-              <w:spacing w:before="0" w:after="0" w:line="276" w:lineRule="auto"/>
               <w:jc w:val="left"/>
             </w:pPr>
             <w:r>
-              <w:rPr>
-                <w:rFonts w:ascii="Calibri" w:hAnsi="Calibri" w:cs="Calibri" w:eastAsia="Calibri"/>
-                <w:color w:val="1F2937"/>
-                <w:sz w:val="21"/>
-              </w:rPr>
               <w:t xml:space="preserve">Obrigação de fazer — plano de saúde</w:t>
             </w:r>
           </w:p>
         </w:tc>
         <w:tc>
-          <w:tcPr>
-            <w:tcBorders>
-              <w:top w:val="single" w:sz="4" w:color="9CA3AF"/>
-              <w:left w:val="single" w:sz="4" w:color="9CA3AF"/>
-              <w:bottom w:val="single" w:sz="4" w:color="9CA3AF"/>
-              <w:right w:val="single" w:sz="4" w:color="9CA3AF"/>
-            </w:tcBorders>
-            <w:vAlign w:val="center"/>
-          </w:tcPr>
+          <w:tcPr/>
           <w:p>
             <w:pPr>
               <w:pStyle w:val="Compact"/>
-              <w:spacing w:before="0" w:after="0" w:line="276" w:lineRule="auto"/>
               <w:jc w:val="left"/>
             </w:pPr>
             <w:r>
-              <w:rPr>
-                <w:rFonts w:ascii="Calibri" w:hAnsi="Calibri" w:cs="Calibri" w:eastAsia="Calibri"/>
-                <w:color w:val="1F2937"/>
-                <w:sz w:val="21"/>
-              </w:rPr>
               <w:t xml:space="preserve">pede tutela de urgência; laudo do médico assistente anexado</w:t>
             </w:r>
           </w:p>
         </w:tc>
       </w:tr>
       <w:tr>
-        <w:trPr>
-          <w:trHeight w:val="397" w:hRule="atLeast"/>
-        </w:trPr>
         <w:tc>
-          <w:tcPr>
-            <w:shd w:val="clear" w:color="auto" w:fill="F4F6F8"/>
-            <w:tcBorders>
-              <w:top w:val="single" w:sz="4" w:color="9CA3AF"/>
-              <w:left w:val="single" w:sz="4" w:color="9CA3AF"/>
-              <w:bottom w:val="single" w:sz="4" w:color="9CA3AF"/>
-              <w:right w:val="single" w:sz="4" w:color="9CA3AF"/>
-            </w:tcBorders>
-            <w:vAlign w:val="center"/>
-          </w:tcPr>
+          <w:tcPr/>
           <w:p>
             <w:pPr>
               <w:pStyle w:val="Compact"/>
-              <w:spacing w:before="0" w:after="0" w:line="276" w:lineRule="auto"/>
               <w:jc w:val="left"/>
             </w:pPr>
             <w:r>
-              <w:rPr>
-                <w:rFonts w:ascii="Calibri" w:hAnsi="Calibri" w:cs="Calibri" w:eastAsia="Calibri"/>
-                <w:color w:val="1F2937"/>
-                <w:sz w:val="21"/>
-              </w:rPr>
               <w:t xml:space="preserve">0022334-56.2026.8.06.0001</w:t>
             </w:r>
           </w:p>
         </w:tc>
         <w:tc>
-          <w:tcPr>
-            <w:shd w:val="clear" w:color="auto" w:fill="F4F6F8"/>
-            <w:tcBorders>
-              <w:top w:val="single" w:sz="4" w:color="9CA3AF"/>
-              <w:left w:val="single" w:sz="4" w:color="9CA3AF"/>
-              <w:bottom w:val="single" w:sz="4" w:color="9CA3AF"/>
-              <w:right w:val="single" w:sz="4" w:color="9CA3AF"/>
-            </w:tcBorders>
-            <w:vAlign w:val="center"/>
-          </w:tcPr>
+          <w:tcPr/>
           <w:p>
             <w:pPr>
               <w:pStyle w:val="Compact"/>
-              <w:spacing w:before="0" w:after="0" w:line="276" w:lineRule="auto"/>
               <w:jc w:val="left"/>
             </w:pPr>
             <w:r>
-              <w:rPr>
-                <w:rFonts w:ascii="Calibri" w:hAnsi="Calibri" w:cs="Calibri" w:eastAsia="Calibri"/>
-                <w:color w:val="1F2937"/>
-                <w:sz w:val="21"/>
-              </w:rPr>
               <w:t xml:space="preserve">Cobrança — contrato de prestação de serviços</w:t>
             </w:r>
           </w:p>
         </w:tc>
         <w:tc>
-          <w:tcPr>
-            <w:shd w:val="clear" w:color="auto" w:fill="F4F6F8"/>
-            <w:tcBorders>
-              <w:top w:val="single" w:sz="4" w:color="9CA3AF"/>
-              <w:left w:val="single" w:sz="4" w:color="9CA3AF"/>
-              <w:bottom w:val="single" w:sz="4" w:color="9CA3AF"/>
-              <w:right w:val="single" w:sz="4" w:color="9CA3AF"/>
-            </w:tcBorders>
-            <w:vAlign w:val="center"/>
-          </w:tcPr>
+          <w:tcPr/>
           <w:p>
             <w:pPr>
               <w:pStyle w:val="Compact"/>
-              <w:spacing w:before="0" w:after="0" w:line="276" w:lineRule="auto"/>
               <w:jc w:val="left"/>
             </w:pPr>
             <w:r>
-              <w:rPr>
-                <w:rFonts w:ascii="Calibri" w:hAnsi="Calibri" w:cs="Calibri" w:eastAsia="Calibri"/>
-                <w:color w:val="1F2937"/>
-                <w:sz w:val="21"/>
-              </w:rPr>
               <w:t xml:space="preserve">sem pedido de urgência; documentos completos</w:t>
             </w:r>
           </w:p>
         </w:tc>
       </w:tr>
       <w:tr>
-        <w:trPr>
-          <w:trHeight w:val="397" w:hRule="atLeast"/>
-        </w:trPr>
         <w:tc>
-          <w:tcPr>
-            <w:tcBorders>
-              <w:top w:val="single" w:sz="4" w:color="9CA3AF"/>
-              <w:left w:val="single" w:sz="4" w:color="9CA3AF"/>
-              <w:bottom w:val="single" w:sz="4" w:color="9CA3AF"/>
-              <w:right w:val="single" w:sz="4" w:color="9CA3AF"/>
-            </w:tcBorders>
-            <w:vAlign w:val="center"/>
-          </w:tcPr>
+          <w:tcPr/>
           <w:p>
             <w:pPr>
               <w:pStyle w:val="Compact"/>
-              <w:spacing w:before="0" w:after="0" w:line="276" w:lineRule="auto"/>
               <w:jc w:val="left"/>
             </w:pPr>
             <w:r>
-              <w:rPr>
-                <w:rFonts w:ascii="Calibri" w:hAnsi="Calibri" w:cs="Calibri" w:eastAsia="Calibri"/>
-                <w:color w:val="1F2937"/>
-                <w:sz w:val="21"/>
-              </w:rPr>
               <w:t xml:space="preserve">0033445-67.2026.8.06.0001</w:t>
             </w:r>
           </w:p>
         </w:tc>
         <w:tc>
-          <w:tcPr>
-            <w:tcBorders>
-              <w:top w:val="single" w:sz="4" w:color="9CA3AF"/>
-              <w:left w:val="single" w:sz="4" w:color="9CA3AF"/>
-              <w:bottom w:val="single" w:sz="4" w:color="9CA3AF"/>
-              <w:right w:val="single" w:sz="4" w:color="9CA3AF"/>
-            </w:tcBorders>
-            <w:vAlign w:val="center"/>
-          </w:tcPr>
+          <w:tcPr/>
           <w:p>
             <w:pPr>
               <w:pStyle w:val="Compact"/>
-              <w:spacing w:before="0" w:after="0" w:line="276" w:lineRule="auto"/>
               <w:jc w:val="left"/>
             </w:pPr>
             <w:r>
-              <w:rPr>
-                <w:rFonts w:ascii="Calibri" w:hAnsi="Calibri" w:cs="Calibri" w:eastAsia="Calibri"/>
-                <w:color w:val="1F2937"/>
-                <w:sz w:val="21"/>
-              </w:rPr>
               <w:t xml:space="preserve">Obrigação de fazer — plano de saúde</w:t>
             </w:r>
           </w:p>
         </w:tc>
         <w:tc>
-          <w:tcPr>
-            <w:tcBorders>
-              <w:top w:val="single" w:sz="4" w:color="9CA3AF"/>
-              <w:left w:val="single" w:sz="4" w:color="9CA3AF"/>
-              <w:bottom w:val="single" w:sz="4" w:color="9CA3AF"/>
-              <w:right w:val="single" w:sz="4" w:color="9CA3AF"/>
-            </w:tcBorders>
-            <w:vAlign w:val="center"/>
-          </w:tcPr>
+          <w:tcPr/>
           <w:p>
             <w:pPr>
               <w:pStyle w:val="Compact"/>
-              <w:spacing w:before="0" w:after="0" w:line="276" w:lineRule="auto"/>
               <w:jc w:val="left"/>
             </w:pPr>
             <w:r>
-              <w:rPr>
-                <w:rFonts w:ascii="Calibri" w:hAnsi="Calibri" w:cs="Calibri" w:eastAsia="Calibri"/>
-                <w:color w:val="1F2937"/>
-                <w:sz w:val="21"/>
-              </w:rPr>
               <w:t xml:space="preserve">pede tutela de urgência;</w:t>
             </w:r>
             <w:r>
-              <w:rPr>
-                <w:rFonts w:ascii="Calibri" w:hAnsi="Calibri" w:cs="Calibri" w:eastAsia="Calibri"/>
-                <w:color w:val="1F2937"/>
-                <w:sz w:val="21"/>
-              </w:rPr>
               <w:t xml:space="preserve"> </w:t>
             </w:r>
             <w:r>
               <w:rPr>
-                <w:rFonts w:ascii="Calibri" w:hAnsi="Calibri" w:cs="Calibri" w:eastAsia="Calibri"/>
                 <w:b/>
                 <w:bCs/>
-                <w:color w:val="1F2937"/>
-                <w:sz w:val="21"/>
               </w:rPr>
               <w:t xml:space="preserve">sem</w:t>
             </w:r>
             <w:r>
-              <w:rPr>
-                <w:rFonts w:ascii="Calibri" w:hAnsi="Calibri" w:cs="Calibri" w:eastAsia="Calibri"/>
-                <w:color w:val="1F2937"/>
-                <w:sz w:val="21"/>
-              </w:rPr>
               <w:t xml:space="preserve"> </w:t>
             </w:r>
             <w:r>
-              <w:rPr>
-                <w:rFonts w:ascii="Calibri" w:hAnsi="Calibri" w:cs="Calibri" w:eastAsia="Calibri"/>
-                <w:color w:val="1F2937"/>
-                <w:sz w:val="21"/>
-              </w:rPr>
               <w:t xml:space="preserve">laudo anexado</w:t>
             </w:r>
           </w:p>
         </w:tc>
       </w:tr>
       <w:tr>
-        <w:trPr>
-          <w:trHeight w:val="397" w:hRule="atLeast"/>
-        </w:trPr>
         <w:tc>
-          <w:tcPr>
-            <w:shd w:val="clear" w:color="auto" w:fill="F4F6F8"/>
-            <w:tcBorders>
-              <w:top w:val="single" w:sz="4" w:color="9CA3AF"/>
-              <w:left w:val="single" w:sz="4" w:color="9CA3AF"/>
-              <w:bottom w:val="single" w:sz="4" w:color="9CA3AF"/>
-              <w:right w:val="single" w:sz="4" w:color="9CA3AF"/>
-            </w:tcBorders>
-            <w:vAlign w:val="center"/>
-          </w:tcPr>
+          <w:tcPr/>
           <w:p>
             <w:pPr>
               <w:pStyle w:val="Compact"/>
-              <w:spacing w:before="0" w:after="0" w:line="276" w:lineRule="auto"/>
               <w:jc w:val="left"/>
             </w:pPr>
             <w:r>
-              <w:rPr>
-                <w:rFonts w:ascii="Calibri" w:hAnsi="Calibri" w:cs="Calibri" w:eastAsia="Calibri"/>
-                <w:color w:val="1F2937"/>
-                <w:sz w:val="21"/>
-              </w:rPr>
               <w:t xml:space="preserve">0044556-78.2026.8.06.0001</w:t>
             </w:r>
           </w:p>
         </w:tc>
         <w:tc>
-          <w:tcPr>
-            <w:shd w:val="clear" w:color="auto" w:fill="F4F6F8"/>
-            <w:tcBorders>
-              <w:top w:val="single" w:sz="4" w:color="9CA3AF"/>
-              <w:left w:val="single" w:sz="4" w:color="9CA3AF"/>
-              <w:bottom w:val="single" w:sz="4" w:color="9CA3AF"/>
-              <w:right w:val="single" w:sz="4" w:color="9CA3AF"/>
-            </w:tcBorders>
-            <w:vAlign w:val="center"/>
-          </w:tcPr>
+          <w:tcPr/>
           <w:p>
             <w:pPr>
               <w:pStyle w:val="Compact"/>
-              <w:spacing w:before="0" w:after="0" w:line="276" w:lineRule="auto"/>
               <w:jc w:val="left"/>
             </w:pPr>
             <w:r>
-              <w:rPr>
-                <w:rFonts w:ascii="Calibri" w:hAnsi="Calibri" w:cs="Calibri" w:eastAsia="Calibri"/>
-                <w:color w:val="1F2937"/>
-                <w:sz w:val="21"/>
-              </w:rPr>
               <w:t xml:space="preserve">Indenização por danos materiais</w:t>
             </w:r>
           </w:p>
         </w:tc>
         <w:tc>
-          <w:tcPr>
-            <w:shd w:val="clear" w:color="auto" w:fill="F4F6F8"/>
-            <w:tcBorders>
-              <w:top w:val="single" w:sz="4" w:color="9CA3AF"/>
-              <w:left w:val="single" w:sz="4" w:color="9CA3AF"/>
-              <w:bottom w:val="single" w:sz="4" w:color="9CA3AF"/>
-              <w:right w:val="single" w:sz="4" w:color="9CA3AF"/>
-            </w:tcBorders>
-            <w:vAlign w:val="center"/>
-          </w:tcPr>
+          <w:tcPr/>
           <w:p>
             <w:pPr>
               <w:pStyle w:val="Compact"/>
-              <w:spacing w:before="0" w:after="0" w:line="276" w:lineRule="auto"/>
               <w:jc w:val="left"/>
             </w:pPr>
             <w:r>
-              <w:rPr>
-                <w:rFonts w:ascii="Calibri" w:hAnsi="Calibri" w:cs="Calibri" w:eastAsia="Calibri"/>
-                <w:color w:val="1F2937"/>
-                <w:sz w:val="21"/>
-              </w:rPr>
               <w:t xml:space="preserve">valor da causa não informado</w:t>
             </w:r>
           </w:p>
         </w:tc>
       </w:tr>
       <w:tr>
-        <w:trPr>
-          <w:trHeight w:val="397" w:hRule="atLeast"/>
-        </w:trPr>
         <w:tc>
-          <w:tcPr>
-            <w:tcBorders>
-              <w:top w:val="single" w:sz="4" w:color="9CA3AF"/>
-              <w:left w:val="single" w:sz="4" w:color="9CA3AF"/>
-              <w:bottom w:val="single" w:sz="4" w:color="9CA3AF"/>
-              <w:right w:val="single" w:sz="4" w:color="9CA3AF"/>
-            </w:tcBorders>
-            <w:vAlign w:val="center"/>
-          </w:tcPr>
+          <w:tcPr/>
           <w:p>
             <w:pPr>
               <w:pStyle w:val="Compact"/>
-              <w:spacing w:before="0" w:after="0" w:line="276" w:lineRule="auto"/>
               <w:jc w:val="left"/>
             </w:pPr>
             <w:r>
-              <w:rPr>
-                <w:rFonts w:ascii="Calibri" w:hAnsi="Calibri" w:cs="Calibri" w:eastAsia="Calibri"/>
-                <w:color w:val="1F2937"/>
-                <w:sz w:val="21"/>
-              </w:rPr>
               <w:t xml:space="preserve">0002233-11.2026.8.06.0001</w:t>
             </w:r>
           </w:p>
         </w:tc>
         <w:tc>
-          <w:tcPr>
-            <w:tcBorders>
-              <w:top w:val="single" w:sz="4" w:color="9CA3AF"/>
-              <w:left w:val="single" w:sz="4" w:color="9CA3AF"/>
-              <w:bottom w:val="single" w:sz="4" w:color="9CA3AF"/>
-              <w:right w:val="single" w:sz="4" w:color="9CA3AF"/>
-            </w:tcBorders>
-            <w:vAlign w:val="center"/>
-          </w:tcPr>
+          <w:tcPr/>
           <w:p>
             <w:pPr>
               <w:pStyle w:val="Compact"/>
-              <w:spacing w:before="0" w:after="0" w:line="276" w:lineRule="auto"/>
               <w:jc w:val="left"/>
             </w:pPr>
             <w:r>
-              <w:rPr>
-                <w:rFonts w:ascii="Calibri" w:hAnsi="Calibri" w:cs="Calibri" w:eastAsia="Calibri"/>
-                <w:color w:val="1F2937"/>
-                <w:sz w:val="21"/>
-              </w:rPr>
               <w:t xml:space="preserve">Revisão de contrato bancário</w:t>
             </w:r>
           </w:p>
         </w:tc>
         <w:tc>
-          <w:tcPr>
-            <w:tcBorders>
-              <w:top w:val="single" w:sz="4" w:color="9CA3AF"/>
-              <w:left w:val="single" w:sz="4" w:color="9CA3AF"/>
-              <w:bottom w:val="single" w:sz="4" w:color="9CA3AF"/>
-              <w:right w:val="single" w:sz="4" w:color="9CA3AF"/>
-            </w:tcBorders>
-            <w:vAlign w:val="center"/>
-          </w:tcPr>
+          <w:tcPr/>
           <w:p>
             <w:pPr>
               <w:pStyle w:val="Compact"/>
-              <w:spacing w:before="0" w:after="0" w:line="276" w:lineRule="auto"/>
               <w:jc w:val="left"/>
             </w:pPr>
             <w:r>
-              <w:rPr>
-                <w:rFonts w:ascii="Calibri" w:hAnsi="Calibri" w:cs="Calibri" w:eastAsia="Calibri"/>
-                <w:color w:val="1F2937"/>
-                <w:sz w:val="21"/>
-              </w:rPr>
               <w:t xml:space="preserve">pede gratuidade; declaração de hipossuficiência anexada</w:t>
             </w:r>
           </w:p>
         </w:tc>
       </w:tr>
       <w:tr>
-        <w:trPr>
-          <w:trHeight w:val="397" w:hRule="atLeast"/>
-        </w:trPr>
         <w:tc>
-          <w:tcPr>
-            <w:shd w:val="clear" w:color="auto" w:fill="F4F6F8"/>
-            <w:tcBorders>
-              <w:top w:val="single" w:sz="4" w:color="9CA3AF"/>
-              <w:left w:val="single" w:sz="4" w:color="9CA3AF"/>
-              <w:bottom w:val="single" w:sz="4" w:color="9CA3AF"/>
-              <w:right w:val="single" w:sz="4" w:color="9CA3AF"/>
-            </w:tcBorders>
-            <w:vAlign w:val="center"/>
-          </w:tcPr>
+          <w:tcPr/>
           <w:p>
             <w:pPr>
               <w:pStyle w:val="Compact"/>
-              <w:spacing w:before="0" w:after="0" w:line="276" w:lineRule="auto"/>
               <w:jc w:val="left"/>
             </w:pPr>
             <w:r>
-              <w:rPr>
-                <w:rFonts w:ascii="Calibri" w:hAnsi="Calibri" w:cs="Calibri" w:eastAsia="Calibri"/>
-                <w:color w:val="1F2937"/>
-                <w:sz w:val="21"/>
-              </w:rPr>
               <w:t xml:space="preserve">0009988-22.2021.8.06.0001</w:t>
             </w:r>
           </w:p>
         </w:tc>
         <w:tc>
-          <w:tcPr>
-            <w:shd w:val="clear" w:color="auto" w:fill="F4F6F8"/>
-            <w:tcBorders>
-              <w:top w:val="single" w:sz="4" w:color="9CA3AF"/>
-              <w:left w:val="single" w:sz="4" w:color="9CA3AF"/>
-              <w:bottom w:val="single" w:sz="4" w:color="9CA3AF"/>
-              <w:right w:val="single" w:sz="4" w:color="9CA3AF"/>
-            </w:tcBorders>
-            <w:vAlign w:val="center"/>
-          </w:tcPr>
+          <w:tcPr/>
           <w:p>
             <w:pPr>
               <w:pStyle w:val="Compact"/>
-              <w:spacing w:before="0" w:after="0" w:line="276" w:lineRule="auto"/>
               <w:jc w:val="left"/>
             </w:pPr>
             <w:r>
-              <w:rPr>
-                <w:rFonts w:ascii="Calibri" w:hAnsi="Calibri" w:cs="Calibri" w:eastAsia="Calibri"/>
-                <w:color w:val="1F2937"/>
-                <w:sz w:val="21"/>
-              </w:rPr>
               <w:t xml:space="preserve">Execução de título extrajudicial</w:t>
             </w:r>
           </w:p>
         </w:tc>
         <w:tc>
-          <w:tcPr>
-            <w:shd w:val="clear" w:color="auto" w:fill="F4F6F8"/>
-            <w:tcBorders>
-              <w:top w:val="single" w:sz="4" w:color="9CA3AF"/>
-              <w:left w:val="single" w:sz="4" w:color="9CA3AF"/>
-              <w:bottom w:val="single" w:sz="4" w:color="9CA3AF"/>
-              <w:right w:val="single" w:sz="4" w:color="9CA3AF"/>
-            </w:tcBorders>
-            <w:vAlign w:val="center"/>
-          </w:tcPr>
+          <w:tcPr/>
           <w:p>
             <w:pPr>
               <w:pStyle w:val="Compact"/>
-              <w:spacing w:before="0" w:after="0" w:line="276" w:lineRule="auto"/>
               <w:jc w:val="left"/>
             </w:pPr>
             <w:r>
-              <w:rPr>
-                <w:rFonts w:ascii="Calibri" w:hAnsi="Calibri" w:cs="Calibri" w:eastAsia="Calibri"/>
-                <w:color w:val="1F2937"/>
-                <w:sz w:val="21"/>
-              </w:rPr>
               <w:t xml:space="preserve">petição de reiteração; processo já distribuído em 2021</w:t>
             </w:r>
           </w:p>
@@ -2461,94 +1288,51 @@
       </w:pPr>
       <w:r>
         <w:rPr>
-          <w:rFonts w:ascii="Calibri" w:hAnsi="Calibri"/>
           <w:b/>
           <w:bCs/>
         </w:rPr>
         <w:t xml:space="preserve">Onde o exercício costuma travar.</w:t>
       </w:r>
       <w:r>
-        <w:rPr>
-          <w:rFonts w:ascii="Calibri" w:hAnsi="Calibri"/>
-        </w:rPr>
         <w:t xml:space="preserve"> </w:t>
       </w:r>
       <w:r>
-        <w:rPr>
-          <w:rFonts w:ascii="Calibri" w:hAnsi="Calibri"/>
-        </w:rPr>
         <w:t xml:space="preserve">Duas armadilhas plantadas: a inicial sem laudo (pede urgência</w:t>
       </w:r>
       <w:r>
-        <w:rPr>
-          <w:rFonts w:ascii="Calibri" w:hAnsi="Calibri"/>
-        </w:rPr>
         <w:t xml:space="preserve"> </w:t>
       </w:r>
       <w:r>
-        <w:rPr>
-          <w:rFonts w:ascii="Calibri" w:hAnsi="Calibri"/>
-        </w:rPr>
         <w:t xml:space="preserve">mas não instrui o pedido — é urgente ou é caso de emenda?) e a petição de reiteração de 2021, que</w:t>
       </w:r>
       <w:r>
-        <w:rPr>
-          <w:rFonts w:ascii="Calibri" w:hAnsi="Calibri"/>
-        </w:rPr>
         <w:t xml:space="preserve"> </w:t>
       </w:r>
       <w:r>
-        <w:rPr>
-          <w:rFonts w:ascii="Calibri" w:hAnsi="Calibri"/>
-        </w:rPr>
         <w:t xml:space="preserve">não é inicial nova. Um bom prompt força a IA a justificar cada classificação em uma frase e a</w:t>
       </w:r>
       <w:r>
-        <w:rPr>
-          <w:rFonts w:ascii="Calibri" w:hAnsi="Calibri"/>
-        </w:rPr>
         <w:t xml:space="preserve"> </w:t>
       </w:r>
       <w:r>
-        <w:rPr>
-          <w:rFonts w:ascii="Calibri" w:hAnsi="Calibri"/>
-        </w:rPr>
         <w:t xml:space="preserve">marcar como</w:t>
       </w:r>
       <w:r>
-        <w:rPr>
-          <w:rFonts w:ascii="Calibri" w:hAnsi="Calibri"/>
-        </w:rPr>
         <w:t xml:space="preserve"> </w:t>
       </w:r>
       <w:r>
-        <w:rPr>
-          <w:rFonts w:ascii="Calibri" w:hAnsi="Calibri"/>
-        </w:rPr>
         <w:t xml:space="preserve">“</w:t>
       </w:r>
       <w:r>
-        <w:rPr>
-          <w:rFonts w:ascii="Calibri" w:hAnsi="Calibri"/>
-        </w:rPr>
         <w:t xml:space="preserve">não classificável</w:t>
       </w:r>
       <w:r>
-        <w:rPr>
-          <w:rFonts w:ascii="Calibri" w:hAnsi="Calibri"/>
-        </w:rPr>
         <w:t xml:space="preserve">”</w:t>
       </w:r>
       <w:r>
-        <w:rPr>
-          <w:rFonts w:ascii="Calibri" w:hAnsi="Calibri"/>
-        </w:rPr>
         <w:t xml:space="preserve"> </w:t>
       </w:r>
       <w:r>
-        <w:rPr>
-          <w:rFonts w:ascii="Calibri" w:hAnsi="Calibri"/>
-        </w:rPr>
         <w:t xml:space="preserve">o que não se encaixa — em vez de chutar.</w:t>
       </w:r>
     </w:p>
@@ -2558,7 +1342,6 @@
       </w:pPr>
       <w:r>
         <w:rPr>
-          <w:rFonts w:ascii="Calibri" w:hAnsi="Calibri"/>
           <w:b/>
           <w:bCs/>
         </w:rPr>
@@ -2566,7 +1349,6 @@
       </w:r>
       <w:r>
         <w:rPr>
-          <w:rFonts w:ascii="Calibri" w:hAnsi="Calibri"/>
           <w:b/>
           <w:bCs/>
         </w:rPr>
@@ -2574,7 +1356,6 @@
       </w:r>
       <w:r>
         <w:rPr>
-          <w:rFonts w:ascii="Calibri" w:hAnsi="Calibri"/>
           <w:b/>
           <w:bCs/>
         </w:rPr>
@@ -2582,7 +1363,6 @@
       </w:r>
       <w:r>
         <w:rPr>
-          <w:rFonts w:ascii="Calibri" w:hAnsi="Calibri"/>
           <w:b/>
           <w:bCs/>
         </w:rPr>
@@ -2590,7 +1370,6 @@
       </w:r>
       <w:r>
         <w:rPr>
-          <w:rFonts w:ascii="Calibri" w:hAnsi="Calibri"/>
           <w:b/>
           <w:bCs/>
         </w:rPr>
@@ -2598,7 +1377,6 @@
       </w:r>
       <w:r>
         <w:rPr>
-          <w:rFonts w:ascii="Calibri" w:hAnsi="Calibri"/>
           <w:b/>
           <w:bCs/>
         </w:rPr>
@@ -2606,62 +1384,39 @@
       </w:r>
       <w:r>
         <w:rPr>
-          <w:rFonts w:ascii="Calibri" w:hAnsi="Calibri"/>
           <w:b/>
           <w:bCs/>
         </w:rPr>
         <w:t xml:space="preserve">precisa mostrar:</w:t>
       </w:r>
       <w:r>
+        <w:t xml:space="preserve"> </w:t>
+      </w:r>
+      <w:r>
+        <w:t xml:space="preserve">tempo por petição</w:t>
+      </w:r>
+      <w:r>
+        <w:t xml:space="preserve"> </w:t>
+      </w:r>
+      <w:r>
         <w:rPr>
-          <w:rFonts w:ascii="Calibri" w:hAnsi="Calibri"/>
-        </w:rPr>
-        <w:t xml:space="preserve"> </w:t>
-      </w:r>
-      <w:r>
-        <w:rPr>
-          <w:rFonts w:ascii="Calibri" w:hAnsi="Calibri"/>
-        </w:rPr>
-        <w:t xml:space="preserve">tempo por petição</w:t>
-      </w:r>
-      <w:r>
-        <w:rPr>
-          <w:rFonts w:ascii="Calibri" w:hAnsi="Calibri"/>
-        </w:rPr>
-        <w:t xml:space="preserve"> </w:t>
-      </w:r>
-      <w:r>
-        <w:rPr>
-          <w:rFonts w:ascii="Calibri" w:hAnsi="Calibri"/>
           <w:b/>
           <w:bCs/>
         </w:rPr>
         <w:t xml:space="preserve">com a conferência humana incluída</w:t>
       </w:r>
       <w:r>
-        <w:rPr>
-          <w:rFonts w:ascii="Calibri" w:hAnsi="Calibri"/>
-        </w:rPr>
         <w:t xml:space="preserve">. A</w:t>
       </w:r>
       <w:r>
-        <w:rPr>
-          <w:rFonts w:ascii="Calibri" w:hAnsi="Calibri"/>
-        </w:rPr>
         <w:t xml:space="preserve"> </w:t>
       </w:r>
       <w:r>
-        <w:rPr>
-          <w:rFonts w:ascii="Calibri" w:hAnsi="Calibri"/>
-        </w:rPr>
         <w:t xml:space="preserve">triagem assistida não dispensa a leitura de conferência; ela muda o que se lê primeiro.</w:t>
       </w:r>
     </w:p>
     <w:p>
       <w:r>
-        <w:rPr>
-          <w:rFonts w:ascii="Calibri" w:hAnsi="Calibri"/>
-        </w:rPr>
         <w:pict>
           <v:rect style="width:0;height:1.5pt" o:hralign="center" o:hrstd="t" o:hr="t"/>
         </w:pict>
@@ -2674,9 +1429,6 @@
         <w:pStyle w:val="Heading2"/>
       </w:pPr>
       <w:r>
-        <w:rPr>
-          <w:rFonts w:ascii="Calibri" w:hAnsi="Calibri"/>
-        </w:rPr>
         <w:t xml:space="preserve">Caso-tipo B — Resumo de peças para despacho</w:t>
       </w:r>
     </w:p>
@@ -2686,22 +1438,15 @@
       </w:pPr>
       <w:r>
         <w:rPr>
-          <w:rFonts w:ascii="Calibri" w:hAnsi="Calibri"/>
           <w:b/>
           <w:bCs/>
         </w:rPr>
         <w:t xml:space="preserve">Unidade fictícia:</w:t>
       </w:r>
       <w:r>
-        <w:rPr>
-          <w:rFonts w:ascii="Calibri" w:hAnsi="Calibri"/>
-        </w:rPr>
         <w:t xml:space="preserve"> </w:t>
       </w:r>
       <w:r>
-        <w:rPr>
-          <w:rFonts w:ascii="Calibri" w:hAnsi="Calibri"/>
-        </w:rPr>
         <w:t xml:space="preserve">9ª Vara Cível da Comarca de Fortaleza.</w:t>
       </w:r>
     </w:p>
@@ -2711,100 +1456,54 @@
       </w:pPr>
       <w:r>
         <w:rPr>
-          <w:rFonts w:ascii="Calibri" w:hAnsi="Calibri"/>
           <w:b/>
           <w:bCs/>
         </w:rPr>
         <w:t xml:space="preserve">Situação atual.</w:t>
       </w:r>
       <w:r>
-        <w:rPr>
-          <w:rFonts w:ascii="Calibri" w:hAnsi="Calibri"/>
-        </w:rPr>
         <w:t xml:space="preserve"> </w:t>
       </w:r>
       <w:r>
-        <w:rPr>
-          <w:rFonts w:ascii="Calibri" w:hAnsi="Calibri"/>
-        </w:rPr>
         <w:t xml:space="preserve">Antes de cada despacho, o assessor lê a peça mais recente do processo</w:t>
       </w:r>
       <w:r>
-        <w:rPr>
-          <w:rFonts w:ascii="Calibri" w:hAnsi="Calibri"/>
-        </w:rPr>
         <w:t xml:space="preserve"> </w:t>
       </w:r>
       <w:r>
-        <w:rPr>
-          <w:rFonts w:ascii="Calibri" w:hAnsi="Calibri"/>
-        </w:rPr>
         <w:t xml:space="preserve">(contestação, réplica ou manifestação sobre laudo, entre 15 e 40 páginas) e escreve à mão um</w:t>
       </w:r>
       <w:r>
-        <w:rPr>
-          <w:rFonts w:ascii="Calibri" w:hAnsi="Calibri"/>
-        </w:rPr>
         <w:t xml:space="preserve"> </w:t>
       </w:r>
       <w:r>
-        <w:rPr>
-          <w:rFonts w:ascii="Calibri" w:hAnsi="Calibri"/>
-        </w:rPr>
         <w:t xml:space="preserve">resumo de meia página para o magistrado, indicando pedido, fundamento e prazo pendente. O resumo</w:t>
       </w:r>
       <w:r>
-        <w:rPr>
-          <w:rFonts w:ascii="Calibri" w:hAnsi="Calibri"/>
-        </w:rPr>
         <w:t xml:space="preserve"> </w:t>
       </w:r>
       <w:r>
-        <w:rPr>
-          <w:rFonts w:ascii="Calibri" w:hAnsi="Calibri"/>
-        </w:rPr>
         <w:t xml:space="preserve">não segue estrutura fixa — cada assessor organiza do seu jeito —, e por isso o magistrado</w:t>
       </w:r>
       <w:r>
-        <w:rPr>
-          <w:rFonts w:ascii="Calibri" w:hAnsi="Calibri"/>
-        </w:rPr>
         <w:t xml:space="preserve"> </w:t>
       </w:r>
       <w:r>
-        <w:rPr>
-          <w:rFonts w:ascii="Calibri" w:hAnsi="Calibri"/>
-        </w:rPr>
         <w:t xml:space="preserve">frequentemente volta com a mesma pergunta:</w:t>
       </w:r>
       <w:r>
-        <w:rPr>
-          <w:rFonts w:ascii="Calibri" w:hAnsi="Calibri"/>
-        </w:rPr>
         <w:t xml:space="preserve"> </w:t>
       </w:r>
       <w:r>
-        <w:rPr>
-          <w:rFonts w:ascii="Calibri" w:hAnsi="Calibri"/>
-        </w:rPr>
         <w:t xml:space="preserve">“</w:t>
       </w:r>
       <w:r>
-        <w:rPr>
-          <w:rFonts w:ascii="Calibri" w:hAnsi="Calibri"/>
-        </w:rPr>
         <w:t xml:space="preserve">e o pedido subsidiário?</w:t>
       </w:r>
       <w:r>
-        <w:rPr>
-          <w:rFonts w:ascii="Calibri" w:hAnsi="Calibri"/>
-        </w:rPr>
         <w:t xml:space="preserve">”</w:t>
       </w:r>
       <w:r>
-        <w:rPr>
-          <w:rFonts w:ascii="Calibri" w:hAnsi="Calibri"/>
-        </w:rPr>
         <w:t xml:space="preserve">.</w:t>
       </w:r>
     </w:p>
@@ -2814,30 +1513,22 @@
       </w:pPr>
       <w:r>
         <w:rPr>
-          <w:rFonts w:ascii="Calibri" w:hAnsi="Calibri"/>
           <w:b/>
           <w:bCs/>
         </w:rPr>
         <w:t xml:space="preserve">Tempo médio por unidade hoje:</w:t>
       </w:r>
       <w:r>
+        <w:t xml:space="preserve"> </w:t>
+      </w:r>
+      <w:r>
         <w:rPr>
-          <w:rFonts w:ascii="Calibri" w:hAnsi="Calibri"/>
-        </w:rPr>
-        <w:t xml:space="preserve"> </w:t>
-      </w:r>
-      <w:r>
-        <w:rPr>
-          <w:rFonts w:ascii="Calibri" w:hAnsi="Calibri"/>
           <w:b/>
           <w:bCs/>
         </w:rPr>
         <w:t xml:space="preserve">18 minutos por peça</w:t>
       </w:r>
       <w:r>
-        <w:rPr>
-          <w:rFonts w:ascii="Calibri" w:hAnsi="Calibri"/>
-        </w:rPr>
         <w:t xml:space="preserve">.</w:t>
       </w:r>
     </w:p>
@@ -2847,7 +1538,6 @@
       </w:pPr>
       <w:r>
         <w:rPr>
-          <w:rFonts w:ascii="Calibri" w:hAnsi="Calibri"/>
           <w:b/>
           <w:bCs/>
         </w:rPr>
@@ -2859,129 +1549,66 @@
         <w:pStyle w:val="BlockText"/>
       </w:pPr>
       <w:r>
-        <w:rPr>
-          <w:rFonts w:ascii="Calibri" w:hAnsi="Calibri"/>
-        </w:rPr>
         <w:t xml:space="preserve">Processo nº 0001234-56.2024.8.06.0001</w:t>
       </w:r>
       <w:r>
-        <w:rPr>
-          <w:rFonts w:ascii="Calibri" w:hAnsi="Calibri"/>
-        </w:rPr>
         <w:t xml:space="preserve"> </w:t>
       </w:r>
       <w:r>
-        <w:rPr>
-          <w:rFonts w:ascii="Calibri" w:hAnsi="Calibri"/>
-        </w:rPr>
         <w:t xml:space="preserve">SAÚDE VIDA PLENA OPERADORA DE PLANOS DE SAÚDE LTDA. (fictícia), já qualificada, apresenta</w:t>
       </w:r>
       <w:r>
-        <w:rPr>
-          <w:rFonts w:ascii="Calibri" w:hAnsi="Calibri"/>
-        </w:rPr>
         <w:t xml:space="preserve"> </w:t>
       </w:r>
       <w:r>
-        <w:rPr>
-          <w:rFonts w:ascii="Calibri" w:hAnsi="Calibri"/>
-        </w:rPr>
         <w:t xml:space="preserve">CONTESTAÇÃO à ação de obrigação de fazer proposta por MARIA DE SOUSA LIMA (fictícia).</w:t>
       </w:r>
       <w:r>
-        <w:rPr>
-          <w:rFonts w:ascii="Calibri" w:hAnsi="Calibri"/>
-        </w:rPr>
         <w:t xml:space="preserve"> </w:t>
       </w:r>
       <w:r>
-        <w:rPr>
-          <w:rFonts w:ascii="Calibri" w:hAnsi="Calibri"/>
-        </w:rPr>
         <w:t xml:space="preserve">Preliminarmente, sustenta a ausência de interesse de agir, porque a autora não formulou pedido</w:t>
       </w:r>
       <w:r>
-        <w:rPr>
-          <w:rFonts w:ascii="Calibri" w:hAnsi="Calibri"/>
-        </w:rPr>
         <w:t xml:space="preserve"> </w:t>
       </w:r>
       <w:r>
-        <w:rPr>
-          <w:rFonts w:ascii="Calibri" w:hAnsi="Calibri"/>
-        </w:rPr>
         <w:t xml:space="preserve">administrativo de reanálise após a negativa de 30/09/2025.</w:t>
       </w:r>
       <w:r>
-        <w:rPr>
-          <w:rFonts w:ascii="Calibri" w:hAnsi="Calibri"/>
-        </w:rPr>
         <w:t xml:space="preserve"> </w:t>
       </w:r>
       <w:r>
-        <w:rPr>
-          <w:rFonts w:ascii="Calibri" w:hAnsi="Calibri"/>
-        </w:rPr>
         <w:t xml:space="preserve">No mérito, afirma que o procedimento requerido não consta do rol da agência reguladora e que o</w:t>
       </w:r>
       <w:r>
-        <w:rPr>
-          <w:rFonts w:ascii="Calibri" w:hAnsi="Calibri"/>
-        </w:rPr>
         <w:t xml:space="preserve"> </w:t>
       </w:r>
       <w:r>
-        <w:rPr>
-          <w:rFonts w:ascii="Calibri" w:hAnsi="Calibri"/>
-        </w:rPr>
         <w:t xml:space="preserve">parecer do médico auditor da operadora, de 12/10/2025, concluiu pela ausência de indicação</w:t>
       </w:r>
       <w:r>
-        <w:rPr>
-          <w:rFonts w:ascii="Calibri" w:hAnsi="Calibri"/>
-        </w:rPr>
         <w:t xml:space="preserve"> </w:t>
       </w:r>
       <w:r>
-        <w:rPr>
-          <w:rFonts w:ascii="Calibri" w:hAnsi="Calibri"/>
-        </w:rPr>
         <w:t xml:space="preserve">clínica. Sustenta a legalidade da cláusula 14.3 do contrato, que exclui a cobertura pretendida.</w:t>
       </w:r>
       <w:r>
-        <w:rPr>
-          <w:rFonts w:ascii="Calibri" w:hAnsi="Calibri"/>
-        </w:rPr>
         <w:t xml:space="preserve"> </w:t>
       </w:r>
       <w:r>
-        <w:rPr>
-          <w:rFonts w:ascii="Calibri" w:hAnsi="Calibri"/>
-        </w:rPr>
         <w:t xml:space="preserve">Subsidiariamente, caso deferida a obrigação, requer que o custeio se limite à rede credenciada</w:t>
       </w:r>
       <w:r>
-        <w:rPr>
-          <w:rFonts w:ascii="Calibri" w:hAnsi="Calibri"/>
-        </w:rPr>
         <w:t xml:space="preserve"> </w:t>
       </w:r>
       <w:r>
-        <w:rPr>
-          <w:rFonts w:ascii="Calibri" w:hAnsi="Calibri"/>
-        </w:rPr>
         <w:t xml:space="preserve">e que a multa diária não ultrapasse R$ 200,00, limitada a 30 dias.</w:t>
       </w:r>
       <w:r>
-        <w:rPr>
-          <w:rFonts w:ascii="Calibri" w:hAnsi="Calibri"/>
-        </w:rPr>
         <w:t xml:space="preserve"> </w:t>
       </w:r>
       <w:r>
-        <w:rPr>
-          <w:rFonts w:ascii="Calibri" w:hAnsi="Calibri"/>
-        </w:rPr>
         <w:t xml:space="preserve">Requer a improcedência. Protesta por prova pericial médica.</w:t>
       </w:r>
     </w:p>
@@ -2991,78 +1618,46 @@
       </w:pPr>
       <w:r>
         <w:rPr>
-          <w:rFonts w:ascii="Calibri" w:hAnsi="Calibri"/>
           <w:b/>
           <w:bCs/>
         </w:rPr>
         <w:t xml:space="preserve">Onde o exercício costuma travar.</w:t>
       </w:r>
       <w:r>
+        <w:t xml:space="preserve"> </w:t>
+      </w:r>
+      <w:r>
+        <w:t xml:space="preserve">O pedido subsidiário (limitação de multa e rede credenciada)</w:t>
+      </w:r>
+      <w:r>
+        <w:t xml:space="preserve"> </w:t>
+      </w:r>
+      <w:r>
+        <w:t xml:space="preserve">é exatamente o que costuma sumir num resumo apressado — e é o que o magistrado precisa para</w:t>
+      </w:r>
+      <w:r>
+        <w:t xml:space="preserve"> </w:t>
+      </w:r>
+      <w:r>
+        <w:t xml:space="preserve">despachar. A conferência tem de ser contra o texto original, parágrafo por parágrafo: um resumo</w:t>
+      </w:r>
+      <w:r>
+        <w:t xml:space="preserve"> </w:t>
+      </w:r>
+      <w:r>
+        <w:t xml:space="preserve">fluente que omite o subsidiário está</w:t>
+      </w:r>
+      <w:r>
+        <w:t xml:space="preserve"> </w:t>
+      </w:r>
+      <w:r>
         <w:rPr>
-          <w:rFonts w:ascii="Calibri" w:hAnsi="Calibri"/>
-        </w:rPr>
-        <w:t xml:space="preserve"> </w:t>
-      </w:r>
-      <w:r>
-        <w:rPr>
-          <w:rFonts w:ascii="Calibri" w:hAnsi="Calibri"/>
-        </w:rPr>
-        <w:t xml:space="preserve">O pedido subsidiário (limitação de multa e rede credenciada)</w:t>
-      </w:r>
-      <w:r>
-        <w:rPr>
-          <w:rFonts w:ascii="Calibri" w:hAnsi="Calibri"/>
-        </w:rPr>
-        <w:t xml:space="preserve"> </w:t>
-      </w:r>
-      <w:r>
-        <w:rPr>
-          <w:rFonts w:ascii="Calibri" w:hAnsi="Calibri"/>
-        </w:rPr>
-        <w:t xml:space="preserve">é exatamente o que costuma sumir num resumo apressado — e é o que o magistrado precisa para</w:t>
-      </w:r>
-      <w:r>
-        <w:rPr>
-          <w:rFonts w:ascii="Calibri" w:hAnsi="Calibri"/>
-        </w:rPr>
-        <w:t xml:space="preserve"> </w:t>
-      </w:r>
-      <w:r>
-        <w:rPr>
-          <w:rFonts w:ascii="Calibri" w:hAnsi="Calibri"/>
-        </w:rPr>
-        <w:t xml:space="preserve">despachar. A conferência tem de ser contra o texto original, parágrafo por parágrafo: um resumo</w:t>
-      </w:r>
-      <w:r>
-        <w:rPr>
-          <w:rFonts w:ascii="Calibri" w:hAnsi="Calibri"/>
-        </w:rPr>
-        <w:t xml:space="preserve"> </w:t>
-      </w:r>
-      <w:r>
-        <w:rPr>
-          <w:rFonts w:ascii="Calibri" w:hAnsi="Calibri"/>
-        </w:rPr>
-        <w:t xml:space="preserve">fluente que omite o subsidiário está</w:t>
-      </w:r>
-      <w:r>
-        <w:rPr>
-          <w:rFonts w:ascii="Calibri" w:hAnsi="Calibri"/>
-        </w:rPr>
-        <w:t xml:space="preserve"> </w:t>
-      </w:r>
-      <w:r>
-        <w:rPr>
-          <w:rFonts w:ascii="Calibri" w:hAnsi="Calibri"/>
           <w:i/>
           <w:iCs/>
         </w:rPr>
         <w:t xml:space="preserve">errado</w:t>
       </w:r>
       <w:r>
-        <w:rPr>
-          <w:rFonts w:ascii="Calibri" w:hAnsi="Calibri"/>
-        </w:rPr>
         <w:t xml:space="preserve">, mesmo sem nenhuma frase falsa.</w:t>
       </w:r>
     </w:p>
@@ -3072,7 +1667,6 @@
       </w:pPr>
       <w:r>
         <w:rPr>
-          <w:rFonts w:ascii="Calibri" w:hAnsi="Calibri"/>
           <w:b/>
           <w:bCs/>
         </w:rPr>
@@ -3080,7 +1674,6 @@
       </w:r>
       <w:r>
         <w:rPr>
-          <w:rFonts w:ascii="Calibri" w:hAnsi="Calibri"/>
           <w:b/>
           <w:bCs/>
         </w:rPr>
@@ -3088,7 +1681,6 @@
       </w:r>
       <w:r>
         <w:rPr>
-          <w:rFonts w:ascii="Calibri" w:hAnsi="Calibri"/>
           <w:b/>
           <w:bCs/>
         </w:rPr>
@@ -3096,7 +1688,6 @@
       </w:r>
       <w:r>
         <w:rPr>
-          <w:rFonts w:ascii="Calibri" w:hAnsi="Calibri"/>
           <w:b/>
           <w:bCs/>
         </w:rPr>
@@ -3104,7 +1695,6 @@
       </w:r>
       <w:r>
         <w:rPr>
-          <w:rFonts w:ascii="Calibri" w:hAnsi="Calibri"/>
           <w:b/>
           <w:bCs/>
         </w:rPr>
@@ -3112,7 +1702,6 @@
       </w:r>
       <w:r>
         <w:rPr>
-          <w:rFonts w:ascii="Calibri" w:hAnsi="Calibri"/>
           <w:b/>
           <w:bCs/>
         </w:rPr>
@@ -3120,42 +1709,26 @@
       </w:r>
       <w:r>
         <w:rPr>
-          <w:rFonts w:ascii="Calibri" w:hAnsi="Calibri"/>
           <w:b/>
           <w:bCs/>
         </w:rPr>
         <w:t xml:space="preserve">precisa mostrar:</w:t>
       </w:r>
       <w:r>
-        <w:rPr>
-          <w:rFonts w:ascii="Calibri" w:hAnsi="Calibri"/>
-        </w:rPr>
         <w:t xml:space="preserve"> </w:t>
       </w:r>
       <w:r>
-        <w:rPr>
-          <w:rFonts w:ascii="Calibri" w:hAnsi="Calibri"/>
-        </w:rPr>
         <w:t xml:space="preserve">tempo por peça incluindo a releitura de conferência, e a</w:t>
       </w:r>
       <w:r>
-        <w:rPr>
-          <w:rFonts w:ascii="Calibri" w:hAnsi="Calibri"/>
-        </w:rPr>
         <w:t xml:space="preserve"> </w:t>
       </w:r>
       <w:r>
-        <w:rPr>
-          <w:rFonts w:ascii="Calibri" w:hAnsi="Calibri"/>
-        </w:rPr>
         <w:t xml:space="preserve">lista do que foi conferido (pedido principal, subsidiário, preliminares, prazo, prova requerida).</w:t>
       </w:r>
     </w:p>
     <w:p>
       <w:r>
-        <w:rPr>
-          <w:rFonts w:ascii="Calibri" w:hAnsi="Calibri"/>
-        </w:rPr>
         <w:pict>
           <v:rect style="width:0;height:1.5pt" o:hralign="center" o:hrstd="t" o:hr="t"/>
         </w:pict>
@@ -3168,9 +1741,6 @@
         <w:pStyle w:val="Heading2"/>
       </w:pPr>
       <w:r>
-        <w:rPr>
-          <w:rFonts w:ascii="Calibri" w:hAnsi="Calibri"/>
-        </w:rPr>
         <w:t xml:space="preserve">Caso-tipo C — Minutas-padrão de expediente</w:t>
       </w:r>
     </w:p>
@@ -3180,22 +1750,15 @@
       </w:pPr>
       <w:r>
         <w:rPr>
-          <w:rFonts w:ascii="Calibri" w:hAnsi="Calibri"/>
           <w:b/>
           <w:bCs/>
         </w:rPr>
         <w:t xml:space="preserve">Unidade fictícia:</w:t>
       </w:r>
       <w:r>
-        <w:rPr>
-          <w:rFonts w:ascii="Calibri" w:hAnsi="Calibri"/>
-        </w:rPr>
         <w:t xml:space="preserve"> </w:t>
       </w:r>
       <w:r>
-        <w:rPr>
-          <w:rFonts w:ascii="Calibri" w:hAnsi="Calibri"/>
-        </w:rPr>
         <w:t xml:space="preserve">3ª Vara Cível da Comarca de Fortaleza.</w:t>
       </w:r>
     </w:p>
@@ -3205,154 +1768,81 @@
       </w:pPr>
       <w:r>
         <w:rPr>
-          <w:rFonts w:ascii="Calibri" w:hAnsi="Calibri"/>
           <w:b/>
           <w:bCs/>
         </w:rPr>
         <w:t xml:space="preserve">Situação atual.</w:t>
       </w:r>
       <w:r>
-        <w:rPr>
-          <w:rFonts w:ascii="Calibri" w:hAnsi="Calibri"/>
-        </w:rPr>
         <w:t xml:space="preserve"> </w:t>
       </w:r>
       <w:r>
-        <w:rPr>
-          <w:rFonts w:ascii="Calibri" w:hAnsi="Calibri"/>
-        </w:rPr>
         <w:t xml:space="preserve">A secretaria produz cerca de 60 minutas de despacho de expediente por semana</w:t>
       </w:r>
       <w:r>
-        <w:rPr>
-          <w:rFonts w:ascii="Calibri" w:hAnsi="Calibri"/>
-        </w:rPr>
         <w:t xml:space="preserve"> </w:t>
       </w:r>
       <w:r>
-        <w:rPr>
-          <w:rFonts w:ascii="Calibri" w:hAnsi="Calibri"/>
-        </w:rPr>
         <w:t xml:space="preserve">(citação, intimação para réplica, especificação de provas, remessa ao contador). Cada servidor</w:t>
       </w:r>
       <w:r>
-        <w:rPr>
-          <w:rFonts w:ascii="Calibri" w:hAnsi="Calibri"/>
-        </w:rPr>
         <w:t xml:space="preserve"> </w:t>
       </w:r>
       <w:r>
-        <w:rPr>
-          <w:rFonts w:ascii="Calibri" w:hAnsi="Calibri"/>
-        </w:rPr>
         <w:t xml:space="preserve">copia a última minuta parecida que encontra na própria pasta e edita. Não há um modelo único</w:t>
       </w:r>
       <w:r>
-        <w:rPr>
-          <w:rFonts w:ascii="Calibri" w:hAnsi="Calibri"/>
-        </w:rPr>
         <w:t xml:space="preserve"> </w:t>
       </w:r>
       <w:r>
-        <w:rPr>
-          <w:rFonts w:ascii="Calibri" w:hAnsi="Calibri"/>
-        </w:rPr>
         <w:t xml:space="preserve">consolidado: circulam três versões do mesmo despacho de intimação para réplica, com prazos</w:t>
       </w:r>
       <w:r>
-        <w:rPr>
-          <w:rFonts w:ascii="Calibri" w:hAnsi="Calibri"/>
-        </w:rPr>
         <w:t xml:space="preserve"> </w:t>
       </w:r>
       <w:r>
-        <w:rPr>
-          <w:rFonts w:ascii="Calibri" w:hAnsi="Calibri"/>
-        </w:rPr>
         <w:t xml:space="preserve">escritos de formas diferentes (</w:t>
       </w:r>
       <w:r>
-        <w:rPr>
-          <w:rFonts w:ascii="Calibri" w:hAnsi="Calibri"/>
-        </w:rPr>
         <w:t xml:space="preserve">“</w:t>
       </w:r>
       <w:r>
-        <w:rPr>
-          <w:rFonts w:ascii="Calibri" w:hAnsi="Calibri"/>
-        </w:rPr>
         <w:t xml:space="preserve">quinze dias</w:t>
       </w:r>
       <w:r>
-        <w:rPr>
-          <w:rFonts w:ascii="Calibri" w:hAnsi="Calibri"/>
-        </w:rPr>
         <w:t xml:space="preserve">”</w:t>
       </w:r>
       <w:r>
-        <w:rPr>
-          <w:rFonts w:ascii="Calibri" w:hAnsi="Calibri"/>
-        </w:rPr>
         <w:t xml:space="preserve">,</w:t>
       </w:r>
       <w:r>
-        <w:rPr>
-          <w:rFonts w:ascii="Calibri" w:hAnsi="Calibri"/>
-        </w:rPr>
         <w:t xml:space="preserve"> </w:t>
       </w:r>
       <w:r>
-        <w:rPr>
-          <w:rFonts w:ascii="Calibri" w:hAnsi="Calibri"/>
-        </w:rPr>
         <w:t xml:space="preserve">“</w:t>
       </w:r>
       <w:r>
-        <w:rPr>
-          <w:rFonts w:ascii="Calibri" w:hAnsi="Calibri"/>
-        </w:rPr>
         <w:t xml:space="preserve">15 (quinze) dias</w:t>
       </w:r>
       <w:r>
-        <w:rPr>
-          <w:rFonts w:ascii="Calibri" w:hAnsi="Calibri"/>
-        </w:rPr>
         <w:t xml:space="preserve">”</w:t>
       </w:r>
       <w:r>
-        <w:rPr>
-          <w:rFonts w:ascii="Calibri" w:hAnsi="Calibri"/>
-        </w:rPr>
         <w:t xml:space="preserve">,</w:t>
       </w:r>
       <w:r>
-        <w:rPr>
-          <w:rFonts w:ascii="Calibri" w:hAnsi="Calibri"/>
-        </w:rPr>
         <w:t xml:space="preserve"> </w:t>
       </w:r>
       <w:r>
-        <w:rPr>
-          <w:rFonts w:ascii="Calibri" w:hAnsi="Calibri"/>
-        </w:rPr>
         <w:t xml:space="preserve">“</w:t>
       </w:r>
       <w:r>
-        <w:rPr>
-          <w:rFonts w:ascii="Calibri" w:hAnsi="Calibri"/>
-        </w:rPr>
         <w:t xml:space="preserve">prazo legal</w:t>
       </w:r>
       <w:r>
-        <w:rPr>
-          <w:rFonts w:ascii="Calibri" w:hAnsi="Calibri"/>
-        </w:rPr>
         <w:t xml:space="preserve">”</w:t>
       </w:r>
       <w:r>
-        <w:rPr>
-          <w:rFonts w:ascii="Calibri" w:hAnsi="Calibri"/>
-        </w:rPr>
         <w:t xml:space="preserve">).</w:t>
       </w:r>
     </w:p>
@@ -3362,30 +1852,22 @@
       </w:pPr>
       <w:r>
         <w:rPr>
-          <w:rFonts w:ascii="Calibri" w:hAnsi="Calibri"/>
           <w:b/>
           <w:bCs/>
         </w:rPr>
         <w:t xml:space="preserve">Tempo médio por unidade hoje:</w:t>
       </w:r>
       <w:r>
+        <w:t xml:space="preserve"> </w:t>
+      </w:r>
+      <w:r>
         <w:rPr>
-          <w:rFonts w:ascii="Calibri" w:hAnsi="Calibri"/>
-        </w:rPr>
-        <w:t xml:space="preserve"> </w:t>
-      </w:r>
-      <w:r>
-        <w:rPr>
-          <w:rFonts w:ascii="Calibri" w:hAnsi="Calibri"/>
           <w:b/>
           <w:bCs/>
         </w:rPr>
         <w:t xml:space="preserve">12 minutos por minuta</w:t>
       </w:r>
       <w:r>
-        <w:rPr>
-          <w:rFonts w:ascii="Calibri" w:hAnsi="Calibri"/>
-        </w:rPr>
         <w:t xml:space="preserve">.</w:t>
       </w:r>
     </w:p>
@@ -3395,7 +1877,6 @@
       </w:pPr>
       <w:r>
         <w:rPr>
-          <w:rFonts w:ascii="Calibri" w:hAnsi="Calibri"/>
           <w:b/>
           <w:bCs/>
         </w:rPr>
@@ -3408,70 +1889,39 @@
       </w:pPr>
       <w:r>
         <w:rPr>
-          <w:rFonts w:ascii="Calibri" w:hAnsi="Calibri"/>
           <w:b/>
           <w:bCs/>
         </w:rPr>
         <w:t xml:space="preserve">DESPACHO — intimação para réplica</w:t>
       </w:r>
       <w:r>
-        <w:rPr>
-          <w:rFonts w:ascii="Calibri" w:hAnsi="Calibri"/>
-        </w:rPr>
         <w:t xml:space="preserve"> </w:t>
       </w:r>
       <w:r>
-        <w:rPr>
-          <w:rFonts w:ascii="Calibri" w:hAnsi="Calibri"/>
-        </w:rPr>
         <w:t xml:space="preserve">Vistos.</w:t>
       </w:r>
       <w:r>
-        <w:rPr>
-          <w:rFonts w:ascii="Calibri" w:hAnsi="Calibri"/>
-        </w:rPr>
         <w:t xml:space="preserve"> </w:t>
       </w:r>
       <w:r>
-        <w:rPr>
-          <w:rFonts w:ascii="Calibri" w:hAnsi="Calibri"/>
-        </w:rPr>
         <w:t xml:space="preserve">Apresentada contestação, intime-se a parte autora para, querendo, apresentar réplica no prazo</w:t>
       </w:r>
       <w:r>
-        <w:rPr>
-          <w:rFonts w:ascii="Calibri" w:hAnsi="Calibri"/>
-        </w:rPr>
         <w:t xml:space="preserve"> </w:t>
       </w:r>
       <w:r>
-        <w:rPr>
-          <w:rFonts w:ascii="Calibri" w:hAnsi="Calibri"/>
-        </w:rPr>
         <w:t xml:space="preserve">de 15 (quinze) dias (arts. 350 e 351 do CPC).</w:t>
       </w:r>
       <w:r>
-        <w:rPr>
-          <w:rFonts w:ascii="Calibri" w:hAnsi="Calibri"/>
-        </w:rPr>
         <w:t xml:space="preserve"> </w:t>
       </w:r>
       <w:r>
-        <w:rPr>
-          <w:rFonts w:ascii="Calibri" w:hAnsi="Calibri"/>
-        </w:rPr>
         <w:t xml:space="preserve">Após, venham conclusos para saneamento.</w:t>
       </w:r>
       <w:r>
-        <w:rPr>
-          <w:rFonts w:ascii="Calibri" w:hAnsi="Calibri"/>
-        </w:rPr>
         <w:t xml:space="preserve"> </w:t>
       </w:r>
       <w:r>
-        <w:rPr>
-          <w:rFonts w:ascii="Calibri" w:hAnsi="Calibri"/>
-        </w:rPr>
         <w:t xml:space="preserve">Cumpra-se. Fortaleza/CE, data da assinatura eletrônica.</w:t>
       </w:r>
     </w:p>
@@ -3481,7 +1931,6 @@
       </w:pPr>
       <w:r>
         <w:rPr>
-          <w:rFonts w:ascii="Calibri" w:hAnsi="Calibri"/>
           <w:b/>
           <w:bCs/>
         </w:rPr>
@@ -3494,70 +1943,39 @@
       </w:pPr>
       <w:r>
         <w:rPr>
-          <w:rFonts w:ascii="Calibri" w:hAnsi="Calibri"/>
           <w:b/>
           <w:bCs/>
         </w:rPr>
         <w:t xml:space="preserve">DESPACHO</w:t>
       </w:r>
       <w:r>
-        <w:rPr>
-          <w:rFonts w:ascii="Calibri" w:hAnsi="Calibri"/>
-        </w:rPr>
         <w:t xml:space="preserve"> </w:t>
       </w:r>
       <w:r>
-        <w:rPr>
-          <w:rFonts w:ascii="Calibri" w:hAnsi="Calibri"/>
-        </w:rPr>
         <w:t xml:space="preserve">Vistos.</w:t>
       </w:r>
       <w:r>
-        <w:rPr>
-          <w:rFonts w:ascii="Calibri" w:hAnsi="Calibri"/>
-        </w:rPr>
         <w:t xml:space="preserve"> </w:t>
       </w:r>
       <w:r>
-        <w:rPr>
-          <w:rFonts w:ascii="Calibri" w:hAnsi="Calibri"/>
-        </w:rPr>
         <w:t xml:space="preserve">Tendo em vista a contestação apresentada, intime-se a parte autora para apresentar réplica no</w:t>
       </w:r>
       <w:r>
-        <w:rPr>
-          <w:rFonts w:ascii="Calibri" w:hAnsi="Calibri"/>
-        </w:rPr>
         <w:t xml:space="preserve"> </w:t>
       </w:r>
       <w:r>
-        <w:rPr>
-          <w:rFonts w:ascii="Calibri" w:hAnsi="Calibri"/>
-        </w:rPr>
         <w:t xml:space="preserve">prazo de 10 (dez) dias.</w:t>
       </w:r>
       <w:r>
-        <w:rPr>
-          <w:rFonts w:ascii="Calibri" w:hAnsi="Calibri"/>
-        </w:rPr>
         <w:t xml:space="preserve"> </w:t>
       </w:r>
       <w:r>
-        <w:rPr>
-          <w:rFonts w:ascii="Calibri" w:hAnsi="Calibri"/>
-        </w:rPr>
         <w:t xml:space="preserve">Não havendo manifestação, os autos serão arquivados.</w:t>
       </w:r>
       <w:r>
-        <w:rPr>
-          <w:rFonts w:ascii="Calibri" w:hAnsi="Calibri"/>
-        </w:rPr>
         <w:t xml:space="preserve"> </w:t>
       </w:r>
       <w:r>
-        <w:rPr>
-          <w:rFonts w:ascii="Calibri" w:hAnsi="Calibri"/>
-        </w:rPr>
         <w:t xml:space="preserve">Publique-se. Intime-se. Fortaleza/CE, 12 de agosto de 2026.</w:t>
       </w:r>
     </w:p>
@@ -3567,90 +1985,52 @@
       </w:pPr>
       <w:r>
         <w:rPr>
-          <w:rFonts w:ascii="Calibri" w:hAnsi="Calibri"/>
           <w:b/>
           <w:bCs/>
         </w:rPr>
         <w:t xml:space="preserve">Onde o exercício costuma travar.</w:t>
       </w:r>
       <w:r>
+        <w:t xml:space="preserve"> </w:t>
+      </w:r>
+      <w:r>
+        <w:t xml:space="preserve">Três divergências plantadas, de gravidades diferentes: o</w:t>
+      </w:r>
+      <w:r>
+        <w:t xml:space="preserve"> </w:t>
+      </w:r>
+      <w:r>
+        <w:t xml:space="preserve">prazo errado (10 em vez de 15 —</w:t>
+      </w:r>
+      <w:r>
+        <w:t xml:space="preserve"> </w:t>
+      </w:r>
+      <w:r>
         <w:rPr>
-          <w:rFonts w:ascii="Calibri" w:hAnsi="Calibri"/>
-        </w:rPr>
-        <w:t xml:space="preserve"> </w:t>
-      </w:r>
-      <w:r>
-        <w:rPr>
-          <w:rFonts w:ascii="Calibri" w:hAnsi="Calibri"/>
-        </w:rPr>
-        <w:t xml:space="preserve">Três divergências plantadas, de gravidades diferentes: o</w:t>
-      </w:r>
-      <w:r>
-        <w:rPr>
-          <w:rFonts w:ascii="Calibri" w:hAnsi="Calibri"/>
-        </w:rPr>
-        <w:t xml:space="preserve"> </w:t>
-      </w:r>
-      <w:r>
-        <w:rPr>
-          <w:rFonts w:ascii="Calibri" w:hAnsi="Calibri"/>
-        </w:rPr>
-        <w:t xml:space="preserve">prazo errado (10 em vez de 15 —</w:t>
-      </w:r>
-      <w:r>
-        <w:rPr>
-          <w:rFonts w:ascii="Calibri" w:hAnsi="Calibri"/>
-        </w:rPr>
-        <w:t xml:space="preserve"> </w:t>
-      </w:r>
-      <w:r>
-        <w:rPr>
-          <w:rFonts w:ascii="Calibri" w:hAnsi="Calibri"/>
           <w:b/>
           <w:bCs/>
         </w:rPr>
         <w:t xml:space="preserve">é a grave</w:t>
       </w:r>
       <w:r>
-        <w:rPr>
-          <w:rFonts w:ascii="Calibri" w:hAnsi="Calibri"/>
-        </w:rPr>
         <w:t xml:space="preserve">, contraria os arts. 350 e 351 do CPC), o arquivamento</w:t>
       </w:r>
       <w:r>
-        <w:rPr>
-          <w:rFonts w:ascii="Calibri" w:hAnsi="Calibri"/>
-        </w:rPr>
         <w:t xml:space="preserve"> </w:t>
       </w:r>
       <w:r>
-        <w:rPr>
-          <w:rFonts w:ascii="Calibri" w:hAnsi="Calibri"/>
-        </w:rPr>
         <w:t xml:space="preserve">indevido pela ausência de réplica (que é faculdade da parte, não causa de arquivamento) e a data</w:t>
       </w:r>
       <w:r>
-        <w:rPr>
-          <w:rFonts w:ascii="Calibri" w:hAnsi="Calibri"/>
-        </w:rPr>
         <w:t xml:space="preserve"> </w:t>
       </w:r>
       <w:r>
-        <w:rPr>
-          <w:rFonts w:ascii="Calibri" w:hAnsi="Calibri"/>
-        </w:rPr>
         <w:t xml:space="preserve">fixa no lugar da assinatura eletrônica. Um bom cotejo não só lista as três: ordena por gravidade</w:t>
       </w:r>
       <w:r>
-        <w:rPr>
-          <w:rFonts w:ascii="Calibri" w:hAnsi="Calibri"/>
-        </w:rPr>
         <w:t xml:space="preserve"> </w:t>
       </w:r>
       <w:r>
-        <w:rPr>
-          <w:rFonts w:ascii="Calibri" w:hAnsi="Calibri"/>
-        </w:rPr>
         <w:t xml:space="preserve">e diz qual delas impediria a assinatura.</w:t>
       </w:r>
     </w:p>
@@ -3660,7 +2040,6 @@
       </w:pPr>
       <w:r>
         <w:rPr>
-          <w:rFonts w:ascii="Calibri" w:hAnsi="Calibri"/>
           <w:b/>
           <w:bCs/>
         </w:rPr>
@@ -3668,7 +2047,6 @@
       </w:r>
       <w:r>
         <w:rPr>
-          <w:rFonts w:ascii="Calibri" w:hAnsi="Calibri"/>
           <w:b/>
           <w:bCs/>
         </w:rPr>
@@ -3676,7 +2054,6 @@
       </w:r>
       <w:r>
         <w:rPr>
-          <w:rFonts w:ascii="Calibri" w:hAnsi="Calibri"/>
           <w:b/>
           <w:bCs/>
         </w:rPr>
@@ -3684,7 +2061,6 @@
       </w:r>
       <w:r>
         <w:rPr>
-          <w:rFonts w:ascii="Calibri" w:hAnsi="Calibri"/>
           <w:b/>
           <w:bCs/>
         </w:rPr>
@@ -3692,7 +2068,6 @@
       </w:r>
       <w:r>
         <w:rPr>
-          <w:rFonts w:ascii="Calibri" w:hAnsi="Calibri"/>
           <w:b/>
           <w:bCs/>
         </w:rPr>
@@ -3700,7 +2075,6 @@
       </w:r>
       <w:r>
         <w:rPr>
-          <w:rFonts w:ascii="Calibri" w:hAnsi="Calibri"/>
           <w:b/>
           <w:bCs/>
         </w:rPr>
@@ -3708,42 +2082,26 @@
       </w:r>
       <w:r>
         <w:rPr>
-          <w:rFonts w:ascii="Calibri" w:hAnsi="Calibri"/>
           <w:b/>
           <w:bCs/>
         </w:rPr>
         <w:t xml:space="preserve">precisa mostrar:</w:t>
       </w:r>
       <w:r>
-        <w:rPr>
-          <w:rFonts w:ascii="Calibri" w:hAnsi="Calibri"/>
-        </w:rPr>
         <w:t xml:space="preserve"> </w:t>
       </w:r>
       <w:r>
-        <w:rPr>
-          <w:rFonts w:ascii="Calibri" w:hAnsi="Calibri"/>
-        </w:rPr>
         <w:t xml:space="preserve">tempo por minuta incluindo o cotejo com o modelo padrão — e</w:t>
       </w:r>
       <w:r>
-        <w:rPr>
-          <w:rFonts w:ascii="Calibri" w:hAnsi="Calibri"/>
-        </w:rPr>
         <w:t xml:space="preserve"> </w:t>
       </w:r>
       <w:r>
-        <w:rPr>
-          <w:rFonts w:ascii="Calibri" w:hAnsi="Calibri"/>
-        </w:rPr>
         <w:t xml:space="preserve">a constatação de que consolidar um modelo único é parte do ganho, não efeito colateral.</w:t>
       </w:r>
     </w:p>
     <w:p>
       <w:r>
-        <w:rPr>
-          <w:rFonts w:ascii="Calibri" w:hAnsi="Calibri"/>
-        </w:rPr>
         <w:pict>
           <v:rect style="width:0;height:1.5pt" o:hralign="center" o:hrstd="t" o:hr="t"/>
         </w:pict>
@@ -3756,9 +2114,6 @@
         <w:pStyle w:val="Heading2"/>
       </w:pPr>
       <w:r>
-        <w:rPr>
-          <w:rFonts w:ascii="Calibri" w:hAnsi="Calibri"/>
-        </w:rPr>
         <w:t xml:space="preserve">Caso-tipo D — Relatório de andamento do acervo</w:t>
       </w:r>
     </w:p>
@@ -3768,22 +2123,15 @@
       </w:pPr>
       <w:r>
         <w:rPr>
-          <w:rFonts w:ascii="Calibri" w:hAnsi="Calibri"/>
           <w:b/>
           <w:bCs/>
         </w:rPr>
         <w:t xml:space="preserve">Unidade fictícia:</w:t>
       </w:r>
       <w:r>
-        <w:rPr>
-          <w:rFonts w:ascii="Calibri" w:hAnsi="Calibri"/>
-        </w:rPr>
         <w:t xml:space="preserve"> </w:t>
       </w:r>
       <w:r>
-        <w:rPr>
-          <w:rFonts w:ascii="Calibri" w:hAnsi="Calibri"/>
-        </w:rPr>
         <w:t xml:space="preserve">7ª Vara Cível da Comarca de Fortaleza.</w:t>
       </w:r>
     </w:p>
@@ -3793,70 +2141,39 @@
       </w:pPr>
       <w:r>
         <w:rPr>
-          <w:rFonts w:ascii="Calibri" w:hAnsi="Calibri"/>
           <w:b/>
           <w:bCs/>
         </w:rPr>
         <w:t xml:space="preserve">Situação atual.</w:t>
       </w:r>
       <w:r>
-        <w:rPr>
-          <w:rFonts w:ascii="Calibri" w:hAnsi="Calibri"/>
-        </w:rPr>
         <w:t xml:space="preserve"> </w:t>
       </w:r>
       <w:r>
-        <w:rPr>
-          <w:rFonts w:ascii="Calibri" w:hAnsi="Calibri"/>
-        </w:rPr>
         <w:t xml:space="preserve">Toda primeira semana do mês, o diretor de secretaria monta à mão um relatório</w:t>
       </w:r>
       <w:r>
-        <w:rPr>
-          <w:rFonts w:ascii="Calibri" w:hAnsi="Calibri"/>
-        </w:rPr>
         <w:t xml:space="preserve"> </w:t>
       </w:r>
       <w:r>
-        <w:rPr>
-          <w:rFonts w:ascii="Calibri" w:hAnsi="Calibri"/>
-        </w:rPr>
         <w:t xml:space="preserve">de andamento para a reunião de gestão. Os dados vêm de três lugares: a extração do sistema</w:t>
       </w:r>
       <w:r>
-        <w:rPr>
-          <w:rFonts w:ascii="Calibri" w:hAnsi="Calibri"/>
-        </w:rPr>
         <w:t xml:space="preserve"> </w:t>
       </w:r>
       <w:r>
-        <w:rPr>
-          <w:rFonts w:ascii="Calibri" w:hAnsi="Calibri"/>
-        </w:rPr>
         <w:t xml:space="preserve">processual (planilha), as anotações do supervisor sobre pendências de cumprimento (bloco de</w:t>
       </w:r>
       <w:r>
-        <w:rPr>
-          <w:rFonts w:ascii="Calibri" w:hAnsi="Calibri"/>
-        </w:rPr>
         <w:t xml:space="preserve"> </w:t>
       </w:r>
       <w:r>
-        <w:rPr>
-          <w:rFonts w:ascii="Calibri" w:hAnsi="Calibri"/>
-        </w:rPr>
         <w:t xml:space="preserve">notas) e os e-mails de cobrança da Corregedoria. Consolidar isso em texto corrido, com número e</w:t>
       </w:r>
       <w:r>
-        <w:rPr>
-          <w:rFonts w:ascii="Calibri" w:hAnsi="Calibri"/>
-        </w:rPr>
         <w:t xml:space="preserve"> </w:t>
       </w:r>
       <w:r>
-        <w:rPr>
-          <w:rFonts w:ascii="Calibri" w:hAnsi="Calibri"/>
-        </w:rPr>
         <w:t xml:space="preserve">comentário, consome uma manhã inteira.</w:t>
       </w:r>
     </w:p>
@@ -3866,30 +2183,22 @@
       </w:pPr>
       <w:r>
         <w:rPr>
-          <w:rFonts w:ascii="Calibri" w:hAnsi="Calibri"/>
           <w:b/>
           <w:bCs/>
         </w:rPr>
         <w:t xml:space="preserve">Tempo médio por unidade hoje:</w:t>
       </w:r>
       <w:r>
+        <w:t xml:space="preserve"> </w:t>
+      </w:r>
+      <w:r>
         <w:rPr>
-          <w:rFonts w:ascii="Calibri" w:hAnsi="Calibri"/>
-        </w:rPr>
-        <w:t xml:space="preserve"> </w:t>
-      </w:r>
-      <w:r>
-        <w:rPr>
-          <w:rFonts w:ascii="Calibri" w:hAnsi="Calibri"/>
           <w:b/>
           <w:bCs/>
         </w:rPr>
         <w:t xml:space="preserve">3 horas por relatório mensal</w:t>
       </w:r>
       <w:r>
-        <w:rPr>
-          <w:rFonts w:ascii="Calibri" w:hAnsi="Calibri"/>
-        </w:rPr>
         <w:t xml:space="preserve">.</w:t>
       </w:r>
     </w:p>
@@ -3899,7 +2208,6 @@
       </w:pPr>
       <w:r>
         <w:rPr>
-          <w:rFonts w:ascii="Calibri" w:hAnsi="Calibri"/>
           <w:b/>
           <w:bCs/>
         </w:rPr>
@@ -3915,9 +2223,6 @@
         </w:numPr>
       </w:pPr>
       <w:r>
-        <w:rPr>
-          <w:rFonts w:ascii="Calibri" w:hAnsi="Calibri"/>
-        </w:rPr>
         <w:t xml:space="preserve">conclusos p/ sentença: 212 (mês passado 198)</w:t>
       </w:r>
     </w:p>
@@ -3930,9 +2235,6 @@
         </w:numPr>
       </w:pPr>
       <w:r>
-        <w:rPr>
-          <w:rFonts w:ascii="Calibri" w:hAnsi="Calibri"/>
-        </w:rPr>
         <w:t xml:space="preserve">conclusos p/ decisão: 87</w:t>
       </w:r>
     </w:p>
@@ -3945,9 +2247,6 @@
         </w:numPr>
       </w:pPr>
       <w:r>
-        <w:rPr>
-          <w:rFonts w:ascii="Calibri" w:hAnsi="Calibri"/>
-        </w:rPr>
         <w:t xml:space="preserve">cumprimento pendente na secretaria: 143, sendo 26 com prazo vencido</w:t>
       </w:r>
     </w:p>
@@ -3960,9 +2259,6 @@
         </w:numPr>
       </w:pPr>
       <w:r>
-        <w:rPr>
-          <w:rFonts w:ascii="Calibri" w:hAnsi="Calibri"/>
-        </w:rPr>
         <w:t xml:space="preserve">audiências realizadas no mês: 34; redesignadas: 6 (2 por ausência de perito)</w:t>
       </w:r>
     </w:p>
@@ -3975,9 +2271,6 @@
         </w:numPr>
       </w:pPr>
       <w:r>
-        <w:rPr>
-          <w:rFonts w:ascii="Calibri" w:hAnsi="Calibri"/>
-        </w:rPr>
         <w:t xml:space="preserve">mutirão de conciliação (semana 3): 41 acordos homologados</w:t>
       </w:r>
     </w:p>
@@ -3990,9 +2283,6 @@
         </w:numPr>
       </w:pPr>
       <w:r>
-        <w:rPr>
-          <w:rFonts w:ascii="Calibri" w:hAnsi="Calibri"/>
-        </w:rPr>
         <w:t xml:space="preserve">reclamação de advogado sobre demora em expedição de alvará — 3 registros na ouvidoria</w:t>
       </w:r>
     </w:p>
@@ -4005,9 +2295,6 @@
         </w:numPr>
       </w:pPr>
       <w:r>
-        <w:rPr>
-          <w:rFonts w:ascii="Calibri" w:hAnsi="Calibri"/>
-        </w:rPr>
         <w:t xml:space="preserve">servidor da equipe de cumprimento em licença desde 12/07, sem substituição</w:t>
       </w:r>
     </w:p>
@@ -4020,9 +2307,6 @@
         </w:numPr>
       </w:pPr>
       <w:r>
-        <w:rPr>
-          <w:rFonts w:ascii="Calibri" w:hAnsi="Calibri"/>
-        </w:rPr>
         <w:t xml:space="preserve">meta do mês: reduzir cumprimento pendente para menos de 120</w:t>
       </w:r>
     </w:p>
@@ -4032,116 +2316,68 @@
       </w:pPr>
       <w:r>
         <w:rPr>
-          <w:rFonts w:ascii="Calibri" w:hAnsi="Calibri"/>
           <w:b/>
           <w:bCs/>
         </w:rPr>
         <w:t xml:space="preserve">Onde o exercício costuma travar.</w:t>
       </w:r>
       <w:r>
+        <w:t xml:space="preserve"> </w:t>
+      </w:r>
+      <w:r>
+        <w:t xml:space="preserve">O número que sobe (212 conclusos para sentença) convive com</w:t>
+      </w:r>
+      <w:r>
+        <w:t xml:space="preserve"> </w:t>
+      </w:r>
+      <w:r>
+        <w:t xml:space="preserve">uma causa que não está na planilha: o servidor em licença desde 12/07. Um relatório que apresenta</w:t>
+      </w:r>
+      <w:r>
+        <w:t xml:space="preserve"> </w:t>
+      </w:r>
+      <w:r>
+        <w:t xml:space="preserve">o número sem a causa oculta convida à conclusão errada — é o gancho direto do Módulo 2. O</w:t>
+      </w:r>
+      <w:r>
+        <w:t xml:space="preserve"> </w:t>
+      </w:r>
+      <w:r>
+        <w:t xml:space="preserve">relatório bom separa o que é</w:t>
+      </w:r>
+      <w:r>
+        <w:t xml:space="preserve"> </w:t>
+      </w:r>
+      <w:r>
         <w:rPr>
-          <w:rFonts w:ascii="Calibri" w:hAnsi="Calibri"/>
-        </w:rPr>
-        <w:t xml:space="preserve"> </w:t>
-      </w:r>
-      <w:r>
-        <w:rPr>
-          <w:rFonts w:ascii="Calibri" w:hAnsi="Calibri"/>
-        </w:rPr>
-        <w:t xml:space="preserve">O número que sobe (212 conclusos para sentença) convive com</w:t>
-      </w:r>
-      <w:r>
-        <w:rPr>
-          <w:rFonts w:ascii="Calibri" w:hAnsi="Calibri"/>
-        </w:rPr>
-        <w:t xml:space="preserve"> </w:t>
-      </w:r>
-      <w:r>
-        <w:rPr>
-          <w:rFonts w:ascii="Calibri" w:hAnsi="Calibri"/>
-        </w:rPr>
-        <w:t xml:space="preserve">uma causa que não está na planilha: o servidor em licença desde 12/07. Um relatório que apresenta</w:t>
-      </w:r>
-      <w:r>
-        <w:rPr>
-          <w:rFonts w:ascii="Calibri" w:hAnsi="Calibri"/>
-        </w:rPr>
-        <w:t xml:space="preserve"> </w:t>
-      </w:r>
-      <w:r>
-        <w:rPr>
-          <w:rFonts w:ascii="Calibri" w:hAnsi="Calibri"/>
-        </w:rPr>
-        <w:t xml:space="preserve">o número sem a causa oculta convida à conclusão errada — é o gancho direto do Módulo 2. O</w:t>
-      </w:r>
-      <w:r>
-        <w:rPr>
-          <w:rFonts w:ascii="Calibri" w:hAnsi="Calibri"/>
-        </w:rPr>
-        <w:t xml:space="preserve"> </w:t>
-      </w:r>
-      <w:r>
-        <w:rPr>
-          <w:rFonts w:ascii="Calibri" w:hAnsi="Calibri"/>
-        </w:rPr>
-        <w:t xml:space="preserve">relatório bom separa o que é</w:t>
-      </w:r>
-      <w:r>
-        <w:rPr>
-          <w:rFonts w:ascii="Calibri" w:hAnsi="Calibri"/>
-        </w:rPr>
-        <w:t xml:space="preserve"> </w:t>
-      </w:r>
-      <w:r>
-        <w:rPr>
-          <w:rFonts w:ascii="Calibri" w:hAnsi="Calibri"/>
           <w:b/>
           <w:bCs/>
         </w:rPr>
         <w:t xml:space="preserve">dado</w:t>
       </w:r>
       <w:r>
+        <w:t xml:space="preserve"> </w:t>
+      </w:r>
+      <w:r>
+        <w:t xml:space="preserve">do que é</w:t>
+      </w:r>
+      <w:r>
+        <w:t xml:space="preserve"> </w:t>
+      </w:r>
+      <w:r>
         <w:rPr>
-          <w:rFonts w:ascii="Calibri" w:hAnsi="Calibri"/>
-        </w:rPr>
-        <w:t xml:space="preserve"> </w:t>
-      </w:r>
-      <w:r>
-        <w:rPr>
-          <w:rFonts w:ascii="Calibri" w:hAnsi="Calibri"/>
-        </w:rPr>
-        <w:t xml:space="preserve">do que é</w:t>
-      </w:r>
-      <w:r>
-        <w:rPr>
-          <w:rFonts w:ascii="Calibri" w:hAnsi="Calibri"/>
-        </w:rPr>
-        <w:t xml:space="preserve"> </w:t>
-      </w:r>
-      <w:r>
-        <w:rPr>
-          <w:rFonts w:ascii="Calibri" w:hAnsi="Calibri"/>
           <w:b/>
           <w:bCs/>
         </w:rPr>
         <w:t xml:space="preserve">hipótese explicativa</w:t>
       </w:r>
       <w:r>
-        <w:rPr>
-          <w:rFonts w:ascii="Calibri" w:hAnsi="Calibri"/>
-        </w:rPr>
         <w:t xml:space="preserve">, e diz qual dado</w:t>
       </w:r>
       <w:r>
-        <w:rPr>
-          <w:rFonts w:ascii="Calibri" w:hAnsi="Calibri"/>
-        </w:rPr>
         <w:t xml:space="preserve"> </w:t>
       </w:r>
       <w:r>
-        <w:rPr>
-          <w:rFonts w:ascii="Calibri" w:hAnsi="Calibri"/>
-        </w:rPr>
         <w:t xml:space="preserve">confirmaria cada hipótese.</w:t>
       </w:r>
     </w:p>
@@ -4151,7 +2387,6 @@
       </w:pPr>
       <w:r>
         <w:rPr>
-          <w:rFonts w:ascii="Calibri" w:hAnsi="Calibri"/>
           <w:b/>
           <w:bCs/>
         </w:rPr>
@@ -4159,7 +2394,6 @@
       </w:r>
       <w:r>
         <w:rPr>
-          <w:rFonts w:ascii="Calibri" w:hAnsi="Calibri"/>
           <w:b/>
           <w:bCs/>
         </w:rPr>
@@ -4167,7 +2401,6 @@
       </w:r>
       <w:r>
         <w:rPr>
-          <w:rFonts w:ascii="Calibri" w:hAnsi="Calibri"/>
           <w:b/>
           <w:bCs/>
         </w:rPr>
@@ -4175,7 +2408,6 @@
       </w:r>
       <w:r>
         <w:rPr>
-          <w:rFonts w:ascii="Calibri" w:hAnsi="Calibri"/>
           <w:b/>
           <w:bCs/>
         </w:rPr>
@@ -4183,7 +2415,6 @@
       </w:r>
       <w:r>
         <w:rPr>
-          <w:rFonts w:ascii="Calibri" w:hAnsi="Calibri"/>
           <w:b/>
           <w:bCs/>
         </w:rPr>
@@ -4191,7 +2422,6 @@
       </w:r>
       <w:r>
         <w:rPr>
-          <w:rFonts w:ascii="Calibri" w:hAnsi="Calibri"/>
           <w:b/>
           <w:bCs/>
         </w:rPr>
@@ -4199,42 +2429,26 @@
       </w:r>
       <w:r>
         <w:rPr>
-          <w:rFonts w:ascii="Calibri" w:hAnsi="Calibri"/>
           <w:b/>
           <w:bCs/>
         </w:rPr>
         <w:t xml:space="preserve">precisa mostrar:</w:t>
       </w:r>
       <w:r>
-        <w:rPr>
-          <w:rFonts w:ascii="Calibri" w:hAnsi="Calibri"/>
-        </w:rPr>
         <w:t xml:space="preserve"> </w:t>
       </w:r>
       <w:r>
-        <w:rPr>
-          <w:rFonts w:ascii="Calibri" w:hAnsi="Calibri"/>
-        </w:rPr>
         <w:t xml:space="preserve">tempo de consolidação incluindo a conferência de cada número</w:t>
       </w:r>
       <w:r>
-        <w:rPr>
-          <w:rFonts w:ascii="Calibri" w:hAnsi="Calibri"/>
-        </w:rPr>
         <w:t xml:space="preserve"> </w:t>
       </w:r>
       <w:r>
-        <w:rPr>
-          <w:rFonts w:ascii="Calibri" w:hAnsi="Calibri"/>
-        </w:rPr>
         <w:t xml:space="preserve">contra a fonte — nenhum número entra em relatório de gestão sem alguém ter olhado de onde ele veio.</w:t>
       </w:r>
     </w:p>
     <w:p>
       <w:r>
-        <w:rPr>
-          <w:rFonts w:ascii="Calibri" w:hAnsi="Calibri"/>
-        </w:rPr>
         <w:pict>
           <v:rect style="width:0;height:1.5pt" o:hralign="center" o:hrstd="t" o:hr="t"/>
         </w:pict>
@@ -4247,24 +2461,15 @@
         <w:pStyle w:val="Heading2"/>
       </w:pPr>
       <w:r>
-        <w:rPr>
-          <w:rFonts w:ascii="Calibri" w:hAnsi="Calibri"/>
-        </w:rPr>
         <w:t xml:space="preserve">Ficha do projeto (a mesma para os quatro casos)</w:t>
       </w:r>
     </w:p>
     <w:tbl>
       <w:tblPr>
         <w:tblStyle w:val="Table"/>
+        <w:tblW w:type="pct" w:w="5000"/>
         <w:tblLayout w:type="fixed"/>
         <w:tblLook w:firstRow="1" w:lastRow="0" w:firstColumn="0" w:lastColumn="0" w:noHBand="0" w:noVBand="0" w:val="0020"/>
-        <w:tblCellMar>
-          <w:top w:w="60" w:type="dxa"/>
-          <w:left w:w="108" w:type="dxa"/>
-          <w:bottom w:w="60" w:type="dxa"/>
-          <w:right w:w="108" w:type="dxa"/>
-        </w:tblCellMar>
-        <w:tblW w:w="5000" w:type="pct"/>
       </w:tblPr>
       <w:tblGrid>
         <w:gridCol w:w="3960"/>
@@ -4272,404 +2477,183 @@
       </w:tblGrid>
       <w:tr>
         <w:trPr>
-          <w:trHeight w:val="397" w:hRule="atLeast"/>
           <w:tblHeader w:val="on"/>
         </w:trPr>
         <w:tc>
-          <w:tcPr>
-            <w:shd w:val="clear" w:color="auto" w:fill="1B3A5C"/>
-            <w:tcBorders>
-              <w:top w:val="single" w:sz="4" w:color="9CA3AF"/>
-              <w:left w:val="single" w:sz="4" w:color="9CA3AF"/>
-              <w:bottom w:val="single" w:sz="4" w:color="9CA3AF"/>
-              <w:right w:val="single" w:sz="4" w:color="9CA3AF"/>
-            </w:tcBorders>
-            <w:vAlign w:val="center"/>
-          </w:tcPr>
+          <w:tcPr/>
           <w:p>
             <w:pPr>
               <w:pStyle w:val="Compact"/>
-              <w:spacing w:before="0" w:after="0" w:line="276" w:lineRule="auto"/>
               <w:jc w:val="left"/>
             </w:pPr>
             <w:r>
-              <w:rPr>
-                <w:rFonts w:ascii="Calibri" w:hAnsi="Calibri" w:cs="Calibri" w:eastAsia="Calibri"/>
-                <w:b/>
-                <w:color w:val="FFFFFF"/>
-                <w:sz w:val="22"/>
-              </w:rPr>
               <w:t xml:space="preserve">Campo</w:t>
             </w:r>
           </w:p>
         </w:tc>
         <w:tc>
-          <w:tcPr>
-            <w:shd w:val="clear" w:color="auto" w:fill="1B3A5C"/>
-            <w:tcBorders>
-              <w:top w:val="single" w:sz="4" w:color="9CA3AF"/>
-              <w:left w:val="single" w:sz="4" w:color="9CA3AF"/>
-              <w:bottom w:val="single" w:sz="4" w:color="9CA3AF"/>
-              <w:right w:val="single" w:sz="4" w:color="9CA3AF"/>
-            </w:tcBorders>
-            <w:vAlign w:val="center"/>
-          </w:tcPr>
+          <w:tcPr/>
           <w:p>
             <w:pPr>
               <w:pStyle w:val="Compact"/>
-              <w:spacing w:before="0" w:after="0" w:line="276" w:lineRule="auto"/>
               <w:jc w:val="left"/>
             </w:pPr>
             <w:r>
-              <w:rPr>
-                <w:rFonts w:ascii="Calibri" w:hAnsi="Calibri" w:cs="Calibri" w:eastAsia="Calibri"/>
-                <w:b/>
-                <w:color w:val="FFFFFF"/>
-                <w:sz w:val="22"/>
-              </w:rPr>
               <w:t xml:space="preserve">Seu preenchimento</w:t>
             </w:r>
           </w:p>
         </w:tc>
       </w:tr>
       <w:tr>
-        <w:trPr>
-          <w:trHeight w:val="397" w:hRule="atLeast"/>
-        </w:trPr>
         <w:tc>
-          <w:tcPr>
-            <w:tcBorders>
-              <w:top w:val="single" w:sz="4" w:color="9CA3AF"/>
-              <w:left w:val="single" w:sz="4" w:color="9CA3AF"/>
-              <w:bottom w:val="single" w:sz="4" w:color="9CA3AF"/>
-              <w:right w:val="single" w:sz="4" w:color="9CA3AF"/>
-            </w:tcBorders>
-            <w:vAlign w:val="center"/>
-          </w:tcPr>
+          <w:tcPr/>
           <w:p>
             <w:pPr>
               <w:pStyle w:val="Compact"/>
-              <w:spacing w:before="0" w:after="0" w:line="276" w:lineRule="auto"/>
               <w:jc w:val="left"/>
             </w:pPr>
             <w:r>
-              <w:rPr>
-                <w:rFonts w:ascii="Calibri" w:hAnsi="Calibri" w:cs="Calibri" w:eastAsia="Calibri"/>
-                <w:color w:val="1F2937"/>
-                <w:sz w:val="21"/>
-              </w:rPr>
               <w:t xml:space="preserve">Caso-tipo escolhido</w:t>
             </w:r>
           </w:p>
         </w:tc>
         <w:tc>
-          <w:tcPr>
-            <w:tcBorders>
-              <w:top w:val="single" w:sz="4" w:color="9CA3AF"/>
-              <w:left w:val="single" w:sz="4" w:color="9CA3AF"/>
-              <w:bottom w:val="single" w:sz="4" w:color="9CA3AF"/>
-              <w:right w:val="single" w:sz="4" w:color="9CA3AF"/>
-            </w:tcBorders>
-            <w:vAlign w:val="center"/>
-          </w:tcPr>
+          <w:tcPr/>
           <w:p>
             <w:pPr>
               <w:pStyle w:val="Compact"/>
-              <w:spacing w:before="0" w:after="0" w:line="276" w:lineRule="auto"/>
             </w:pPr>
           </w:p>
         </w:tc>
       </w:tr>
       <w:tr>
-        <w:trPr>
-          <w:trHeight w:val="397" w:hRule="atLeast"/>
-        </w:trPr>
         <w:tc>
-          <w:tcPr>
-            <w:shd w:val="clear" w:color="auto" w:fill="F4F6F8"/>
-            <w:tcBorders>
-              <w:top w:val="single" w:sz="4" w:color="9CA3AF"/>
-              <w:left w:val="single" w:sz="4" w:color="9CA3AF"/>
-              <w:bottom w:val="single" w:sz="4" w:color="9CA3AF"/>
-              <w:right w:val="single" w:sz="4" w:color="9CA3AF"/>
-            </w:tcBorders>
-            <w:vAlign w:val="center"/>
-          </w:tcPr>
+          <w:tcPr/>
           <w:p>
             <w:pPr>
               <w:pStyle w:val="Compact"/>
-              <w:spacing w:before="0" w:after="0" w:line="276" w:lineRule="auto"/>
               <w:jc w:val="left"/>
             </w:pPr>
             <w:r>
-              <w:rPr>
-                <w:rFonts w:ascii="Calibri" w:hAnsi="Calibri" w:cs="Calibri" w:eastAsia="Calibri"/>
-                <w:color w:val="1F2937"/>
-                <w:sz w:val="21"/>
-              </w:rPr>
               <w:t xml:space="preserve">Situação atual (como a tarefa é feita hoje, conforme o caso-tipo)</w:t>
             </w:r>
           </w:p>
         </w:tc>
         <w:tc>
-          <w:tcPr>
-            <w:shd w:val="clear" w:color="auto" w:fill="F4F6F8"/>
-            <w:tcBorders>
-              <w:top w:val="single" w:sz="4" w:color="9CA3AF"/>
-              <w:left w:val="single" w:sz="4" w:color="9CA3AF"/>
-              <w:bottom w:val="single" w:sz="4" w:color="9CA3AF"/>
-              <w:right w:val="single" w:sz="4" w:color="9CA3AF"/>
-            </w:tcBorders>
-            <w:vAlign w:val="center"/>
-          </w:tcPr>
+          <w:tcPr/>
           <w:p>
             <w:pPr>
               <w:pStyle w:val="Compact"/>
-              <w:spacing w:before="0" w:after="0" w:line="276" w:lineRule="auto"/>
             </w:pPr>
           </w:p>
         </w:tc>
       </w:tr>
       <w:tr>
-        <w:trPr>
-          <w:trHeight w:val="397" w:hRule="atLeast"/>
-        </w:trPr>
         <w:tc>
-          <w:tcPr>
-            <w:tcBorders>
-              <w:top w:val="single" w:sz="4" w:color="9CA3AF"/>
-              <w:left w:val="single" w:sz="4" w:color="9CA3AF"/>
-              <w:bottom w:val="single" w:sz="4" w:color="9CA3AF"/>
-              <w:right w:val="single" w:sz="4" w:color="9CA3AF"/>
-            </w:tcBorders>
-            <w:vAlign w:val="center"/>
-          </w:tcPr>
+          <w:tcPr/>
           <w:p>
             <w:pPr>
               <w:pStyle w:val="Compact"/>
-              <w:spacing w:before="0" w:after="0" w:line="276" w:lineRule="auto"/>
               <w:jc w:val="left"/>
             </w:pPr>
             <w:r>
-              <w:rPr>
-                <w:rFonts w:ascii="Calibri" w:hAnsi="Calibri" w:cs="Calibri" w:eastAsia="Calibri"/>
-                <w:color w:val="1F2937"/>
-                <w:sz w:val="21"/>
-              </w:rPr>
               <w:t xml:space="preserve">Tempo médio por unidade hoje (conforme o caso-tipo)</w:t>
             </w:r>
           </w:p>
         </w:tc>
         <w:tc>
-          <w:tcPr>
-            <w:tcBorders>
-              <w:top w:val="single" w:sz="4" w:color="9CA3AF"/>
-              <w:left w:val="single" w:sz="4" w:color="9CA3AF"/>
-              <w:bottom w:val="single" w:sz="4" w:color="9CA3AF"/>
-              <w:right w:val="single" w:sz="4" w:color="9CA3AF"/>
-            </w:tcBorders>
-            <w:vAlign w:val="center"/>
-          </w:tcPr>
+          <w:tcPr/>
           <w:p>
             <w:pPr>
               <w:pStyle w:val="Compact"/>
-              <w:spacing w:before="0" w:after="0" w:line="276" w:lineRule="auto"/>
             </w:pPr>
           </w:p>
         </w:tc>
       </w:tr>
       <w:tr>
-        <w:trPr>
-          <w:trHeight w:val="397" w:hRule="atLeast"/>
-        </w:trPr>
         <w:tc>
-          <w:tcPr>
-            <w:shd w:val="clear" w:color="auto" w:fill="F4F6F8"/>
-            <w:tcBorders>
-              <w:top w:val="single" w:sz="4" w:color="9CA3AF"/>
-              <w:left w:val="single" w:sz="4" w:color="9CA3AF"/>
-              <w:bottom w:val="single" w:sz="4" w:color="9CA3AF"/>
-              <w:right w:val="single" w:sz="4" w:color="9CA3AF"/>
-            </w:tcBorders>
-            <w:vAlign w:val="center"/>
-          </w:tcPr>
+          <w:tcPr/>
           <w:p>
             <w:pPr>
               <w:pStyle w:val="Compact"/>
-              <w:spacing w:before="0" w:after="0" w:line="276" w:lineRule="auto"/>
               <w:jc w:val="left"/>
             </w:pPr>
             <w:r>
-              <w:rPr>
-                <w:rFonts w:ascii="Calibri" w:hAnsi="Calibri" w:cs="Calibri" w:eastAsia="Calibri"/>
-                <w:color w:val="1F2937"/>
-                <w:sz w:val="21"/>
-              </w:rPr>
               <w:t xml:space="preserve">Como será feita com apoio de IA (prompts-mestre usados)</w:t>
             </w:r>
           </w:p>
         </w:tc>
         <w:tc>
-          <w:tcPr>
-            <w:shd w:val="clear" w:color="auto" w:fill="F4F6F8"/>
-            <w:tcBorders>
-              <w:top w:val="single" w:sz="4" w:color="9CA3AF"/>
-              <w:left w:val="single" w:sz="4" w:color="9CA3AF"/>
-              <w:bottom w:val="single" w:sz="4" w:color="9CA3AF"/>
-              <w:right w:val="single" w:sz="4" w:color="9CA3AF"/>
-            </w:tcBorders>
-            <w:vAlign w:val="center"/>
-          </w:tcPr>
+          <w:tcPr/>
           <w:p>
             <w:pPr>
               <w:pStyle w:val="Compact"/>
-              <w:spacing w:before="0" w:after="0" w:line="276" w:lineRule="auto"/>
             </w:pPr>
           </w:p>
         </w:tc>
       </w:tr>
       <w:tr>
-        <w:trPr>
-          <w:trHeight w:val="397" w:hRule="atLeast"/>
-        </w:trPr>
         <w:tc>
-          <w:tcPr>
-            <w:tcBorders>
-              <w:top w:val="single" w:sz="4" w:color="9CA3AF"/>
-              <w:left w:val="single" w:sz="4" w:color="9CA3AF"/>
-              <w:bottom w:val="single" w:sz="4" w:color="9CA3AF"/>
-              <w:right w:val="single" w:sz="4" w:color="9CA3AF"/>
-            </w:tcBorders>
-            <w:vAlign w:val="center"/>
-          </w:tcPr>
+          <w:tcPr/>
           <w:p>
             <w:pPr>
               <w:pStyle w:val="Compact"/>
-              <w:spacing w:before="0" w:after="0" w:line="276" w:lineRule="auto"/>
               <w:jc w:val="left"/>
             </w:pPr>
             <w:r>
-              <w:rPr>
-                <w:rFonts w:ascii="Calibri" w:hAnsi="Calibri" w:cs="Calibri" w:eastAsia="Calibri"/>
-                <w:color w:val="1F2937"/>
-                <w:sz w:val="21"/>
-              </w:rPr>
               <w:t xml:space="preserve">Tempo estimado por unidade depois (incluindo conferência humana)</w:t>
             </w:r>
           </w:p>
         </w:tc>
         <w:tc>
-          <w:tcPr>
-            <w:tcBorders>
-              <w:top w:val="single" w:sz="4" w:color="9CA3AF"/>
-              <w:left w:val="single" w:sz="4" w:color="9CA3AF"/>
-              <w:bottom w:val="single" w:sz="4" w:color="9CA3AF"/>
-              <w:right w:val="single" w:sz="4" w:color="9CA3AF"/>
-            </w:tcBorders>
-            <w:vAlign w:val="center"/>
-          </w:tcPr>
+          <w:tcPr/>
           <w:p>
             <w:pPr>
               <w:pStyle w:val="Compact"/>
-              <w:spacing w:before="0" w:after="0" w:line="276" w:lineRule="auto"/>
             </w:pPr>
           </w:p>
         </w:tc>
       </w:tr>
       <w:tr>
-        <w:trPr>
-          <w:trHeight w:val="397" w:hRule="atLeast"/>
-        </w:trPr>
         <w:tc>
-          <w:tcPr>
-            <w:shd w:val="clear" w:color="auto" w:fill="F4F6F8"/>
-            <w:tcBorders>
-              <w:top w:val="single" w:sz="4" w:color="9CA3AF"/>
-              <w:left w:val="single" w:sz="4" w:color="9CA3AF"/>
-              <w:bottom w:val="single" w:sz="4" w:color="9CA3AF"/>
-              <w:right w:val="single" w:sz="4" w:color="9CA3AF"/>
-            </w:tcBorders>
-            <w:vAlign w:val="center"/>
-          </w:tcPr>
+          <w:tcPr/>
           <w:p>
             <w:pPr>
               <w:pStyle w:val="Compact"/>
-              <w:spacing w:before="0" w:after="0" w:line="276" w:lineRule="auto"/>
               <w:jc w:val="left"/>
             </w:pPr>
             <w:r>
-              <w:rPr>
-                <w:rFonts w:ascii="Calibri" w:hAnsi="Calibri" w:cs="Calibri" w:eastAsia="Calibri"/>
-                <w:color w:val="1F2937"/>
-                <w:sz w:val="21"/>
-              </w:rPr>
               <w:t xml:space="preserve">Riscos de sigilo identificados e como foram tratados (anonimização, dado que não pode sair)</w:t>
             </w:r>
           </w:p>
         </w:tc>
         <w:tc>
-          <w:tcPr>
-            <w:shd w:val="clear" w:color="auto" w:fill="F4F6F8"/>
-            <w:tcBorders>
-              <w:top w:val="single" w:sz="4" w:color="9CA3AF"/>
-              <w:left w:val="single" w:sz="4" w:color="9CA3AF"/>
-              <w:bottom w:val="single" w:sz="4" w:color="9CA3AF"/>
-              <w:right w:val="single" w:sz="4" w:color="9CA3AF"/>
-            </w:tcBorders>
-            <w:vAlign w:val="center"/>
-          </w:tcPr>
+          <w:tcPr/>
           <w:p>
             <w:pPr>
               <w:pStyle w:val="Compact"/>
-              <w:spacing w:before="0" w:after="0" w:line="276" w:lineRule="auto"/>
             </w:pPr>
           </w:p>
         </w:tc>
       </w:tr>
       <w:tr>
-        <w:trPr>
-          <w:trHeight w:val="397" w:hRule="atLeast"/>
-        </w:trPr>
         <w:tc>
-          <w:tcPr>
-            <w:tcBorders>
-              <w:top w:val="single" w:sz="4" w:color="9CA3AF"/>
-              <w:left w:val="single" w:sz="4" w:color="9CA3AF"/>
-              <w:bottom w:val="single" w:sz="4" w:color="9CA3AF"/>
-              <w:right w:val="single" w:sz="4" w:color="9CA3AF"/>
-            </w:tcBorders>
-            <w:vAlign w:val="center"/>
-          </w:tcPr>
+          <w:tcPr/>
           <w:p>
             <w:pPr>
               <w:pStyle w:val="Compact"/>
-              <w:spacing w:before="0" w:after="0" w:line="276" w:lineRule="auto"/>
               <w:jc w:val="left"/>
             </w:pPr>
             <w:r>
-              <w:rPr>
-                <w:rFonts w:ascii="Calibri" w:hAnsi="Calibri" w:cs="Calibri" w:eastAsia="Calibri"/>
-                <w:color w:val="1F2937"/>
-                <w:sz w:val="21"/>
-              </w:rPr>
               <w:t xml:space="preserve">Quem confere cada saída antes de virar ato oficial</w:t>
             </w:r>
           </w:p>
         </w:tc>
         <w:tc>
-          <w:tcPr>
-            <w:tcBorders>
-              <w:top w:val="single" w:sz="4" w:color="9CA3AF"/>
-              <w:left w:val="single" w:sz="4" w:color="9CA3AF"/>
-              <w:bottom w:val="single" w:sz="4" w:color="9CA3AF"/>
-              <w:right w:val="single" w:sz="4" w:color="9CA3AF"/>
-            </w:tcBorders>
-            <w:vAlign w:val="center"/>
-          </w:tcPr>
+          <w:tcPr/>
           <w:p>
             <w:pPr>
               <w:pStyle w:val="Compact"/>
-              <w:spacing w:before="0" w:after="0" w:line="276" w:lineRule="auto"/>
             </w:pPr>
           </w:p>
         </w:tc>
@@ -4681,42 +2665,26 @@
       </w:pPr>
       <w:r>
         <w:rPr>
-          <w:rFonts w:ascii="Calibri" w:hAnsi="Calibri"/>
           <w:b/>
           <w:bCs/>
         </w:rPr>
         <w:t xml:space="preserve">Avaliação:</w:t>
       </w:r>
       <w:r>
-        <w:rPr>
-          <w:rFonts w:ascii="Calibri" w:hAnsi="Calibri"/>
-        </w:rPr>
         <w:t xml:space="preserve"> </w:t>
       </w:r>
       <w:r>
-        <w:rPr>
-          <w:rFonts w:ascii="Calibri" w:hAnsi="Calibri"/>
-        </w:rPr>
-        <w:t xml:space="preserve">rubrica-projeto-integrador-v2 (7 dimensões, 4 níveis), aplicada sobre a ficha</w:t>
-      </w:r>
-      <w:r>
-        <w:rPr>
-          <w:rFonts w:ascii="Calibri" w:hAnsi="Calibri"/>
-        </w:rPr>
+        <w:t xml:space="preserve">a rubrica do projeto integrador — sete dimensões e quatro níveis de desempenho —,</w:t>
+      </w:r>
+      <w:r>
         <w:t xml:space="preserve"> </w:t>
       </w:r>
       <w:r>
-        <w:rPr>
-          <w:rFonts w:ascii="Calibri" w:hAnsi="Calibri"/>
-        </w:rPr>
-        <w:t xml:space="preserve">preenchida e a apresentação de até 5 minutos para a turma.</w:t>
+        <w:t xml:space="preserve">aplicada sobre a ficha preenchida e a apresentação de até 5 minutos para a turma.</w:t>
       </w:r>
     </w:p>
     <w:p>
       <w:r>
-        <w:rPr>
-          <w:rFonts w:ascii="Calibri" w:hAnsi="Calibri"/>
-        </w:rPr>
         <w:pict>
           <v:rect style="width:0;height:1.5pt" o:hralign="center" o:hrstd="t" o:hr="t"/>
         </w:pict>
@@ -4729,9 +2697,6 @@
         <w:pStyle w:val="Heading2"/>
       </w:pPr>
       <w:r>
-        <w:rPr>
-          <w:rFonts w:ascii="Calibri" w:hAnsi="Calibri"/>
-        </w:rPr>
         <w:t xml:space="preserve">Nota de sigilo</w:t>
       </w:r>
     </w:p>
@@ -4740,137 +2705,73 @@
         <w:pStyle w:val="FirstParagraph"/>
       </w:pPr>
       <w:r>
+        <w:t xml:space="preserve">Os insumos deste anexo são fictícios justamente para que possam ser colados numa ferramenta de IA</w:t>
+      </w:r>
+      <w:r>
+        <w:t xml:space="preserve"> </w:t>
+      </w:r>
+      <w:r>
+        <w:t xml:space="preserve">sem restrição. Ao substituir um caso-tipo por rotina própria, vale a regra do curso: confere-se</w:t>
+      </w:r>
+      <w:r>
+        <w:t xml:space="preserve"> </w:t>
+      </w:r>
+      <w:r>
+        <w:t xml:space="preserve">primeiro o</w:t>
+      </w:r>
+      <w:r>
+        <w:t xml:space="preserve"> </w:t>
+      </w:r>
+      <w:r>
         <w:rPr>
-          <w:rFonts w:ascii="Calibri" w:hAnsi="Calibri"/>
-        </w:rPr>
-        <w:t xml:space="preserve">Os insumos deste anexo são fictícios justamente para que possam ser colados numa ferramenta de IA</w:t>
-      </w:r>
-      <w:r>
-        <w:rPr>
-          <w:rFonts w:ascii="Calibri" w:hAnsi="Calibri"/>
-        </w:rPr>
-        <w:t xml:space="preserve"> </w:t>
-      </w:r>
-      <w:r>
-        <w:rPr>
-          <w:rFonts w:ascii="Calibri" w:hAnsi="Calibri"/>
-        </w:rPr>
-        <w:t xml:space="preserve">sem restrição. Ao substituir um caso-tipo por rotina própria, vale a regra do curso: confere-se</w:t>
-      </w:r>
-      <w:r>
-        <w:rPr>
-          <w:rFonts w:ascii="Calibri" w:hAnsi="Calibri"/>
-        </w:rPr>
-        <w:t xml:space="preserve"> </w:t>
-      </w:r>
-      <w:r>
-        <w:rPr>
-          <w:rFonts w:ascii="Calibri" w:hAnsi="Calibri"/>
-        </w:rPr>
-        <w:t xml:space="preserve">primeiro o</w:t>
-      </w:r>
-      <w:r>
-        <w:rPr>
-          <w:rFonts w:ascii="Calibri" w:hAnsi="Calibri"/>
-        </w:rPr>
-        <w:t xml:space="preserve"> </w:t>
-      </w:r>
-      <w:r>
-        <w:rPr>
-          <w:rFonts w:ascii="Calibri" w:hAnsi="Calibri"/>
           <w:b/>
           <w:bCs/>
         </w:rPr>
         <w:t xml:space="preserve">sigilo</w:t>
       </w:r>
       <w:r>
-        <w:rPr>
-          <w:rFonts w:ascii="Calibri" w:hAnsi="Calibri"/>
-        </w:rPr>
         <w:t xml:space="preserve"> </w:t>
       </w:r>
       <w:r>
-        <w:rPr>
-          <w:rFonts w:ascii="Calibri" w:hAnsi="Calibri"/>
-        </w:rPr>
         <w:t xml:space="preserve">— se for</w:t>
       </w:r>
       <w:r>
-        <w:rPr>
-          <w:rFonts w:ascii="Calibri" w:hAnsi="Calibri"/>
-        </w:rPr>
         <w:t xml:space="preserve"> </w:t>
       </w:r>
       <w:r>
-        <w:rPr>
-          <w:rFonts w:ascii="Calibri" w:hAnsi="Calibri"/>
-        </w:rPr>
         <w:t xml:space="preserve">“</w:t>
       </w:r>
       <w:r>
-        <w:rPr>
-          <w:rFonts w:ascii="Calibri" w:hAnsi="Calibri"/>
-        </w:rPr>
         <w:t xml:space="preserve">sim</w:t>
       </w:r>
       <w:r>
-        <w:rPr>
-          <w:rFonts w:ascii="Calibri" w:hAnsi="Calibri"/>
-        </w:rPr>
         <w:t xml:space="preserve">”</w:t>
       </w:r>
       <w:r>
-        <w:rPr>
-          <w:rFonts w:ascii="Calibri" w:hAnsi="Calibri"/>
-        </w:rPr>
         <w:t xml:space="preserve"> </w:t>
       </w:r>
       <w:r>
-        <w:rPr>
-          <w:rFonts w:ascii="Calibri" w:hAnsi="Calibri"/>
-        </w:rPr>
         <w:t xml:space="preserve">ou</w:t>
       </w:r>
       <w:r>
-        <w:rPr>
-          <w:rFonts w:ascii="Calibri" w:hAnsi="Calibri"/>
-        </w:rPr>
         <w:t xml:space="preserve"> </w:t>
       </w:r>
       <w:r>
-        <w:rPr>
-          <w:rFonts w:ascii="Calibri" w:hAnsi="Calibri"/>
-        </w:rPr>
         <w:t xml:space="preserve">“</w:t>
       </w:r>
       <w:r>
-        <w:rPr>
-          <w:rFonts w:ascii="Calibri" w:hAnsi="Calibri"/>
-        </w:rPr>
         <w:t xml:space="preserve">desconhecido</w:t>
       </w:r>
       <w:r>
-        <w:rPr>
-          <w:rFonts w:ascii="Calibri" w:hAnsi="Calibri"/>
-        </w:rPr>
         <w:t xml:space="preserve">”</w:t>
       </w:r>
       <w:r>
-        <w:rPr>
-          <w:rFonts w:ascii="Calibri" w:hAnsi="Calibri"/>
-        </w:rPr>
         <w:t xml:space="preserve">, não se envia, ponto; anonimizar só faz</w:t>
       </w:r>
       <w:r>
-        <w:rPr>
-          <w:rFonts w:ascii="Calibri" w:hAnsi="Calibri"/>
-        </w:rPr>
         <w:t xml:space="preserve"> </w:t>
       </w:r>
       <w:r>
-        <w:rPr>
-          <w:rFonts w:ascii="Calibri" w:hAnsi="Calibri"/>
-        </w:rPr>
         <w:t xml:space="preserve">sentido quando o envio já é permitido (Resolução CNJ 615/2025, arts. 7º e 19).</w:t>
       </w:r>
     </w:p>
@@ -17218,13 +15119,239 @@
       </w:tcPr>
     </w:tblStylePr>
   </w:style>
-  <w:style w:type="paragraph" w:customStyle="1" w:styleId="SourceCode">
+  <w:style w:customStyle="1" w:styleId="SourceCode" w:type="paragraph">
     <w:name w:val="Source Code"/>
     <w:basedOn w:val="Normal"/>
     <w:link w:val="VerbatimChar"/>
     <w:pPr>
       <w:wordWrap w:val="off"/>
     </w:pPr>
+  </w:style>
+  <w:style w:customStyle="1" w:styleId="KeywordTok" w:type="character">
+    <w:name w:val="KeywordTok"/>
+    <w:basedOn w:val="VerbatimChar"/>
+    <w:rPr>
+      <w:b/>
+      <w:color w:val="007020"/>
+    </w:rPr>
+  </w:style>
+  <w:style w:customStyle="1" w:styleId="DataTypeTok" w:type="character">
+    <w:name w:val="DataTypeTok"/>
+    <w:basedOn w:val="VerbatimChar"/>
+    <w:rPr>
+      <w:color w:val="902000"/>
+    </w:rPr>
+  </w:style>
+  <w:style w:customStyle="1" w:styleId="DecValTok" w:type="character">
+    <w:name w:val="DecValTok"/>
+    <w:basedOn w:val="VerbatimChar"/>
+    <w:rPr>
+      <w:color w:val="40a070"/>
+    </w:rPr>
+  </w:style>
+  <w:style w:customStyle="1" w:styleId="BaseNTok" w:type="character">
+    <w:name w:val="BaseNTok"/>
+    <w:basedOn w:val="VerbatimChar"/>
+    <w:rPr>
+      <w:color w:val="40a070"/>
+    </w:rPr>
+  </w:style>
+  <w:style w:customStyle="1" w:styleId="FloatTok" w:type="character">
+    <w:name w:val="FloatTok"/>
+    <w:basedOn w:val="VerbatimChar"/>
+    <w:rPr>
+      <w:color w:val="40a070"/>
+    </w:rPr>
+  </w:style>
+  <w:style w:customStyle="1" w:styleId="ConstantTok" w:type="character">
+    <w:name w:val="ConstantTok"/>
+    <w:basedOn w:val="VerbatimChar"/>
+    <w:rPr>
+      <w:color w:val="880000"/>
+    </w:rPr>
+  </w:style>
+  <w:style w:customStyle="1" w:styleId="CharTok" w:type="character">
+    <w:name w:val="CharTok"/>
+    <w:basedOn w:val="VerbatimChar"/>
+    <w:rPr>
+      <w:color w:val="4070a0"/>
+    </w:rPr>
+  </w:style>
+  <w:style w:customStyle="1" w:styleId="SpecialCharTok" w:type="character">
+    <w:name w:val="SpecialCharTok"/>
+    <w:basedOn w:val="VerbatimChar"/>
+    <w:rPr>
+      <w:color w:val="4070a0"/>
+    </w:rPr>
+  </w:style>
+  <w:style w:customStyle="1" w:styleId="StringTok" w:type="character">
+    <w:name w:val="StringTok"/>
+    <w:basedOn w:val="VerbatimChar"/>
+    <w:rPr>
+      <w:color w:val="4070a0"/>
+    </w:rPr>
+  </w:style>
+  <w:style w:customStyle="1" w:styleId="VerbatimStringTok" w:type="character">
+    <w:name w:val="VerbatimStringTok"/>
+    <w:basedOn w:val="VerbatimChar"/>
+    <w:rPr>
+      <w:color w:val="4070a0"/>
+    </w:rPr>
+  </w:style>
+  <w:style w:customStyle="1" w:styleId="SpecialStringTok" w:type="character">
+    <w:name w:val="SpecialStringTok"/>
+    <w:basedOn w:val="VerbatimChar"/>
+    <w:rPr>
+      <w:color w:val="bb6688"/>
+    </w:rPr>
+  </w:style>
+  <w:style w:customStyle="1" w:styleId="ImportTok" w:type="character">
+    <w:name w:val="ImportTok"/>
+    <w:basedOn w:val="VerbatimChar"/>
+    <w:rPr>
+      <w:b/>
+      <w:color w:val="008000"/>
+    </w:rPr>
+  </w:style>
+  <w:style w:customStyle="1" w:styleId="CommentTok" w:type="character">
+    <w:name w:val="CommentTok"/>
+    <w:basedOn w:val="VerbatimChar"/>
+    <w:rPr>
+      <w:i/>
+      <w:color w:val="60a0b0"/>
+    </w:rPr>
+  </w:style>
+  <w:style w:customStyle="1" w:styleId="DocumentationTok" w:type="character">
+    <w:name w:val="DocumentationTok"/>
+    <w:basedOn w:val="VerbatimChar"/>
+    <w:rPr>
+      <w:i/>
+      <w:color w:val="ba2121"/>
+    </w:rPr>
+  </w:style>
+  <w:style w:customStyle="1" w:styleId="AnnotationTok" w:type="character">
+    <w:name w:val="AnnotationTok"/>
+    <w:basedOn w:val="VerbatimChar"/>
+    <w:rPr>
+      <w:b/>
+      <w:i/>
+      <w:color w:val="60a0b0"/>
+    </w:rPr>
+  </w:style>
+  <w:style w:customStyle="1" w:styleId="CommentVarTok" w:type="character">
+    <w:name w:val="CommentVarTok"/>
+    <w:basedOn w:val="VerbatimChar"/>
+    <w:rPr>
+      <w:b/>
+      <w:i/>
+      <w:color w:val="60a0b0"/>
+    </w:rPr>
+  </w:style>
+  <w:style w:customStyle="1" w:styleId="OtherTok" w:type="character">
+    <w:name w:val="OtherTok"/>
+    <w:basedOn w:val="VerbatimChar"/>
+    <w:rPr>
+      <w:color w:val="007020"/>
+    </w:rPr>
+  </w:style>
+  <w:style w:customStyle="1" w:styleId="FunctionTok" w:type="character">
+    <w:name w:val="FunctionTok"/>
+    <w:basedOn w:val="VerbatimChar"/>
+    <w:rPr>
+      <w:color w:val="06287e"/>
+    </w:rPr>
+  </w:style>
+  <w:style w:customStyle="1" w:styleId="VariableTok" w:type="character">
+    <w:name w:val="VariableTok"/>
+    <w:basedOn w:val="VerbatimChar"/>
+    <w:rPr>
+      <w:color w:val="19177c"/>
+    </w:rPr>
+  </w:style>
+  <w:style w:customStyle="1" w:styleId="ControlFlowTok" w:type="character">
+    <w:name w:val="ControlFlowTok"/>
+    <w:basedOn w:val="VerbatimChar"/>
+    <w:rPr>
+      <w:b/>
+      <w:color w:val="007020"/>
+    </w:rPr>
+  </w:style>
+  <w:style w:customStyle="1" w:styleId="OperatorTok" w:type="character">
+    <w:name w:val="OperatorTok"/>
+    <w:basedOn w:val="VerbatimChar"/>
+    <w:rPr>
+      <w:color w:val="666666"/>
+    </w:rPr>
+  </w:style>
+  <w:style w:customStyle="1" w:styleId="BuiltInTok" w:type="character">
+    <w:name w:val="BuiltInTok"/>
+    <w:basedOn w:val="VerbatimChar"/>
+    <w:rPr>
+      <w:color w:val="008000"/>
+    </w:rPr>
+  </w:style>
+  <w:style w:customStyle="1" w:styleId="ExtensionTok" w:type="character">
+    <w:name w:val="ExtensionTok"/>
+    <w:basedOn w:val="VerbatimChar"/>
+    <w:rPr/>
+  </w:style>
+  <w:style w:customStyle="1" w:styleId="PreprocessorTok" w:type="character">
+    <w:name w:val="PreprocessorTok"/>
+    <w:basedOn w:val="VerbatimChar"/>
+    <w:rPr>
+      <w:color w:val="bc7a00"/>
+    </w:rPr>
+  </w:style>
+  <w:style w:customStyle="1" w:styleId="AttributeTok" w:type="character">
+    <w:name w:val="AttributeTok"/>
+    <w:basedOn w:val="VerbatimChar"/>
+    <w:rPr>
+      <w:color w:val="7d9029"/>
+    </w:rPr>
+  </w:style>
+  <w:style w:customStyle="1" w:styleId="RegionMarkerTok" w:type="character">
+    <w:name w:val="RegionMarkerTok"/>
+    <w:basedOn w:val="VerbatimChar"/>
+    <w:rPr/>
+  </w:style>
+  <w:style w:customStyle="1" w:styleId="InformationTok" w:type="character">
+    <w:name w:val="InformationTok"/>
+    <w:basedOn w:val="VerbatimChar"/>
+    <w:rPr>
+      <w:b/>
+      <w:i/>
+      <w:color w:val="60a0b0"/>
+    </w:rPr>
+  </w:style>
+  <w:style w:customStyle="1" w:styleId="WarningTok" w:type="character">
+    <w:name w:val="WarningTok"/>
+    <w:basedOn w:val="VerbatimChar"/>
+    <w:rPr>
+      <w:b/>
+      <w:i/>
+      <w:color w:val="60a0b0"/>
+    </w:rPr>
+  </w:style>
+  <w:style w:customStyle="1" w:styleId="AlertTok" w:type="character">
+    <w:name w:val="AlertTok"/>
+    <w:basedOn w:val="VerbatimChar"/>
+    <w:rPr>
+      <w:b/>
+      <w:color w:val="ff0000"/>
+    </w:rPr>
+  </w:style>
+  <w:style w:customStyle="1" w:styleId="ErrorTok" w:type="character">
+    <w:name w:val="ErrorTok"/>
+    <w:basedOn w:val="VerbatimChar"/>
+    <w:rPr>
+      <w:b/>
+      <w:color w:val="ff0000"/>
+    </w:rPr>
+  </w:style>
+  <w:style w:customStyle="1" w:styleId="NormalTok" w:type="character">
+    <w:name w:val="NormalTok"/>
+    <w:basedOn w:val="VerbatimChar"/>
+    <w:rPr/>
   </w:style>
   <w:style w:type="character" w:customStyle="1" w:styleId="KeywordTok">
     <w:name w:val="KeywordTok"/>
